--- a/Ansible/12-templates.docx
+++ b/Ansible/12-templates.docx
@@ -1011,17 +1011,7 @@
           <w:sz w:val="36"/>
           <w:szCs w:val="36"/>
         </w:rPr>
-        <w:t>Basic Jinja2 Syntax</w:t>
-      </w:r>
-      <w:r>
-        <w:rPr>
-          <w:rFonts w:asciiTheme="majorBidi" w:hAnsiTheme="majorBidi" w:cstheme="majorBidi"/>
-          <w:b/>
-          <w:bCs/>
-          <w:sz w:val="36"/>
-          <w:szCs w:val="36"/>
-        </w:rPr>
-        <w:t>:</w:t>
+        <w:t>Basic Jinja2 Syntax:</w:t>
       </w:r>
     </w:p>
     <w:p>
@@ -3354,8 +3344,8 @@
         <w:jc w:val="both"/>
         <w:rPr>
           <w:rFonts w:asciiTheme="majorBidi" w:hAnsiTheme="majorBidi" w:cstheme="majorBidi"/>
-          <w:sz w:val="32"/>
-          <w:szCs w:val="32"/>
+          <w:sz w:val="30"/>
+          <w:szCs w:val="30"/>
         </w:rPr>
       </w:pPr>
     </w:p>
@@ -3468,15 +3458,7 @@
           <w:sz w:val="28"/>
           <w:szCs w:val="28"/>
         </w:rPr>
-        <w:t>) that tells the user the file is managed by Ansible.</w:t>
-      </w:r>
-      <w:r>
-        <w:rPr>
-          <w:rFonts w:asciiTheme="majorBidi" w:hAnsiTheme="majorBidi" w:cstheme="majorBidi"/>
-          <w:sz w:val="28"/>
-          <w:szCs w:val="28"/>
-        </w:rPr>
-        <w:t xml:space="preserve"> </w:t>
+        <w:t xml:space="preserve">) that tells the user the file is managed by Ansible. </w:t>
       </w:r>
       <w:proofErr w:type="gramStart"/>
       <w:r>
@@ -3494,31 +3476,7 @@
           <w:sz w:val="28"/>
           <w:szCs w:val="28"/>
         </w:rPr>
-        <w:t xml:space="preserve"> </w:t>
-      </w:r>
-      <w:r>
-        <w:rPr>
-          <w:rFonts w:asciiTheme="majorBidi" w:hAnsiTheme="majorBidi" w:cstheme="majorBidi"/>
-          <w:sz w:val="28"/>
-          <w:szCs w:val="28"/>
-        </w:rPr>
-        <w:t>Usage</w:t>
-      </w:r>
-      <w:r>
-        <w:rPr>
-          <w:rFonts w:asciiTheme="majorBidi" w:hAnsiTheme="majorBidi" w:cstheme="majorBidi"/>
-          <w:sz w:val="28"/>
-          <w:szCs w:val="28"/>
-        </w:rPr>
-        <w:t xml:space="preserve"> is:</w:t>
-      </w:r>
-      <w:r>
-        <w:rPr>
-          <w:rFonts w:asciiTheme="majorBidi" w:hAnsiTheme="majorBidi" w:cstheme="majorBidi"/>
-          <w:sz w:val="28"/>
-          <w:szCs w:val="28"/>
-        </w:rPr>
-        <w:t xml:space="preserve"> </w:t>
+        <w:t xml:space="preserve"> Usage is: </w:t>
       </w:r>
       <w:r>
         <w:rPr>
@@ -3698,7 +3656,7 @@
     </w:p>
     <w:p>
       <w:pPr>
-        <w:spacing w:after="80"/>
+        <w:spacing w:after="60"/>
         <w:jc w:val="both"/>
         <w:rPr>
           <w:rFonts w:asciiTheme="majorBidi" w:hAnsiTheme="majorBidi" w:cstheme="majorBidi"/>
@@ -4895,6 +4853,7 @@
           <w:ilvl w:val="0"/>
           <w:numId w:val="2"/>
         </w:numPr>
+        <w:spacing w:after="120"/>
         <w:ind w:left="360"/>
         <w:jc w:val="both"/>
         <w:rPr>
@@ -4983,6 +4942,8097 @@
         </w:rPr>
         <w:t xml:space="preserve"> file but never appear in the final file on the remote server.</w:t>
       </w:r>
+    </w:p>
+    <w:p>
+      <w:pPr>
+        <w:spacing w:after="60"/>
+        <w:jc w:val="both"/>
+        <w:rPr>
+          <w:rFonts w:asciiTheme="majorBidi" w:hAnsiTheme="majorBidi" w:cstheme="majorBidi"/>
+          <w:b/>
+          <w:bCs/>
+          <w:sz w:val="32"/>
+          <w:szCs w:val="32"/>
+        </w:rPr>
+      </w:pPr>
+      <w:r>
+        <w:rPr>
+          <w:rFonts w:asciiTheme="majorBidi" w:hAnsiTheme="majorBidi" w:cstheme="majorBidi"/>
+          <w:b/>
+          <w:bCs/>
+          <w:sz w:val="32"/>
+          <w:szCs w:val="32"/>
+        </w:rPr>
+        <w:t>Whitespace Control (The “Clean Config” Secret)</w:t>
+      </w:r>
+    </w:p>
+    <w:p>
+      <w:pPr>
+        <w:spacing w:after="60"/>
+        <w:jc w:val="both"/>
+        <w:rPr>
+          <w:rFonts w:asciiTheme="majorBidi" w:hAnsiTheme="majorBidi" w:cstheme="majorBidi"/>
+          <w:sz w:val="28"/>
+          <w:szCs w:val="28"/>
+        </w:rPr>
+      </w:pPr>
+      <w:r>
+        <w:rPr>
+          <w:rFonts w:asciiTheme="majorBidi" w:hAnsiTheme="majorBidi" w:cstheme="majorBidi"/>
+          <w:sz w:val="28"/>
+          <w:szCs w:val="28"/>
+        </w:rPr>
+        <w:t>By default, Jinja2 logic tags (</w:t>
+      </w:r>
+      <w:r>
+        <w:rPr>
+          <w:rFonts w:asciiTheme="majorBidi" w:hAnsiTheme="majorBidi" w:cstheme="majorBidi"/>
+          <w:b/>
+          <w:bCs/>
+          <w:i/>
+          <w:iCs/>
+          <w:sz w:val="28"/>
+          <w:szCs w:val="28"/>
+        </w:rPr>
+        <w:t>{% %}</w:t>
+      </w:r>
+      <w:r>
+        <w:rPr>
+          <w:rFonts w:asciiTheme="majorBidi" w:hAnsiTheme="majorBidi" w:cstheme="majorBidi"/>
+          <w:sz w:val="28"/>
+          <w:szCs w:val="28"/>
+        </w:rPr>
+        <w:t>) leave a blank line in the final file. A senior’s config files are always clean. Use the minus sign (</w:t>
+      </w:r>
+      <w:r>
+        <w:rPr>
+          <w:rFonts w:asciiTheme="majorBidi" w:hAnsiTheme="majorBidi" w:cstheme="majorBidi"/>
+          <w:b/>
+          <w:bCs/>
+          <w:i/>
+          <w:iCs/>
+          <w:sz w:val="28"/>
+          <w:szCs w:val="28"/>
+        </w:rPr>
+        <w:t>-</w:t>
+      </w:r>
+      <w:r>
+        <w:rPr>
+          <w:rFonts w:asciiTheme="majorBidi" w:hAnsiTheme="majorBidi" w:cstheme="majorBidi"/>
+          <w:sz w:val="28"/>
+          <w:szCs w:val="28"/>
+        </w:rPr>
+        <w:t>) to “gulp” the whitespace.</w:t>
+      </w:r>
+    </w:p>
+    <w:p>
+      <w:pPr>
+        <w:pStyle w:val="ListParagraph"/>
+        <w:numPr>
+          <w:ilvl w:val="0"/>
+          <w:numId w:val="3"/>
+        </w:numPr>
+        <w:ind w:left="360"/>
+        <w:jc w:val="both"/>
+        <w:rPr>
+          <w:rFonts w:asciiTheme="majorBidi" w:hAnsiTheme="majorBidi" w:cstheme="majorBidi"/>
+          <w:sz w:val="28"/>
+          <w:szCs w:val="28"/>
+        </w:rPr>
+      </w:pPr>
+      <w:r>
+        <w:rPr>
+          <w:rFonts w:asciiTheme="majorBidi" w:hAnsiTheme="majorBidi" w:cstheme="majorBidi"/>
+          <w:b/>
+          <w:bCs/>
+          <w:i/>
+          <w:iCs/>
+          <w:sz w:val="28"/>
+          <w:szCs w:val="28"/>
+        </w:rPr>
+        <w:t>{%-</w:t>
+      </w:r>
+      <w:r>
+        <w:rPr>
+          <w:rFonts w:asciiTheme="majorBidi" w:hAnsiTheme="majorBidi" w:cstheme="majorBidi"/>
+          <w:sz w:val="28"/>
+          <w:szCs w:val="28"/>
+        </w:rPr>
+        <w:t xml:space="preserve"> </w:t>
+      </w:r>
+      <w:r>
+        <w:rPr>
+          <w:rFonts w:asciiTheme="majorBidi" w:hAnsiTheme="majorBidi" w:cstheme="majorBidi"/>
+          <w:sz w:val="28"/>
+          <w:szCs w:val="28"/>
+        </w:rPr>
+        <w:t xml:space="preserve">→ </w:t>
+      </w:r>
+      <w:r>
+        <w:rPr>
+          <w:rFonts w:asciiTheme="majorBidi" w:hAnsiTheme="majorBidi" w:cstheme="majorBidi"/>
+          <w:sz w:val="28"/>
+          <w:szCs w:val="28"/>
+        </w:rPr>
+        <w:t>Removes whitespace before the block.</w:t>
+      </w:r>
+    </w:p>
+    <w:p>
+      <w:pPr>
+        <w:pStyle w:val="ListParagraph"/>
+        <w:numPr>
+          <w:ilvl w:val="0"/>
+          <w:numId w:val="3"/>
+        </w:numPr>
+        <w:spacing w:after="120"/>
+        <w:ind w:left="360"/>
+        <w:jc w:val="both"/>
+        <w:rPr>
+          <w:rFonts w:asciiTheme="majorBidi" w:hAnsiTheme="majorBidi" w:cstheme="majorBidi"/>
+          <w:sz w:val="28"/>
+          <w:szCs w:val="28"/>
+        </w:rPr>
+      </w:pPr>
+      <w:r>
+        <w:rPr>
+          <w:rFonts w:asciiTheme="majorBidi" w:hAnsiTheme="majorBidi" w:cstheme="majorBidi"/>
+          <w:b/>
+          <w:bCs/>
+          <w:i/>
+          <w:iCs/>
+          <w:sz w:val="28"/>
+          <w:szCs w:val="28"/>
+        </w:rPr>
+        <w:lastRenderedPageBreak/>
+        <w:t>-%}</w:t>
+      </w:r>
+      <w:r>
+        <w:rPr>
+          <w:rFonts w:asciiTheme="majorBidi" w:hAnsiTheme="majorBidi" w:cstheme="majorBidi"/>
+          <w:sz w:val="28"/>
+          <w:szCs w:val="28"/>
+        </w:rPr>
+        <w:t xml:space="preserve"> </w:t>
+      </w:r>
+      <w:r>
+        <w:rPr>
+          <w:rFonts w:asciiTheme="majorBidi" w:hAnsiTheme="majorBidi" w:cstheme="majorBidi"/>
+          <w:sz w:val="28"/>
+          <w:szCs w:val="28"/>
+        </w:rPr>
+        <w:t xml:space="preserve">→ </w:t>
+      </w:r>
+      <w:r>
+        <w:rPr>
+          <w:rFonts w:asciiTheme="majorBidi" w:hAnsiTheme="majorBidi" w:cstheme="majorBidi"/>
+          <w:sz w:val="28"/>
+          <w:szCs w:val="28"/>
+        </w:rPr>
+        <w:t>Removes whitespace after the block.</w:t>
+      </w:r>
+    </w:p>
+    <w:p>
+      <w:pPr>
+        <w:jc w:val="both"/>
+        <w:rPr>
+          <w:rFonts w:asciiTheme="majorBidi" w:hAnsiTheme="majorBidi" w:cstheme="majorBidi"/>
+          <w:sz w:val="28"/>
+          <w:szCs w:val="28"/>
+          <w:u w:val="single"/>
+        </w:rPr>
+      </w:pPr>
+      <w:r>
+        <w:rPr>
+          <w:rFonts w:asciiTheme="majorBidi" w:hAnsiTheme="majorBidi" w:cstheme="majorBidi"/>
+          <w:noProof/>
+          <w:sz w:val="28"/>
+          <w:szCs w:val="28"/>
+          <w:u w:val="single"/>
+        </w:rPr>
+        <mc:AlternateContent>
+          <mc:Choice Requires="wps">
+            <w:drawing>
+              <wp:anchor distT="0" distB="0" distL="114300" distR="114300" simplePos="0" relativeHeight="251664384" behindDoc="0" locked="0" layoutInCell="1" allowOverlap="1" wp14:anchorId="73F33943" wp14:editId="16F45EF9">
+                <wp:simplePos x="0" y="0"/>
+                <wp:positionH relativeFrom="margin">
+                  <wp:align>left</wp:align>
+                </wp:positionH>
+                <wp:positionV relativeFrom="paragraph">
+                  <wp:posOffset>282521</wp:posOffset>
+                </wp:positionV>
+                <wp:extent cx="3283888" cy="2107095"/>
+                <wp:effectExtent l="0" t="0" r="12065" b="26670"/>
+                <wp:wrapNone/>
+                <wp:docPr id="370501669" name="Rectangle 6"/>
+                <wp:cNvGraphicFramePr/>
+                <a:graphic xmlns:a="http://schemas.openxmlformats.org/drawingml/2006/main">
+                  <a:graphicData uri="http://schemas.microsoft.com/office/word/2010/wordprocessingShape">
+                    <wps:wsp>
+                      <wps:cNvSpPr/>
+                      <wps:spPr>
+                        <a:xfrm>
+                          <a:off x="0" y="0"/>
+                          <a:ext cx="3283888" cy="2107095"/>
+                        </a:xfrm>
+                        <a:prstGeom prst="rect">
+                          <a:avLst/>
+                        </a:prstGeom>
+                      </wps:spPr>
+                      <wps:style>
+                        <a:lnRef idx="2">
+                          <a:schemeClr val="dk1">
+                            <a:shade val="15000"/>
+                          </a:schemeClr>
+                        </a:lnRef>
+                        <a:fillRef idx="1">
+                          <a:schemeClr val="dk1"/>
+                        </a:fillRef>
+                        <a:effectRef idx="0">
+                          <a:schemeClr val="dk1"/>
+                        </a:effectRef>
+                        <a:fontRef idx="minor">
+                          <a:schemeClr val="lt1"/>
+                        </a:fontRef>
+                      </wps:style>
+                      <wps:txbx>
+                        <w:txbxContent>
+                          <w:p>
+                            <w:pPr>
+                              <w:spacing w:after="40"/>
+                              <w:rPr>
+                                <w:rFonts w:asciiTheme="majorBidi" w:hAnsiTheme="majorBidi" w:cstheme="majorBidi"/>
+                                <w:b/>
+                                <w:bCs/>
+                                <w:i/>
+                                <w:iCs/>
+                                <w:color w:val="808080" w:themeColor="background1" w:themeShade="80"/>
+                                <w:sz w:val="28"/>
+                                <w:szCs w:val="28"/>
+                              </w:rPr>
+                            </w:pPr>
+                            <w:r>
+                              <w:rPr>
+                                <w:rFonts w:asciiTheme="majorBidi" w:hAnsiTheme="majorBidi" w:cstheme="majorBidi"/>
+                                <w:b/>
+                                <w:bCs/>
+                                <w:i/>
+                                <w:iCs/>
+                                <w:color w:val="808080" w:themeColor="background1" w:themeShade="80"/>
+                                <w:sz w:val="28"/>
+                                <w:szCs w:val="28"/>
+                              </w:rPr>
+                              <w:t># Without dashes (leaves ugly blank lines)</w:t>
+                            </w:r>
+                          </w:p>
+                          <w:p>
+                            <w:pPr>
+                              <w:spacing w:after="0"/>
+                              <w:rPr>
+                                <w:rFonts w:asciiTheme="majorBidi" w:hAnsiTheme="majorBidi" w:cstheme="majorBidi"/>
+                                <w:b/>
+                                <w:bCs/>
+                                <w:i/>
+                                <w:iCs/>
+                                <w:sz w:val="28"/>
+                                <w:szCs w:val="28"/>
+                              </w:rPr>
+                            </w:pPr>
+                            <w:r>
+                              <w:rPr>
+                                <w:rFonts w:asciiTheme="majorBidi" w:hAnsiTheme="majorBidi" w:cstheme="majorBidi"/>
+                                <w:b/>
+                                <w:bCs/>
+                                <w:i/>
+                                <w:iCs/>
+                                <w:sz w:val="28"/>
+                                <w:szCs w:val="28"/>
+                              </w:rPr>
+                              <w:t>{% for server in groups['web'] %}</w:t>
+                            </w:r>
+                          </w:p>
+                          <w:p>
+                            <w:pPr>
+                              <w:spacing w:after="0"/>
+                              <w:rPr>
+                                <w:rFonts w:asciiTheme="majorBidi" w:hAnsiTheme="majorBidi" w:cstheme="majorBidi"/>
+                                <w:b/>
+                                <w:bCs/>
+                                <w:i/>
+                                <w:iCs/>
+                                <w:sz w:val="28"/>
+                                <w:szCs w:val="28"/>
+                              </w:rPr>
+                            </w:pPr>
+                            <w:r>
+                              <w:rPr>
+                                <w:rFonts w:asciiTheme="majorBidi" w:hAnsiTheme="majorBidi" w:cstheme="majorBidi"/>
+                                <w:b/>
+                                <w:bCs/>
+                                <w:i/>
+                                <w:iCs/>
+                                <w:sz w:val="28"/>
+                                <w:szCs w:val="28"/>
+                              </w:rPr>
+                              <w:t xml:space="preserve">  server </w:t>
+                            </w:r>
+                            <w:proofErr w:type="gramStart"/>
+                            <w:r>
+                              <w:rPr>
+                                <w:rFonts w:asciiTheme="majorBidi" w:hAnsiTheme="majorBidi" w:cstheme="majorBidi"/>
+                                <w:b/>
+                                <w:bCs/>
+                                <w:i/>
+                                <w:iCs/>
+                                <w:sz w:val="28"/>
+                                <w:szCs w:val="28"/>
+                              </w:rPr>
+                              <w:t>{{ server</w:t>
+                            </w:r>
+                            <w:proofErr w:type="gramEnd"/>
+                            <w:r>
+                              <w:rPr>
+                                <w:rFonts w:asciiTheme="majorBidi" w:hAnsiTheme="majorBidi" w:cstheme="majorBidi"/>
+                                <w:b/>
+                                <w:bCs/>
+                                <w:i/>
+                                <w:iCs/>
+                                <w:sz w:val="28"/>
+                                <w:szCs w:val="28"/>
+                              </w:rPr>
+                              <w:t xml:space="preserve"> }};</w:t>
+                            </w:r>
+                          </w:p>
+                          <w:p>
+                            <w:pPr>
+                              <w:spacing w:after="120"/>
+                              <w:rPr>
+                                <w:rFonts w:asciiTheme="majorBidi" w:hAnsiTheme="majorBidi" w:cstheme="majorBidi"/>
+                                <w:b/>
+                                <w:bCs/>
+                                <w:i/>
+                                <w:iCs/>
+                                <w:sz w:val="28"/>
+                                <w:szCs w:val="28"/>
+                              </w:rPr>
+                            </w:pPr>
+                            <w:r>
+                              <w:rPr>
+                                <w:rFonts w:asciiTheme="majorBidi" w:hAnsiTheme="majorBidi" w:cstheme="majorBidi"/>
+                                <w:b/>
+                                <w:bCs/>
+                                <w:i/>
+                                <w:iCs/>
+                                <w:sz w:val="28"/>
+                                <w:szCs w:val="28"/>
+                              </w:rPr>
+                              <w:t xml:space="preserve">{% </w:t>
+                            </w:r>
+                            <w:proofErr w:type="spellStart"/>
+                            <w:r>
+                              <w:rPr>
+                                <w:rFonts w:asciiTheme="majorBidi" w:hAnsiTheme="majorBidi" w:cstheme="majorBidi"/>
+                                <w:b/>
+                                <w:bCs/>
+                                <w:i/>
+                                <w:iCs/>
+                                <w:sz w:val="28"/>
+                                <w:szCs w:val="28"/>
+                              </w:rPr>
+                              <w:t>endfor</w:t>
+                            </w:r>
+                            <w:proofErr w:type="spellEnd"/>
+                            <w:r>
+                              <w:rPr>
+                                <w:rFonts w:asciiTheme="majorBidi" w:hAnsiTheme="majorBidi" w:cstheme="majorBidi"/>
+                                <w:b/>
+                                <w:bCs/>
+                                <w:i/>
+                                <w:iCs/>
+                                <w:sz w:val="28"/>
+                                <w:szCs w:val="28"/>
+                              </w:rPr>
+                              <w:t xml:space="preserve"> %}</w:t>
+                            </w:r>
+                          </w:p>
+                          <w:p>
+                            <w:pPr>
+                              <w:spacing w:after="40"/>
+                              <w:rPr>
+                                <w:rFonts w:asciiTheme="majorBidi" w:hAnsiTheme="majorBidi" w:cstheme="majorBidi"/>
+                                <w:b/>
+                                <w:bCs/>
+                                <w:i/>
+                                <w:iCs/>
+                                <w:color w:val="808080" w:themeColor="background1" w:themeShade="80"/>
+                                <w:sz w:val="28"/>
+                                <w:szCs w:val="28"/>
+                              </w:rPr>
+                            </w:pPr>
+                            <w:r>
+                              <w:rPr>
+                                <w:rFonts w:asciiTheme="majorBidi" w:hAnsiTheme="majorBidi" w:cstheme="majorBidi"/>
+                                <w:b/>
+                                <w:bCs/>
+                                <w:i/>
+                                <w:iCs/>
+                                <w:color w:val="808080" w:themeColor="background1" w:themeShade="80"/>
+                                <w:sz w:val="28"/>
+                                <w:szCs w:val="28"/>
+                              </w:rPr>
+                              <w:t># With dashes (perfectly formatted)</w:t>
+                            </w:r>
+                          </w:p>
+                          <w:p>
+                            <w:pPr>
+                              <w:spacing w:after="0"/>
+                              <w:rPr>
+                                <w:rFonts w:asciiTheme="majorBidi" w:hAnsiTheme="majorBidi" w:cstheme="majorBidi"/>
+                                <w:b/>
+                                <w:bCs/>
+                                <w:i/>
+                                <w:iCs/>
+                                <w:sz w:val="28"/>
+                                <w:szCs w:val="28"/>
+                              </w:rPr>
+                            </w:pPr>
+                            <w:r>
+                              <w:rPr>
+                                <w:rFonts w:asciiTheme="majorBidi" w:hAnsiTheme="majorBidi" w:cstheme="majorBidi"/>
+                                <w:b/>
+                                <w:bCs/>
+                                <w:i/>
+                                <w:iCs/>
+                                <w:sz w:val="28"/>
+                                <w:szCs w:val="28"/>
+                              </w:rPr>
+                              <w:t>{% for server in groups['web'] -%}</w:t>
+                            </w:r>
+                          </w:p>
+                          <w:p>
+                            <w:pPr>
+                              <w:spacing w:after="0"/>
+                              <w:rPr>
+                                <w:rFonts w:asciiTheme="majorBidi" w:hAnsiTheme="majorBidi" w:cstheme="majorBidi"/>
+                                <w:b/>
+                                <w:bCs/>
+                                <w:i/>
+                                <w:iCs/>
+                                <w:sz w:val="28"/>
+                                <w:szCs w:val="28"/>
+                              </w:rPr>
+                            </w:pPr>
+                            <w:r>
+                              <w:rPr>
+                                <w:rFonts w:asciiTheme="majorBidi" w:hAnsiTheme="majorBidi" w:cstheme="majorBidi"/>
+                                <w:b/>
+                                <w:bCs/>
+                                <w:i/>
+                                <w:iCs/>
+                                <w:sz w:val="28"/>
+                                <w:szCs w:val="28"/>
+                              </w:rPr>
+                              <w:t xml:space="preserve">  server </w:t>
+                            </w:r>
+                            <w:proofErr w:type="gramStart"/>
+                            <w:r>
+                              <w:rPr>
+                                <w:rFonts w:asciiTheme="majorBidi" w:hAnsiTheme="majorBidi" w:cstheme="majorBidi"/>
+                                <w:b/>
+                                <w:bCs/>
+                                <w:i/>
+                                <w:iCs/>
+                                <w:sz w:val="28"/>
+                                <w:szCs w:val="28"/>
+                              </w:rPr>
+                              <w:t>{{ server</w:t>
+                            </w:r>
+                            <w:proofErr w:type="gramEnd"/>
+                            <w:r>
+                              <w:rPr>
+                                <w:rFonts w:asciiTheme="majorBidi" w:hAnsiTheme="majorBidi" w:cstheme="majorBidi"/>
+                                <w:b/>
+                                <w:bCs/>
+                                <w:i/>
+                                <w:iCs/>
+                                <w:sz w:val="28"/>
+                                <w:szCs w:val="28"/>
+                              </w:rPr>
+                              <w:t xml:space="preserve"> }};</w:t>
+                            </w:r>
+                          </w:p>
+                          <w:p>
+                            <w:pPr>
+                              <w:spacing w:after="0"/>
+                              <w:jc w:val="both"/>
+                              <w:rPr>
+                                <w:rFonts w:asciiTheme="majorBidi" w:hAnsiTheme="majorBidi" w:cstheme="majorBidi"/>
+                                <w:b/>
+                                <w:bCs/>
+                                <w:i/>
+                                <w:iCs/>
+                                <w:sz w:val="28"/>
+                                <w:szCs w:val="28"/>
+                              </w:rPr>
+                            </w:pPr>
+                            <w:r>
+                              <w:rPr>
+                                <w:rFonts w:asciiTheme="majorBidi" w:hAnsiTheme="majorBidi" w:cstheme="majorBidi"/>
+                                <w:b/>
+                                <w:bCs/>
+                                <w:i/>
+                                <w:iCs/>
+                                <w:sz w:val="28"/>
+                                <w:szCs w:val="28"/>
+                              </w:rPr>
+                              <w:t xml:space="preserve">{% </w:t>
+                            </w:r>
+                            <w:proofErr w:type="spellStart"/>
+                            <w:r>
+                              <w:rPr>
+                                <w:rFonts w:asciiTheme="majorBidi" w:hAnsiTheme="majorBidi" w:cstheme="majorBidi"/>
+                                <w:b/>
+                                <w:bCs/>
+                                <w:i/>
+                                <w:iCs/>
+                                <w:sz w:val="28"/>
+                                <w:szCs w:val="28"/>
+                              </w:rPr>
+                              <w:t>endfor</w:t>
+                            </w:r>
+                            <w:proofErr w:type="spellEnd"/>
+                            <w:r>
+                              <w:rPr>
+                                <w:rFonts w:asciiTheme="majorBidi" w:hAnsiTheme="majorBidi" w:cstheme="majorBidi"/>
+                                <w:b/>
+                                <w:bCs/>
+                                <w:i/>
+                                <w:iCs/>
+                                <w:sz w:val="28"/>
+                                <w:szCs w:val="28"/>
+                              </w:rPr>
+                              <w:t xml:space="preserve"> -%}</w:t>
+                            </w:r>
+                          </w:p>
+                          <w:p>
+                            <w:pPr>
+                              <w:jc w:val="center"/>
+                            </w:pPr>
+                          </w:p>
+                        </w:txbxContent>
+                      </wps:txbx>
+                      <wps:bodyPr rot="0" spcFirstLastPara="0" vertOverflow="overflow" horzOverflow="overflow" vert="horz" wrap="square" lIns="91440" tIns="45720" rIns="91440" bIns="45720" numCol="1" spcCol="0" rtlCol="0" fromWordArt="0" anchor="ctr" anchorCtr="0" forceAA="0" compatLnSpc="1">
+                        <a:prstTxWarp prst="textNoShape">
+                          <a:avLst/>
+                        </a:prstTxWarp>
+                        <a:noAutofit/>
+                      </wps:bodyPr>
+                    </wps:wsp>
+                  </a:graphicData>
+                </a:graphic>
+                <wp14:sizeRelH relativeFrom="margin">
+                  <wp14:pctWidth>0</wp14:pctWidth>
+                </wp14:sizeRelH>
+                <wp14:sizeRelV relativeFrom="margin">
+                  <wp14:pctHeight>0</wp14:pctHeight>
+                </wp14:sizeRelV>
+              </wp:anchor>
+            </w:drawing>
+          </mc:Choice>
+          <mc:Fallback>
+            <w:pict>
+              <v:rect w14:anchorId="73F33943" id="Rectangle 6" o:spid="_x0000_s1031" style="position:absolute;left:0;text-align:left;margin-left:0;margin-top:22.25pt;width:258.55pt;height:165.9pt;z-index:251664384;visibility:visible;mso-wrap-style:square;mso-width-percent:0;mso-height-percent:0;mso-wrap-distance-left:9pt;mso-wrap-distance-top:0;mso-wrap-distance-right:9pt;mso-wrap-distance-bottom:0;mso-position-horizontal:left;mso-position-horizontal-relative:margin;mso-position-vertical:absolute;mso-position-vertical-relative:text;mso-width-percent:0;mso-height-percent:0;mso-width-relative:margin;mso-height-relative:margin;v-text-anchor:middle" o:gfxdata="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" fillcolor="black [3200]" strokecolor="black [480]" strokeweight="1pt">
+                <v:textbox>
+                  <w:txbxContent>
+                    <w:p>
+                      <w:pPr>
+                        <w:spacing w:after="40"/>
+                        <w:rPr>
+                          <w:rFonts w:asciiTheme="majorBidi" w:hAnsiTheme="majorBidi" w:cstheme="majorBidi"/>
+                          <w:b/>
+                          <w:bCs/>
+                          <w:i/>
+                          <w:iCs/>
+                          <w:color w:val="808080" w:themeColor="background1" w:themeShade="80"/>
+                          <w:sz w:val="28"/>
+                          <w:szCs w:val="28"/>
+                        </w:rPr>
+                      </w:pPr>
+                      <w:r>
+                        <w:rPr>
+                          <w:rFonts w:asciiTheme="majorBidi" w:hAnsiTheme="majorBidi" w:cstheme="majorBidi"/>
+                          <w:b/>
+                          <w:bCs/>
+                          <w:i/>
+                          <w:iCs/>
+                          <w:color w:val="808080" w:themeColor="background1" w:themeShade="80"/>
+                          <w:sz w:val="28"/>
+                          <w:szCs w:val="28"/>
+                        </w:rPr>
+                        <w:t># Without dashes (leaves ugly blank lines)</w:t>
+                      </w:r>
+                    </w:p>
+                    <w:p>
+                      <w:pPr>
+                        <w:spacing w:after="0"/>
+                        <w:rPr>
+                          <w:rFonts w:asciiTheme="majorBidi" w:hAnsiTheme="majorBidi" w:cstheme="majorBidi"/>
+                          <w:b/>
+                          <w:bCs/>
+                          <w:i/>
+                          <w:iCs/>
+                          <w:sz w:val="28"/>
+                          <w:szCs w:val="28"/>
+                        </w:rPr>
+                      </w:pPr>
+                      <w:r>
+                        <w:rPr>
+                          <w:rFonts w:asciiTheme="majorBidi" w:hAnsiTheme="majorBidi" w:cstheme="majorBidi"/>
+                          <w:b/>
+                          <w:bCs/>
+                          <w:i/>
+                          <w:iCs/>
+                          <w:sz w:val="28"/>
+                          <w:szCs w:val="28"/>
+                        </w:rPr>
+                        <w:t>{% for server in groups['web'] %}</w:t>
+                      </w:r>
+                    </w:p>
+                    <w:p>
+                      <w:pPr>
+                        <w:spacing w:after="0"/>
+                        <w:rPr>
+                          <w:rFonts w:asciiTheme="majorBidi" w:hAnsiTheme="majorBidi" w:cstheme="majorBidi"/>
+                          <w:b/>
+                          <w:bCs/>
+                          <w:i/>
+                          <w:iCs/>
+                          <w:sz w:val="28"/>
+                          <w:szCs w:val="28"/>
+                        </w:rPr>
+                      </w:pPr>
+                      <w:r>
+                        <w:rPr>
+                          <w:rFonts w:asciiTheme="majorBidi" w:hAnsiTheme="majorBidi" w:cstheme="majorBidi"/>
+                          <w:b/>
+                          <w:bCs/>
+                          <w:i/>
+                          <w:iCs/>
+                          <w:sz w:val="28"/>
+                          <w:szCs w:val="28"/>
+                        </w:rPr>
+                        <w:t xml:space="preserve">  server </w:t>
+                      </w:r>
+                      <w:proofErr w:type="gramStart"/>
+                      <w:r>
+                        <w:rPr>
+                          <w:rFonts w:asciiTheme="majorBidi" w:hAnsiTheme="majorBidi" w:cstheme="majorBidi"/>
+                          <w:b/>
+                          <w:bCs/>
+                          <w:i/>
+                          <w:iCs/>
+                          <w:sz w:val="28"/>
+                          <w:szCs w:val="28"/>
+                        </w:rPr>
+                        <w:t>{{ server</w:t>
+                      </w:r>
+                      <w:proofErr w:type="gramEnd"/>
+                      <w:r>
+                        <w:rPr>
+                          <w:rFonts w:asciiTheme="majorBidi" w:hAnsiTheme="majorBidi" w:cstheme="majorBidi"/>
+                          <w:b/>
+                          <w:bCs/>
+                          <w:i/>
+                          <w:iCs/>
+                          <w:sz w:val="28"/>
+                          <w:szCs w:val="28"/>
+                        </w:rPr>
+                        <w:t xml:space="preserve"> }};</w:t>
+                      </w:r>
+                    </w:p>
+                    <w:p>
+                      <w:pPr>
+                        <w:spacing w:after="120"/>
+                        <w:rPr>
+                          <w:rFonts w:asciiTheme="majorBidi" w:hAnsiTheme="majorBidi" w:cstheme="majorBidi"/>
+                          <w:b/>
+                          <w:bCs/>
+                          <w:i/>
+                          <w:iCs/>
+                          <w:sz w:val="28"/>
+                          <w:szCs w:val="28"/>
+                        </w:rPr>
+                      </w:pPr>
+                      <w:r>
+                        <w:rPr>
+                          <w:rFonts w:asciiTheme="majorBidi" w:hAnsiTheme="majorBidi" w:cstheme="majorBidi"/>
+                          <w:b/>
+                          <w:bCs/>
+                          <w:i/>
+                          <w:iCs/>
+                          <w:sz w:val="28"/>
+                          <w:szCs w:val="28"/>
+                        </w:rPr>
+                        <w:t xml:space="preserve">{% </w:t>
+                      </w:r>
+                      <w:proofErr w:type="spellStart"/>
+                      <w:r>
+                        <w:rPr>
+                          <w:rFonts w:asciiTheme="majorBidi" w:hAnsiTheme="majorBidi" w:cstheme="majorBidi"/>
+                          <w:b/>
+                          <w:bCs/>
+                          <w:i/>
+                          <w:iCs/>
+                          <w:sz w:val="28"/>
+                          <w:szCs w:val="28"/>
+                        </w:rPr>
+                        <w:t>endfor</w:t>
+                      </w:r>
+                      <w:proofErr w:type="spellEnd"/>
+                      <w:r>
+                        <w:rPr>
+                          <w:rFonts w:asciiTheme="majorBidi" w:hAnsiTheme="majorBidi" w:cstheme="majorBidi"/>
+                          <w:b/>
+                          <w:bCs/>
+                          <w:i/>
+                          <w:iCs/>
+                          <w:sz w:val="28"/>
+                          <w:szCs w:val="28"/>
+                        </w:rPr>
+                        <w:t xml:space="preserve"> %}</w:t>
+                      </w:r>
+                    </w:p>
+                    <w:p>
+                      <w:pPr>
+                        <w:spacing w:after="40"/>
+                        <w:rPr>
+                          <w:rFonts w:asciiTheme="majorBidi" w:hAnsiTheme="majorBidi" w:cstheme="majorBidi"/>
+                          <w:b/>
+                          <w:bCs/>
+                          <w:i/>
+                          <w:iCs/>
+                          <w:color w:val="808080" w:themeColor="background1" w:themeShade="80"/>
+                          <w:sz w:val="28"/>
+                          <w:szCs w:val="28"/>
+                        </w:rPr>
+                      </w:pPr>
+                      <w:r>
+                        <w:rPr>
+                          <w:rFonts w:asciiTheme="majorBidi" w:hAnsiTheme="majorBidi" w:cstheme="majorBidi"/>
+                          <w:b/>
+                          <w:bCs/>
+                          <w:i/>
+                          <w:iCs/>
+                          <w:color w:val="808080" w:themeColor="background1" w:themeShade="80"/>
+                          <w:sz w:val="28"/>
+                          <w:szCs w:val="28"/>
+                        </w:rPr>
+                        <w:t># With dashes (perfectly formatted)</w:t>
+                      </w:r>
+                    </w:p>
+                    <w:p>
+                      <w:pPr>
+                        <w:spacing w:after="0"/>
+                        <w:rPr>
+                          <w:rFonts w:asciiTheme="majorBidi" w:hAnsiTheme="majorBidi" w:cstheme="majorBidi"/>
+                          <w:b/>
+                          <w:bCs/>
+                          <w:i/>
+                          <w:iCs/>
+                          <w:sz w:val="28"/>
+                          <w:szCs w:val="28"/>
+                        </w:rPr>
+                      </w:pPr>
+                      <w:r>
+                        <w:rPr>
+                          <w:rFonts w:asciiTheme="majorBidi" w:hAnsiTheme="majorBidi" w:cstheme="majorBidi"/>
+                          <w:b/>
+                          <w:bCs/>
+                          <w:i/>
+                          <w:iCs/>
+                          <w:sz w:val="28"/>
+                          <w:szCs w:val="28"/>
+                        </w:rPr>
+                        <w:t>{% for server in groups['web'] -%}</w:t>
+                      </w:r>
+                    </w:p>
+                    <w:p>
+                      <w:pPr>
+                        <w:spacing w:after="0"/>
+                        <w:rPr>
+                          <w:rFonts w:asciiTheme="majorBidi" w:hAnsiTheme="majorBidi" w:cstheme="majorBidi"/>
+                          <w:b/>
+                          <w:bCs/>
+                          <w:i/>
+                          <w:iCs/>
+                          <w:sz w:val="28"/>
+                          <w:szCs w:val="28"/>
+                        </w:rPr>
+                      </w:pPr>
+                      <w:r>
+                        <w:rPr>
+                          <w:rFonts w:asciiTheme="majorBidi" w:hAnsiTheme="majorBidi" w:cstheme="majorBidi"/>
+                          <w:b/>
+                          <w:bCs/>
+                          <w:i/>
+                          <w:iCs/>
+                          <w:sz w:val="28"/>
+                          <w:szCs w:val="28"/>
+                        </w:rPr>
+                        <w:t xml:space="preserve">  server </w:t>
+                      </w:r>
+                      <w:proofErr w:type="gramStart"/>
+                      <w:r>
+                        <w:rPr>
+                          <w:rFonts w:asciiTheme="majorBidi" w:hAnsiTheme="majorBidi" w:cstheme="majorBidi"/>
+                          <w:b/>
+                          <w:bCs/>
+                          <w:i/>
+                          <w:iCs/>
+                          <w:sz w:val="28"/>
+                          <w:szCs w:val="28"/>
+                        </w:rPr>
+                        <w:t>{{ server</w:t>
+                      </w:r>
+                      <w:proofErr w:type="gramEnd"/>
+                      <w:r>
+                        <w:rPr>
+                          <w:rFonts w:asciiTheme="majorBidi" w:hAnsiTheme="majorBidi" w:cstheme="majorBidi"/>
+                          <w:b/>
+                          <w:bCs/>
+                          <w:i/>
+                          <w:iCs/>
+                          <w:sz w:val="28"/>
+                          <w:szCs w:val="28"/>
+                        </w:rPr>
+                        <w:t xml:space="preserve"> }};</w:t>
+                      </w:r>
+                    </w:p>
+                    <w:p>
+                      <w:pPr>
+                        <w:spacing w:after="0"/>
+                        <w:jc w:val="both"/>
+                        <w:rPr>
+                          <w:rFonts w:asciiTheme="majorBidi" w:hAnsiTheme="majorBidi" w:cstheme="majorBidi"/>
+                          <w:b/>
+                          <w:bCs/>
+                          <w:i/>
+                          <w:iCs/>
+                          <w:sz w:val="28"/>
+                          <w:szCs w:val="28"/>
+                        </w:rPr>
+                      </w:pPr>
+                      <w:r>
+                        <w:rPr>
+                          <w:rFonts w:asciiTheme="majorBidi" w:hAnsiTheme="majorBidi" w:cstheme="majorBidi"/>
+                          <w:b/>
+                          <w:bCs/>
+                          <w:i/>
+                          <w:iCs/>
+                          <w:sz w:val="28"/>
+                          <w:szCs w:val="28"/>
+                        </w:rPr>
+                        <w:t xml:space="preserve">{% </w:t>
+                      </w:r>
+                      <w:proofErr w:type="spellStart"/>
+                      <w:r>
+                        <w:rPr>
+                          <w:rFonts w:asciiTheme="majorBidi" w:hAnsiTheme="majorBidi" w:cstheme="majorBidi"/>
+                          <w:b/>
+                          <w:bCs/>
+                          <w:i/>
+                          <w:iCs/>
+                          <w:sz w:val="28"/>
+                          <w:szCs w:val="28"/>
+                        </w:rPr>
+                        <w:t>endfor</w:t>
+                      </w:r>
+                      <w:proofErr w:type="spellEnd"/>
+                      <w:r>
+                        <w:rPr>
+                          <w:rFonts w:asciiTheme="majorBidi" w:hAnsiTheme="majorBidi" w:cstheme="majorBidi"/>
+                          <w:b/>
+                          <w:bCs/>
+                          <w:i/>
+                          <w:iCs/>
+                          <w:sz w:val="28"/>
+                          <w:szCs w:val="28"/>
+                        </w:rPr>
+                        <w:t xml:space="preserve"> -%}</w:t>
+                      </w:r>
+                    </w:p>
+                    <w:p>
+                      <w:pPr>
+                        <w:jc w:val="center"/>
+                      </w:pPr>
+                    </w:p>
+                  </w:txbxContent>
+                </v:textbox>
+                <w10:wrap anchorx="margin"/>
+              </v:rect>
+            </w:pict>
+          </mc:Fallback>
+        </mc:AlternateContent>
+      </w:r>
+      <w:r>
+        <w:rPr>
+          <w:rFonts w:asciiTheme="majorBidi" w:hAnsiTheme="majorBidi" w:cstheme="majorBidi"/>
+          <w:sz w:val="28"/>
+          <w:szCs w:val="28"/>
+          <w:u w:val="single"/>
+        </w:rPr>
+        <w:t>Example (Messy vs. Clean):</w:t>
+      </w:r>
+    </w:p>
+    <w:p>
+      <w:pPr>
+        <w:jc w:val="both"/>
+        <w:rPr>
+          <w:rFonts w:asciiTheme="majorBidi" w:hAnsiTheme="majorBidi" w:cstheme="majorBidi"/>
+          <w:sz w:val="28"/>
+          <w:szCs w:val="28"/>
+        </w:rPr>
+      </w:pPr>
+    </w:p>
+    <w:p>
+      <w:pPr>
+        <w:jc w:val="both"/>
+        <w:rPr>
+          <w:rFonts w:asciiTheme="majorBidi" w:hAnsiTheme="majorBidi" w:cstheme="majorBidi"/>
+          <w:sz w:val="28"/>
+          <w:szCs w:val="28"/>
+        </w:rPr>
+      </w:pPr>
+    </w:p>
+    <w:p>
+      <w:pPr>
+        <w:jc w:val="both"/>
+        <w:rPr>
+          <w:rFonts w:asciiTheme="majorBidi" w:hAnsiTheme="majorBidi" w:cstheme="majorBidi"/>
+          <w:sz w:val="28"/>
+          <w:szCs w:val="28"/>
+        </w:rPr>
+      </w:pPr>
+    </w:p>
+    <w:p>
+      <w:pPr>
+        <w:jc w:val="both"/>
+        <w:rPr>
+          <w:rFonts w:asciiTheme="majorBidi" w:hAnsiTheme="majorBidi" w:cstheme="majorBidi"/>
+          <w:sz w:val="28"/>
+          <w:szCs w:val="28"/>
+        </w:rPr>
+      </w:pPr>
+    </w:p>
+    <w:p>
+      <w:pPr>
+        <w:jc w:val="both"/>
+        <w:rPr>
+          <w:rFonts w:asciiTheme="majorBidi" w:hAnsiTheme="majorBidi" w:cstheme="majorBidi"/>
+          <w:sz w:val="28"/>
+          <w:szCs w:val="28"/>
+        </w:rPr>
+      </w:pPr>
+    </w:p>
+    <w:p>
+      <w:pPr>
+        <w:jc w:val="both"/>
+        <w:rPr>
+          <w:rFonts w:asciiTheme="majorBidi" w:hAnsiTheme="majorBidi" w:cstheme="majorBidi"/>
+          <w:sz w:val="40"/>
+          <w:szCs w:val="40"/>
+        </w:rPr>
+      </w:pPr>
+    </w:p>
+    <w:p>
+      <w:pPr>
+        <w:spacing w:after="80"/>
+        <w:jc w:val="both"/>
+        <w:rPr>
+          <w:rFonts w:asciiTheme="majorBidi" w:hAnsiTheme="majorBidi" w:cstheme="majorBidi"/>
+          <w:b/>
+          <w:bCs/>
+          <w:sz w:val="32"/>
+          <w:szCs w:val="32"/>
+        </w:rPr>
+      </w:pPr>
+      <w:r>
+        <w:rPr>
+          <w:rFonts w:asciiTheme="majorBidi" w:hAnsiTheme="majorBidi" w:cstheme="majorBidi"/>
+          <w:b/>
+          <w:bCs/>
+          <w:sz w:val="36"/>
+          <w:szCs w:val="36"/>
+        </w:rPr>
+        <w:t>Complex Data Filtering inside Templates</w:t>
+      </w:r>
+      <w:r>
+        <w:rPr>
+          <w:rFonts w:asciiTheme="majorBidi" w:hAnsiTheme="majorBidi" w:cstheme="majorBidi"/>
+          <w:b/>
+          <w:bCs/>
+          <w:sz w:val="36"/>
+          <w:szCs w:val="36"/>
+        </w:rPr>
+        <w:t>:</w:t>
+      </w:r>
+    </w:p>
+    <w:p>
+      <w:pPr>
+        <w:spacing w:after="60"/>
+        <w:jc w:val="both"/>
+        <w:rPr>
+          <w:rFonts w:asciiTheme="majorBidi" w:hAnsiTheme="majorBidi" w:cstheme="majorBidi"/>
+          <w:sz w:val="28"/>
+          <w:szCs w:val="28"/>
+        </w:rPr>
+      </w:pPr>
+      <w:r>
+        <w:rPr>
+          <w:rFonts w:asciiTheme="majorBidi" w:hAnsiTheme="majorBidi" w:cstheme="majorBidi"/>
+          <w:sz w:val="28"/>
+          <w:szCs w:val="28"/>
+        </w:rPr>
+        <w:t>Seniors often have to deal with nested dictionaries. You can use Jinja2 filters inside the template to clean the data on the fly.</w:t>
+      </w:r>
+    </w:p>
+    <w:p>
+      <w:pPr>
+        <w:pStyle w:val="ListParagraph"/>
+        <w:numPr>
+          <w:ilvl w:val="0"/>
+          <w:numId w:val="4"/>
+        </w:numPr>
+        <w:ind w:left="360"/>
+        <w:jc w:val="both"/>
+        <w:rPr>
+          <w:rFonts w:asciiTheme="majorBidi" w:hAnsiTheme="majorBidi" w:cstheme="majorBidi"/>
+          <w:sz w:val="28"/>
+          <w:szCs w:val="28"/>
+        </w:rPr>
+      </w:pPr>
+      <w:r>
+        <w:rPr>
+          <w:rFonts w:asciiTheme="majorBidi" w:hAnsiTheme="majorBidi" w:cstheme="majorBidi"/>
+          <w:b/>
+          <w:bCs/>
+          <w:i/>
+          <w:iCs/>
+          <w:sz w:val="28"/>
+          <w:szCs w:val="28"/>
+        </w:rPr>
+        <w:t>dict2items</w:t>
+      </w:r>
+      <w:r>
+        <w:rPr>
+          <w:rFonts w:asciiTheme="majorBidi" w:hAnsiTheme="majorBidi" w:cstheme="majorBidi"/>
+          <w:sz w:val="28"/>
+          <w:szCs w:val="28"/>
+        </w:rPr>
+        <w:t xml:space="preserve"> → Turns a dictionary into a list of key/value pairs (perfect for loops).</w:t>
+      </w:r>
+    </w:p>
+    <w:p>
+      <w:pPr>
+        <w:pStyle w:val="ListParagraph"/>
+        <w:numPr>
+          <w:ilvl w:val="0"/>
+          <w:numId w:val="4"/>
+        </w:numPr>
+        <w:spacing w:after="100"/>
+        <w:ind w:left="360"/>
+        <w:jc w:val="both"/>
+        <w:rPr>
+          <w:rFonts w:asciiTheme="majorBidi" w:hAnsiTheme="majorBidi" w:cstheme="majorBidi"/>
+          <w:sz w:val="28"/>
+          <w:szCs w:val="28"/>
+        </w:rPr>
+      </w:pPr>
+      <w:proofErr w:type="spellStart"/>
+      <w:r>
+        <w:rPr>
+          <w:rFonts w:asciiTheme="majorBidi" w:hAnsiTheme="majorBidi" w:cstheme="majorBidi"/>
+          <w:b/>
+          <w:bCs/>
+          <w:i/>
+          <w:iCs/>
+          <w:sz w:val="28"/>
+          <w:szCs w:val="28"/>
+        </w:rPr>
+        <w:t>selectattr</w:t>
+      </w:r>
+      <w:proofErr w:type="spellEnd"/>
+      <w:r>
+        <w:rPr>
+          <w:rFonts w:asciiTheme="majorBidi" w:hAnsiTheme="majorBidi" w:cstheme="majorBidi"/>
+          <w:b/>
+          <w:bCs/>
+          <w:i/>
+          <w:iCs/>
+          <w:sz w:val="28"/>
+          <w:szCs w:val="28"/>
+        </w:rPr>
+        <w:t xml:space="preserve"> / </w:t>
+      </w:r>
+      <w:proofErr w:type="spellStart"/>
+      <w:r>
+        <w:rPr>
+          <w:rFonts w:asciiTheme="majorBidi" w:hAnsiTheme="majorBidi" w:cstheme="majorBidi"/>
+          <w:b/>
+          <w:bCs/>
+          <w:i/>
+          <w:iCs/>
+          <w:sz w:val="28"/>
+          <w:szCs w:val="28"/>
+        </w:rPr>
+        <w:t>rejectattr</w:t>
+      </w:r>
+      <w:proofErr w:type="spellEnd"/>
+      <w:r>
+        <w:rPr>
+          <w:rFonts w:asciiTheme="majorBidi" w:hAnsiTheme="majorBidi" w:cstheme="majorBidi"/>
+          <w:sz w:val="28"/>
+          <w:szCs w:val="28"/>
+        </w:rPr>
+        <w:t xml:space="preserve"> → Filters a list of objects based on an attribute.</w:t>
+      </w:r>
+    </w:p>
+    <w:p>
+      <w:pPr>
+        <w:jc w:val="both"/>
+        <w:rPr>
+          <w:rFonts w:asciiTheme="majorBidi" w:hAnsiTheme="majorBidi" w:cstheme="majorBidi"/>
+          <w:sz w:val="28"/>
+          <w:szCs w:val="28"/>
+          <w:u w:val="single"/>
+        </w:rPr>
+      </w:pPr>
+      <w:r>
+        <w:rPr>
+          <w:rFonts w:asciiTheme="majorBidi" w:hAnsiTheme="majorBidi" w:cstheme="majorBidi"/>
+          <w:noProof/>
+          <w:sz w:val="28"/>
+          <w:szCs w:val="28"/>
+          <w:u w:val="single"/>
+        </w:rPr>
+        <mc:AlternateContent>
+          <mc:Choice Requires="wps">
+            <w:drawing>
+              <wp:anchor distT="0" distB="0" distL="114300" distR="114300" simplePos="0" relativeHeight="251665408" behindDoc="0" locked="0" layoutInCell="1" allowOverlap="1" wp14:anchorId="16DF6ED5" wp14:editId="65DC6CFA">
+                <wp:simplePos x="0" y="0"/>
+                <wp:positionH relativeFrom="margin">
+                  <wp:align>left</wp:align>
+                </wp:positionH>
+                <wp:positionV relativeFrom="paragraph">
+                  <wp:posOffset>291493</wp:posOffset>
+                </wp:positionV>
+                <wp:extent cx="6782462" cy="1105231"/>
+                <wp:effectExtent l="0" t="0" r="18415" b="19050"/>
+                <wp:wrapNone/>
+                <wp:docPr id="1589569226" name="Rectangle 7"/>
+                <wp:cNvGraphicFramePr/>
+                <a:graphic xmlns:a="http://schemas.openxmlformats.org/drawingml/2006/main">
+                  <a:graphicData uri="http://schemas.microsoft.com/office/word/2010/wordprocessingShape">
+                    <wps:wsp>
+                      <wps:cNvSpPr/>
+                      <wps:spPr>
+                        <a:xfrm>
+                          <a:off x="0" y="0"/>
+                          <a:ext cx="6782462" cy="1105231"/>
+                        </a:xfrm>
+                        <a:prstGeom prst="rect">
+                          <a:avLst/>
+                        </a:prstGeom>
+                      </wps:spPr>
+                      <wps:style>
+                        <a:lnRef idx="2">
+                          <a:schemeClr val="dk1">
+                            <a:shade val="15000"/>
+                          </a:schemeClr>
+                        </a:lnRef>
+                        <a:fillRef idx="1">
+                          <a:schemeClr val="dk1"/>
+                        </a:fillRef>
+                        <a:effectRef idx="0">
+                          <a:schemeClr val="dk1"/>
+                        </a:effectRef>
+                        <a:fontRef idx="minor">
+                          <a:schemeClr val="lt1"/>
+                        </a:fontRef>
+                      </wps:style>
+                      <wps:txbx>
+                        <w:txbxContent>
+                          <w:p>
+                            <w:pPr>
+                              <w:spacing w:after="60"/>
+                              <w:rPr>
+                                <w:rFonts w:asciiTheme="majorBidi" w:hAnsiTheme="majorBidi" w:cstheme="majorBidi"/>
+                                <w:b/>
+                                <w:bCs/>
+                                <w:i/>
+                                <w:iCs/>
+                                <w:color w:val="808080" w:themeColor="background1" w:themeShade="80"/>
+                                <w:sz w:val="28"/>
+                                <w:szCs w:val="28"/>
+                              </w:rPr>
+                            </w:pPr>
+                            <w:r>
+                              <w:rPr>
+                                <w:rFonts w:asciiTheme="majorBidi" w:hAnsiTheme="majorBidi" w:cstheme="majorBidi"/>
+                                <w:b/>
+                                <w:bCs/>
+                                <w:i/>
+                                <w:iCs/>
+                                <w:color w:val="808080" w:themeColor="background1" w:themeShade="80"/>
+                                <w:sz w:val="28"/>
+                                <w:szCs w:val="28"/>
+                              </w:rPr>
+                              <w:t># Generate an SSH config only for users who have 'admin: true'</w:t>
+                            </w:r>
+                          </w:p>
+                          <w:p>
+                            <w:pPr>
+                              <w:spacing w:after="0"/>
+                              <w:rPr>
+                                <w:rFonts w:asciiTheme="majorBidi" w:hAnsiTheme="majorBidi" w:cstheme="majorBidi"/>
+                                <w:b/>
+                                <w:bCs/>
+                                <w:i/>
+                                <w:iCs/>
+                                <w:sz w:val="28"/>
+                                <w:szCs w:val="28"/>
+                              </w:rPr>
+                            </w:pPr>
+                            <w:r>
+                              <w:rPr>
+                                <w:rFonts w:asciiTheme="majorBidi" w:hAnsiTheme="majorBidi" w:cstheme="majorBidi"/>
+                                <w:b/>
+                                <w:bCs/>
+                                <w:i/>
+                                <w:iCs/>
+                                <w:sz w:val="28"/>
+                                <w:szCs w:val="28"/>
+                              </w:rPr>
+                              <w:t xml:space="preserve">{% for user in users | </w:t>
+                            </w:r>
+                            <w:proofErr w:type="spellStart"/>
+                            <w:proofErr w:type="gramStart"/>
+                            <w:r>
+                              <w:rPr>
+                                <w:rFonts w:asciiTheme="majorBidi" w:hAnsiTheme="majorBidi" w:cstheme="majorBidi"/>
+                                <w:b/>
+                                <w:bCs/>
+                                <w:i/>
+                                <w:iCs/>
+                                <w:sz w:val="28"/>
+                                <w:szCs w:val="28"/>
+                              </w:rPr>
+                              <w:t>selectattr</w:t>
+                            </w:r>
+                            <w:proofErr w:type="spellEnd"/>
+                            <w:r>
+                              <w:rPr>
+                                <w:rFonts w:asciiTheme="majorBidi" w:hAnsiTheme="majorBidi" w:cstheme="majorBidi"/>
+                                <w:b/>
+                                <w:bCs/>
+                                <w:i/>
+                                <w:iCs/>
+                                <w:sz w:val="28"/>
+                                <w:szCs w:val="28"/>
+                              </w:rPr>
+                              <w:t>(</w:t>
+                            </w:r>
+                            <w:proofErr w:type="gramEnd"/>
+                            <w:r>
+                              <w:rPr>
+                                <w:rFonts w:asciiTheme="majorBidi" w:hAnsiTheme="majorBidi" w:cstheme="majorBidi"/>
+                                <w:b/>
+                                <w:bCs/>
+                                <w:i/>
+                                <w:iCs/>
+                                <w:sz w:val="28"/>
+                                <w:szCs w:val="28"/>
+                              </w:rPr>
+                              <w:t xml:space="preserve">'admin', 'defined') | </w:t>
+                            </w:r>
+                            <w:proofErr w:type="spellStart"/>
+                            <w:proofErr w:type="gramStart"/>
+                            <w:r>
+                              <w:rPr>
+                                <w:rFonts w:asciiTheme="majorBidi" w:hAnsiTheme="majorBidi" w:cstheme="majorBidi"/>
+                                <w:b/>
+                                <w:bCs/>
+                                <w:i/>
+                                <w:iCs/>
+                                <w:sz w:val="28"/>
+                                <w:szCs w:val="28"/>
+                              </w:rPr>
+                              <w:t>selectattr</w:t>
+                            </w:r>
+                            <w:proofErr w:type="spellEnd"/>
+                            <w:r>
+                              <w:rPr>
+                                <w:rFonts w:asciiTheme="majorBidi" w:hAnsiTheme="majorBidi" w:cstheme="majorBidi"/>
+                                <w:b/>
+                                <w:bCs/>
+                                <w:i/>
+                                <w:iCs/>
+                                <w:sz w:val="28"/>
+                                <w:szCs w:val="28"/>
+                              </w:rPr>
+                              <w:t>(</w:t>
+                            </w:r>
+                            <w:proofErr w:type="gramEnd"/>
+                            <w:r>
+                              <w:rPr>
+                                <w:rFonts w:asciiTheme="majorBidi" w:hAnsiTheme="majorBidi" w:cstheme="majorBidi"/>
+                                <w:b/>
+                                <w:bCs/>
+                                <w:i/>
+                                <w:iCs/>
+                                <w:sz w:val="28"/>
+                                <w:szCs w:val="28"/>
+                              </w:rPr>
+                              <w:t>'admin', '</w:t>
+                            </w:r>
+                            <w:proofErr w:type="spellStart"/>
+                            <w:r>
+                              <w:rPr>
+                                <w:rFonts w:asciiTheme="majorBidi" w:hAnsiTheme="majorBidi" w:cstheme="majorBidi"/>
+                                <w:b/>
+                                <w:bCs/>
+                                <w:i/>
+                                <w:iCs/>
+                                <w:sz w:val="28"/>
+                                <w:szCs w:val="28"/>
+                              </w:rPr>
+                              <w:t>equalto</w:t>
+                            </w:r>
+                            <w:proofErr w:type="spellEnd"/>
+                            <w:r>
+                              <w:rPr>
+                                <w:rFonts w:asciiTheme="majorBidi" w:hAnsiTheme="majorBidi" w:cstheme="majorBidi"/>
+                                <w:b/>
+                                <w:bCs/>
+                                <w:i/>
+                                <w:iCs/>
+                                <w:sz w:val="28"/>
+                                <w:szCs w:val="28"/>
+                              </w:rPr>
+                              <w:t>', true) -%}</w:t>
+                            </w:r>
+                          </w:p>
+                          <w:p>
+                            <w:pPr>
+                              <w:spacing w:after="0"/>
+                              <w:rPr>
+                                <w:rFonts w:asciiTheme="majorBidi" w:hAnsiTheme="majorBidi" w:cstheme="majorBidi"/>
+                                <w:b/>
+                                <w:bCs/>
+                                <w:i/>
+                                <w:iCs/>
+                                <w:sz w:val="28"/>
+                                <w:szCs w:val="28"/>
+                              </w:rPr>
+                            </w:pPr>
+                            <w:proofErr w:type="spellStart"/>
+                            <w:r>
+                              <w:rPr>
+                                <w:rFonts w:asciiTheme="majorBidi" w:hAnsiTheme="majorBidi" w:cstheme="majorBidi"/>
+                                <w:b/>
+                                <w:bCs/>
+                                <w:i/>
+                                <w:iCs/>
+                                <w:sz w:val="28"/>
+                                <w:szCs w:val="28"/>
+                              </w:rPr>
+                              <w:t>AllowUsers</w:t>
+                            </w:r>
+                            <w:proofErr w:type="spellEnd"/>
+                            <w:r>
+                              <w:rPr>
+                                <w:rFonts w:asciiTheme="majorBidi" w:hAnsiTheme="majorBidi" w:cstheme="majorBidi"/>
+                                <w:b/>
+                                <w:bCs/>
+                                <w:i/>
+                                <w:iCs/>
+                                <w:sz w:val="28"/>
+                                <w:szCs w:val="28"/>
+                              </w:rPr>
+                              <w:t xml:space="preserve"> </w:t>
+                            </w:r>
+                            <w:proofErr w:type="gramStart"/>
+                            <w:r>
+                              <w:rPr>
+                                <w:rFonts w:asciiTheme="majorBidi" w:hAnsiTheme="majorBidi" w:cstheme="majorBidi"/>
+                                <w:b/>
+                                <w:bCs/>
+                                <w:i/>
+                                <w:iCs/>
+                                <w:sz w:val="28"/>
+                                <w:szCs w:val="28"/>
+                              </w:rPr>
+                              <w:t>{{ user.name</w:t>
+                            </w:r>
+                            <w:proofErr w:type="gramEnd"/>
+                            <w:r>
+                              <w:rPr>
+                                <w:rFonts w:asciiTheme="majorBidi" w:hAnsiTheme="majorBidi" w:cstheme="majorBidi"/>
+                                <w:b/>
+                                <w:bCs/>
+                                <w:i/>
+                                <w:iCs/>
+                                <w:sz w:val="28"/>
+                                <w:szCs w:val="28"/>
+                              </w:rPr>
+                              <w:t xml:space="preserve"> }}</w:t>
+                            </w:r>
+                          </w:p>
+                          <w:p>
+                            <w:pPr>
+                              <w:spacing w:after="0"/>
+                              <w:rPr>
+                                <w:rFonts w:asciiTheme="majorBidi" w:hAnsiTheme="majorBidi" w:cstheme="majorBidi"/>
+                                <w:b/>
+                                <w:bCs/>
+                                <w:i/>
+                                <w:iCs/>
+                                <w:sz w:val="28"/>
+                                <w:szCs w:val="28"/>
+                              </w:rPr>
+                            </w:pPr>
+                            <w:r>
+                              <w:rPr>
+                                <w:rFonts w:asciiTheme="majorBidi" w:hAnsiTheme="majorBidi" w:cstheme="majorBidi"/>
+                                <w:b/>
+                                <w:bCs/>
+                                <w:i/>
+                                <w:iCs/>
+                                <w:sz w:val="28"/>
+                                <w:szCs w:val="28"/>
+                              </w:rPr>
+                              <w:t xml:space="preserve">{% </w:t>
+                            </w:r>
+                            <w:proofErr w:type="spellStart"/>
+                            <w:r>
+                              <w:rPr>
+                                <w:rFonts w:asciiTheme="majorBidi" w:hAnsiTheme="majorBidi" w:cstheme="majorBidi"/>
+                                <w:b/>
+                                <w:bCs/>
+                                <w:i/>
+                                <w:iCs/>
+                                <w:sz w:val="28"/>
+                                <w:szCs w:val="28"/>
+                              </w:rPr>
+                              <w:t>endfor</w:t>
+                            </w:r>
+                            <w:proofErr w:type="spellEnd"/>
+                            <w:r>
+                              <w:rPr>
+                                <w:rFonts w:asciiTheme="majorBidi" w:hAnsiTheme="majorBidi" w:cstheme="majorBidi"/>
+                                <w:b/>
+                                <w:bCs/>
+                                <w:i/>
+                                <w:iCs/>
+                                <w:sz w:val="28"/>
+                                <w:szCs w:val="28"/>
+                              </w:rPr>
+                              <w:t xml:space="preserve"> -%}</w:t>
+                            </w:r>
+                          </w:p>
+                          <w:p>
+                            <w:pPr>
+                              <w:jc w:val="center"/>
+                            </w:pPr>
+                          </w:p>
+                        </w:txbxContent>
+                      </wps:txbx>
+                      <wps:bodyPr rot="0" spcFirstLastPara="0" vertOverflow="overflow" horzOverflow="overflow" vert="horz" wrap="square" lIns="91440" tIns="45720" rIns="91440" bIns="45720" numCol="1" spcCol="0" rtlCol="0" fromWordArt="0" anchor="ctr" anchorCtr="0" forceAA="0" compatLnSpc="1">
+                        <a:prstTxWarp prst="textNoShape">
+                          <a:avLst/>
+                        </a:prstTxWarp>
+                        <a:noAutofit/>
+                      </wps:bodyPr>
+                    </wps:wsp>
+                  </a:graphicData>
+                </a:graphic>
+                <wp14:sizeRelH relativeFrom="margin">
+                  <wp14:pctWidth>0</wp14:pctWidth>
+                </wp14:sizeRelH>
+                <wp14:sizeRelV relativeFrom="margin">
+                  <wp14:pctHeight>0</wp14:pctHeight>
+                </wp14:sizeRelV>
+              </wp:anchor>
+            </w:drawing>
+          </mc:Choice>
+          <mc:Fallback>
+            <w:pict>
+              <v:rect w14:anchorId="16DF6ED5" id="Rectangle 7" o:spid="_x0000_s1032" style="position:absolute;left:0;text-align:left;margin-left:0;margin-top:22.95pt;width:534.05pt;height:87.05pt;z-index:251665408;visibility:visible;mso-wrap-style:square;mso-width-percent:0;mso-height-percent:0;mso-wrap-distance-left:9pt;mso-wrap-distance-top:0;mso-wrap-distance-right:9pt;mso-wrap-distance-bottom:0;mso-position-horizontal:left;mso-position-horizontal-relative:margin;mso-position-vertical:absolute;mso-position-vertical-relative:text;mso-width-percent:0;mso-height-percent:0;mso-width-relative:margin;mso-height-relative:margin;v-text-anchor:middle" o:gfxdata="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" fillcolor="black [3200]" strokecolor="black [480]" strokeweight="1pt">
+                <v:textbox>
+                  <w:txbxContent>
+                    <w:p>
+                      <w:pPr>
+                        <w:spacing w:after="60"/>
+                        <w:rPr>
+                          <w:rFonts w:asciiTheme="majorBidi" w:hAnsiTheme="majorBidi" w:cstheme="majorBidi"/>
+                          <w:b/>
+                          <w:bCs/>
+                          <w:i/>
+                          <w:iCs/>
+                          <w:color w:val="808080" w:themeColor="background1" w:themeShade="80"/>
+                          <w:sz w:val="28"/>
+                          <w:szCs w:val="28"/>
+                        </w:rPr>
+                      </w:pPr>
+                      <w:r>
+                        <w:rPr>
+                          <w:rFonts w:asciiTheme="majorBidi" w:hAnsiTheme="majorBidi" w:cstheme="majorBidi"/>
+                          <w:b/>
+                          <w:bCs/>
+                          <w:i/>
+                          <w:iCs/>
+                          <w:color w:val="808080" w:themeColor="background1" w:themeShade="80"/>
+                          <w:sz w:val="28"/>
+                          <w:szCs w:val="28"/>
+                        </w:rPr>
+                        <w:t># Generate an SSH config only for users who have 'admin: true'</w:t>
+                      </w:r>
+                    </w:p>
+                    <w:p>
+                      <w:pPr>
+                        <w:spacing w:after="0"/>
+                        <w:rPr>
+                          <w:rFonts w:asciiTheme="majorBidi" w:hAnsiTheme="majorBidi" w:cstheme="majorBidi"/>
+                          <w:b/>
+                          <w:bCs/>
+                          <w:i/>
+                          <w:iCs/>
+                          <w:sz w:val="28"/>
+                          <w:szCs w:val="28"/>
+                        </w:rPr>
+                      </w:pPr>
+                      <w:r>
+                        <w:rPr>
+                          <w:rFonts w:asciiTheme="majorBidi" w:hAnsiTheme="majorBidi" w:cstheme="majorBidi"/>
+                          <w:b/>
+                          <w:bCs/>
+                          <w:i/>
+                          <w:iCs/>
+                          <w:sz w:val="28"/>
+                          <w:szCs w:val="28"/>
+                        </w:rPr>
+                        <w:t xml:space="preserve">{% for user in users | </w:t>
+                      </w:r>
+                      <w:proofErr w:type="spellStart"/>
+                      <w:proofErr w:type="gramStart"/>
+                      <w:r>
+                        <w:rPr>
+                          <w:rFonts w:asciiTheme="majorBidi" w:hAnsiTheme="majorBidi" w:cstheme="majorBidi"/>
+                          <w:b/>
+                          <w:bCs/>
+                          <w:i/>
+                          <w:iCs/>
+                          <w:sz w:val="28"/>
+                          <w:szCs w:val="28"/>
+                        </w:rPr>
+                        <w:t>selectattr</w:t>
+                      </w:r>
+                      <w:proofErr w:type="spellEnd"/>
+                      <w:r>
+                        <w:rPr>
+                          <w:rFonts w:asciiTheme="majorBidi" w:hAnsiTheme="majorBidi" w:cstheme="majorBidi"/>
+                          <w:b/>
+                          <w:bCs/>
+                          <w:i/>
+                          <w:iCs/>
+                          <w:sz w:val="28"/>
+                          <w:szCs w:val="28"/>
+                        </w:rPr>
+                        <w:t>(</w:t>
+                      </w:r>
+                      <w:proofErr w:type="gramEnd"/>
+                      <w:r>
+                        <w:rPr>
+                          <w:rFonts w:asciiTheme="majorBidi" w:hAnsiTheme="majorBidi" w:cstheme="majorBidi"/>
+                          <w:b/>
+                          <w:bCs/>
+                          <w:i/>
+                          <w:iCs/>
+                          <w:sz w:val="28"/>
+                          <w:szCs w:val="28"/>
+                        </w:rPr>
+                        <w:t xml:space="preserve">'admin', 'defined') | </w:t>
+                      </w:r>
+                      <w:proofErr w:type="spellStart"/>
+                      <w:proofErr w:type="gramStart"/>
+                      <w:r>
+                        <w:rPr>
+                          <w:rFonts w:asciiTheme="majorBidi" w:hAnsiTheme="majorBidi" w:cstheme="majorBidi"/>
+                          <w:b/>
+                          <w:bCs/>
+                          <w:i/>
+                          <w:iCs/>
+                          <w:sz w:val="28"/>
+                          <w:szCs w:val="28"/>
+                        </w:rPr>
+                        <w:t>selectattr</w:t>
+                      </w:r>
+                      <w:proofErr w:type="spellEnd"/>
+                      <w:r>
+                        <w:rPr>
+                          <w:rFonts w:asciiTheme="majorBidi" w:hAnsiTheme="majorBidi" w:cstheme="majorBidi"/>
+                          <w:b/>
+                          <w:bCs/>
+                          <w:i/>
+                          <w:iCs/>
+                          <w:sz w:val="28"/>
+                          <w:szCs w:val="28"/>
+                        </w:rPr>
+                        <w:t>(</w:t>
+                      </w:r>
+                      <w:proofErr w:type="gramEnd"/>
+                      <w:r>
+                        <w:rPr>
+                          <w:rFonts w:asciiTheme="majorBidi" w:hAnsiTheme="majorBidi" w:cstheme="majorBidi"/>
+                          <w:b/>
+                          <w:bCs/>
+                          <w:i/>
+                          <w:iCs/>
+                          <w:sz w:val="28"/>
+                          <w:szCs w:val="28"/>
+                        </w:rPr>
+                        <w:t>'admin', '</w:t>
+                      </w:r>
+                      <w:proofErr w:type="spellStart"/>
+                      <w:r>
+                        <w:rPr>
+                          <w:rFonts w:asciiTheme="majorBidi" w:hAnsiTheme="majorBidi" w:cstheme="majorBidi"/>
+                          <w:b/>
+                          <w:bCs/>
+                          <w:i/>
+                          <w:iCs/>
+                          <w:sz w:val="28"/>
+                          <w:szCs w:val="28"/>
+                        </w:rPr>
+                        <w:t>equalto</w:t>
+                      </w:r>
+                      <w:proofErr w:type="spellEnd"/>
+                      <w:r>
+                        <w:rPr>
+                          <w:rFonts w:asciiTheme="majorBidi" w:hAnsiTheme="majorBidi" w:cstheme="majorBidi"/>
+                          <w:b/>
+                          <w:bCs/>
+                          <w:i/>
+                          <w:iCs/>
+                          <w:sz w:val="28"/>
+                          <w:szCs w:val="28"/>
+                        </w:rPr>
+                        <w:t>', true) -%}</w:t>
+                      </w:r>
+                    </w:p>
+                    <w:p>
+                      <w:pPr>
+                        <w:spacing w:after="0"/>
+                        <w:rPr>
+                          <w:rFonts w:asciiTheme="majorBidi" w:hAnsiTheme="majorBidi" w:cstheme="majorBidi"/>
+                          <w:b/>
+                          <w:bCs/>
+                          <w:i/>
+                          <w:iCs/>
+                          <w:sz w:val="28"/>
+                          <w:szCs w:val="28"/>
+                        </w:rPr>
+                      </w:pPr>
+                      <w:proofErr w:type="spellStart"/>
+                      <w:r>
+                        <w:rPr>
+                          <w:rFonts w:asciiTheme="majorBidi" w:hAnsiTheme="majorBidi" w:cstheme="majorBidi"/>
+                          <w:b/>
+                          <w:bCs/>
+                          <w:i/>
+                          <w:iCs/>
+                          <w:sz w:val="28"/>
+                          <w:szCs w:val="28"/>
+                        </w:rPr>
+                        <w:t>AllowUsers</w:t>
+                      </w:r>
+                      <w:proofErr w:type="spellEnd"/>
+                      <w:r>
+                        <w:rPr>
+                          <w:rFonts w:asciiTheme="majorBidi" w:hAnsiTheme="majorBidi" w:cstheme="majorBidi"/>
+                          <w:b/>
+                          <w:bCs/>
+                          <w:i/>
+                          <w:iCs/>
+                          <w:sz w:val="28"/>
+                          <w:szCs w:val="28"/>
+                        </w:rPr>
+                        <w:t xml:space="preserve"> </w:t>
+                      </w:r>
+                      <w:proofErr w:type="gramStart"/>
+                      <w:r>
+                        <w:rPr>
+                          <w:rFonts w:asciiTheme="majorBidi" w:hAnsiTheme="majorBidi" w:cstheme="majorBidi"/>
+                          <w:b/>
+                          <w:bCs/>
+                          <w:i/>
+                          <w:iCs/>
+                          <w:sz w:val="28"/>
+                          <w:szCs w:val="28"/>
+                        </w:rPr>
+                        <w:t>{{ user.name</w:t>
+                      </w:r>
+                      <w:proofErr w:type="gramEnd"/>
+                      <w:r>
+                        <w:rPr>
+                          <w:rFonts w:asciiTheme="majorBidi" w:hAnsiTheme="majorBidi" w:cstheme="majorBidi"/>
+                          <w:b/>
+                          <w:bCs/>
+                          <w:i/>
+                          <w:iCs/>
+                          <w:sz w:val="28"/>
+                          <w:szCs w:val="28"/>
+                        </w:rPr>
+                        <w:t xml:space="preserve"> }}</w:t>
+                      </w:r>
+                    </w:p>
+                    <w:p>
+                      <w:pPr>
+                        <w:spacing w:after="0"/>
+                        <w:rPr>
+                          <w:rFonts w:asciiTheme="majorBidi" w:hAnsiTheme="majorBidi" w:cstheme="majorBidi"/>
+                          <w:b/>
+                          <w:bCs/>
+                          <w:i/>
+                          <w:iCs/>
+                          <w:sz w:val="28"/>
+                          <w:szCs w:val="28"/>
+                        </w:rPr>
+                      </w:pPr>
+                      <w:r>
+                        <w:rPr>
+                          <w:rFonts w:asciiTheme="majorBidi" w:hAnsiTheme="majorBidi" w:cstheme="majorBidi"/>
+                          <w:b/>
+                          <w:bCs/>
+                          <w:i/>
+                          <w:iCs/>
+                          <w:sz w:val="28"/>
+                          <w:szCs w:val="28"/>
+                        </w:rPr>
+                        <w:t xml:space="preserve">{% </w:t>
+                      </w:r>
+                      <w:proofErr w:type="spellStart"/>
+                      <w:r>
+                        <w:rPr>
+                          <w:rFonts w:asciiTheme="majorBidi" w:hAnsiTheme="majorBidi" w:cstheme="majorBidi"/>
+                          <w:b/>
+                          <w:bCs/>
+                          <w:i/>
+                          <w:iCs/>
+                          <w:sz w:val="28"/>
+                          <w:szCs w:val="28"/>
+                        </w:rPr>
+                        <w:t>endfor</w:t>
+                      </w:r>
+                      <w:proofErr w:type="spellEnd"/>
+                      <w:r>
+                        <w:rPr>
+                          <w:rFonts w:asciiTheme="majorBidi" w:hAnsiTheme="majorBidi" w:cstheme="majorBidi"/>
+                          <w:b/>
+                          <w:bCs/>
+                          <w:i/>
+                          <w:iCs/>
+                          <w:sz w:val="28"/>
+                          <w:szCs w:val="28"/>
+                        </w:rPr>
+                        <w:t xml:space="preserve"> -%}</w:t>
+                      </w:r>
+                    </w:p>
+                    <w:p>
+                      <w:pPr>
+                        <w:jc w:val="center"/>
+                      </w:pPr>
+                    </w:p>
+                  </w:txbxContent>
+                </v:textbox>
+                <w10:wrap anchorx="margin"/>
+              </v:rect>
+            </w:pict>
+          </mc:Fallback>
+        </mc:AlternateContent>
+      </w:r>
+      <w:r>
+        <w:rPr>
+          <w:rFonts w:asciiTheme="majorBidi" w:hAnsiTheme="majorBidi" w:cstheme="majorBidi"/>
+          <w:sz w:val="28"/>
+          <w:szCs w:val="28"/>
+          <w:u w:val="single"/>
+        </w:rPr>
+        <w:t>Example (Dynamic SSH Config):</w:t>
+      </w:r>
+    </w:p>
+    <w:p>
+      <w:pPr>
+        <w:jc w:val="both"/>
+        <w:rPr>
+          <w:rFonts w:asciiTheme="majorBidi" w:hAnsiTheme="majorBidi" w:cstheme="majorBidi"/>
+          <w:sz w:val="28"/>
+          <w:szCs w:val="28"/>
+        </w:rPr>
+      </w:pPr>
+    </w:p>
+    <w:p>
+      <w:pPr>
+        <w:jc w:val="both"/>
+        <w:rPr>
+          <w:rFonts w:asciiTheme="majorBidi" w:hAnsiTheme="majorBidi" w:cstheme="majorBidi"/>
+          <w:sz w:val="28"/>
+          <w:szCs w:val="28"/>
+        </w:rPr>
+      </w:pPr>
+    </w:p>
+    <w:p>
+      <w:pPr>
+        <w:jc w:val="both"/>
+        <w:rPr>
+          <w:rFonts w:asciiTheme="majorBidi" w:hAnsiTheme="majorBidi" w:cstheme="majorBidi"/>
+          <w:sz w:val="40"/>
+          <w:szCs w:val="40"/>
+        </w:rPr>
+      </w:pPr>
+    </w:p>
+    <w:p>
+      <w:pPr>
+        <w:spacing w:after="80"/>
+        <w:jc w:val="both"/>
+        <w:rPr>
+          <w:rFonts w:asciiTheme="majorBidi" w:hAnsiTheme="majorBidi" w:cstheme="majorBidi"/>
+          <w:b/>
+          <w:bCs/>
+          <w:sz w:val="32"/>
+          <w:szCs w:val="32"/>
+        </w:rPr>
+      </w:pPr>
+      <w:r>
+        <w:rPr>
+          <w:rFonts w:asciiTheme="majorBidi" w:hAnsiTheme="majorBidi" w:cstheme="majorBidi"/>
+          <w:b/>
+          <w:bCs/>
+          <w:sz w:val="32"/>
+          <w:szCs w:val="32"/>
+        </w:rPr>
+        <w:t>Why we even use “</w:t>
+      </w:r>
+      <w:r>
+        <w:rPr>
+          <w:rFonts w:asciiTheme="majorBidi" w:hAnsiTheme="majorBidi" w:cstheme="majorBidi"/>
+          <w:b/>
+          <w:bCs/>
+          <w:i/>
+          <w:iCs/>
+          <w:sz w:val="32"/>
+          <w:szCs w:val="32"/>
+        </w:rPr>
+        <w:t xml:space="preserve">users | </w:t>
+      </w:r>
+      <w:proofErr w:type="spellStart"/>
+      <w:proofErr w:type="gramStart"/>
+      <w:r>
+        <w:rPr>
+          <w:rFonts w:asciiTheme="majorBidi" w:hAnsiTheme="majorBidi" w:cstheme="majorBidi"/>
+          <w:b/>
+          <w:bCs/>
+          <w:i/>
+          <w:iCs/>
+          <w:sz w:val="32"/>
+          <w:szCs w:val="32"/>
+        </w:rPr>
+        <w:t>selectattr</w:t>
+      </w:r>
+      <w:proofErr w:type="spellEnd"/>
+      <w:r>
+        <w:rPr>
+          <w:rFonts w:asciiTheme="majorBidi" w:hAnsiTheme="majorBidi" w:cstheme="majorBidi"/>
+          <w:b/>
+          <w:bCs/>
+          <w:i/>
+          <w:iCs/>
+          <w:sz w:val="32"/>
+          <w:szCs w:val="32"/>
+        </w:rPr>
+        <w:t>(</w:t>
+      </w:r>
+      <w:proofErr w:type="gramEnd"/>
+      <w:r>
+        <w:rPr>
+          <w:rFonts w:asciiTheme="majorBidi" w:hAnsiTheme="majorBidi" w:cstheme="majorBidi"/>
+          <w:b/>
+          <w:bCs/>
+          <w:i/>
+          <w:iCs/>
+          <w:sz w:val="32"/>
+          <w:szCs w:val="32"/>
+        </w:rPr>
+        <w:t>'admin', 'defined')</w:t>
+      </w:r>
+      <w:r>
+        <w:rPr>
+          <w:rFonts w:asciiTheme="majorBidi" w:hAnsiTheme="majorBidi" w:cstheme="majorBidi"/>
+          <w:b/>
+          <w:bCs/>
+          <w:sz w:val="32"/>
+          <w:szCs w:val="32"/>
+        </w:rPr>
+        <w:t>”?</w:t>
+      </w:r>
+    </w:p>
+    <w:p>
+      <w:pPr>
+        <w:spacing w:after="80"/>
+        <w:jc w:val="both"/>
+        <w:rPr>
+          <w:rFonts w:asciiTheme="majorBidi" w:hAnsiTheme="majorBidi" w:cstheme="majorBidi"/>
+          <w:sz w:val="28"/>
+          <w:szCs w:val="28"/>
+        </w:rPr>
+      </w:pPr>
+      <w:r>
+        <w:rPr>
+          <w:rFonts w:asciiTheme="majorBidi" w:hAnsiTheme="majorBidi" w:cstheme="majorBidi"/>
+          <w:b/>
+          <w:bCs/>
+          <w:sz w:val="28"/>
+          <w:szCs w:val="28"/>
+        </w:rPr>
+        <w:t>The “Crash” Prevention</w:t>
+      </w:r>
+      <w:r>
+        <w:rPr>
+          <w:rFonts w:asciiTheme="majorBidi" w:hAnsiTheme="majorBidi" w:cstheme="majorBidi"/>
+          <w:sz w:val="28"/>
+          <w:szCs w:val="28"/>
+        </w:rPr>
+        <w:t xml:space="preserve"> (The Primary Reason)</w:t>
+      </w:r>
+      <w:r>
+        <w:rPr>
+          <w:rFonts w:asciiTheme="majorBidi" w:hAnsiTheme="majorBidi" w:cstheme="majorBidi"/>
+          <w:sz w:val="28"/>
+          <w:szCs w:val="28"/>
+        </w:rPr>
+        <w:t xml:space="preserve"> </w:t>
+      </w:r>
+      <w:r>
+        <w:rPr>
+          <w:rFonts w:asciiTheme="majorBidi" w:hAnsiTheme="majorBidi" w:cstheme="majorBidi"/>
+          <w:sz w:val="28"/>
+          <w:szCs w:val="28"/>
+        </w:rPr>
+        <w:t xml:space="preserve">→ </w:t>
+      </w:r>
+      <w:r>
+        <w:rPr>
+          <w:rFonts w:asciiTheme="majorBidi" w:hAnsiTheme="majorBidi" w:cstheme="majorBidi"/>
+          <w:sz w:val="28"/>
+          <w:szCs w:val="28"/>
+        </w:rPr>
+        <w:t xml:space="preserve">If you have a list of users, and even one of those users does not have the </w:t>
+      </w:r>
+      <w:r>
+        <w:rPr>
+          <w:rFonts w:asciiTheme="majorBidi" w:hAnsiTheme="majorBidi" w:cstheme="majorBidi"/>
+          <w:b/>
+          <w:bCs/>
+          <w:i/>
+          <w:iCs/>
+          <w:sz w:val="28"/>
+          <w:szCs w:val="28"/>
+        </w:rPr>
+        <w:t>admin</w:t>
+      </w:r>
+      <w:r>
+        <w:rPr>
+          <w:rFonts w:asciiTheme="majorBidi" w:hAnsiTheme="majorBidi" w:cstheme="majorBidi"/>
+          <w:sz w:val="28"/>
+          <w:szCs w:val="28"/>
+        </w:rPr>
+        <w:t xml:space="preserve"> key at all, Jinja2 will throw an error and stop the whole playbook.</w:t>
+      </w:r>
+    </w:p>
+    <w:p>
+      <w:pPr>
+        <w:spacing w:after="80"/>
+        <w:jc w:val="both"/>
+        <w:rPr>
+          <w:rFonts w:asciiTheme="majorBidi" w:hAnsiTheme="majorBidi" w:cstheme="majorBidi"/>
+          <w:sz w:val="28"/>
+          <w:szCs w:val="28"/>
+        </w:rPr>
+      </w:pPr>
+      <w:r>
+        <w:rPr>
+          <w:rFonts w:asciiTheme="majorBidi" w:hAnsiTheme="majorBidi" w:cstheme="majorBidi"/>
+          <w:sz w:val="28"/>
+          <w:szCs w:val="28"/>
+        </w:rPr>
+        <w:t>You can safely use your shorter version ONLY IF you are 100% certain that every single object in that list contains the key admin.</w:t>
+      </w:r>
+    </w:p>
+    <w:p>
+      <w:pPr>
+        <w:spacing w:after="60"/>
+        <w:jc w:val="both"/>
+        <w:rPr>
+          <w:rFonts w:asciiTheme="majorBidi" w:hAnsiTheme="majorBidi" w:cstheme="majorBidi"/>
+          <w:b/>
+          <w:bCs/>
+          <w:sz w:val="28"/>
+          <w:szCs w:val="28"/>
+        </w:rPr>
+      </w:pPr>
+      <w:r>
+        <w:rPr>
+          <w:rFonts w:asciiTheme="majorBidi" w:hAnsiTheme="majorBidi" w:cstheme="majorBidi"/>
+          <w:b/>
+          <w:bCs/>
+          <w:sz w:val="28"/>
+          <w:szCs w:val="28"/>
+        </w:rPr>
+        <w:t>The “Ultra-Senior” Shortcut</w:t>
+      </w:r>
+    </w:p>
+    <w:p>
+      <w:pPr>
+        <w:spacing w:after="60"/>
+        <w:jc w:val="both"/>
+        <w:rPr>
+          <w:rFonts w:asciiTheme="majorBidi" w:hAnsiTheme="majorBidi" w:cstheme="majorBidi"/>
+          <w:sz w:val="28"/>
+          <w:szCs w:val="28"/>
+        </w:rPr>
+      </w:pPr>
+      <w:r>
+        <w:rPr>
+          <w:rFonts w:asciiTheme="majorBidi" w:hAnsiTheme="majorBidi" w:cstheme="majorBidi"/>
+          <w:sz w:val="28"/>
+          <w:szCs w:val="28"/>
+        </w:rPr>
+        <w:t>If you want the logic of both but want to keep it on one line and even cleaner, you can use the default filter inside the attribute check, though it is slightly more advanced:</w:t>
+      </w:r>
+    </w:p>
+    <w:p>
+      <w:pPr>
+        <w:spacing w:after="60"/>
+        <w:jc w:val="both"/>
+        <w:rPr>
+          <w:rFonts w:asciiTheme="majorBidi" w:hAnsiTheme="majorBidi" w:cstheme="majorBidi"/>
+          <w:b/>
+          <w:bCs/>
+          <w:i/>
+          <w:iCs/>
+          <w:sz w:val="28"/>
+          <w:szCs w:val="28"/>
+        </w:rPr>
+      </w:pPr>
+      <w:r>
+        <w:rPr>
+          <w:rFonts w:asciiTheme="majorBidi" w:hAnsiTheme="majorBidi" w:cstheme="majorBidi"/>
+          <w:b/>
+          <w:bCs/>
+          <w:i/>
+          <w:iCs/>
+          <w:sz w:val="28"/>
+          <w:szCs w:val="28"/>
+        </w:rPr>
+        <w:t xml:space="preserve">{% for user in users if </w:t>
+      </w:r>
+      <w:proofErr w:type="spellStart"/>
+      <w:proofErr w:type="gramStart"/>
+      <w:r>
+        <w:rPr>
+          <w:rFonts w:asciiTheme="majorBidi" w:hAnsiTheme="majorBidi" w:cstheme="majorBidi"/>
+          <w:b/>
+          <w:bCs/>
+          <w:i/>
+          <w:iCs/>
+          <w:sz w:val="28"/>
+          <w:szCs w:val="28"/>
+        </w:rPr>
+        <w:t>user.admin</w:t>
+      </w:r>
+      <w:proofErr w:type="spellEnd"/>
+      <w:proofErr w:type="gramEnd"/>
+      <w:r>
+        <w:rPr>
+          <w:rFonts w:asciiTheme="majorBidi" w:hAnsiTheme="majorBidi" w:cstheme="majorBidi"/>
+          <w:b/>
+          <w:bCs/>
+          <w:i/>
+          <w:iCs/>
+          <w:sz w:val="28"/>
+          <w:szCs w:val="28"/>
+        </w:rPr>
+        <w:t xml:space="preserve"> | default(false) == true %}</w:t>
+      </w:r>
+    </w:p>
+    <w:p>
+      <w:pPr>
+        <w:spacing w:after="120"/>
+        <w:jc w:val="both"/>
+        <w:rPr>
+          <w:rFonts w:asciiTheme="majorBidi" w:hAnsiTheme="majorBidi" w:cstheme="majorBidi"/>
+          <w:sz w:val="28"/>
+          <w:szCs w:val="28"/>
+        </w:rPr>
+      </w:pPr>
+      <w:r>
+        <w:rPr>
+          <w:rFonts w:asciiTheme="majorBidi" w:hAnsiTheme="majorBidi" w:cstheme="majorBidi"/>
+          <w:b/>
+          <w:bCs/>
+          <w:sz w:val="28"/>
+          <w:szCs w:val="28"/>
+        </w:rPr>
+        <w:t>Note:</w:t>
+      </w:r>
+      <w:r>
+        <w:rPr>
+          <w:rFonts w:asciiTheme="majorBidi" w:hAnsiTheme="majorBidi" w:cstheme="majorBidi"/>
+          <w:sz w:val="28"/>
+          <w:szCs w:val="28"/>
+        </w:rPr>
+        <w:t xml:space="preserve"> This uses a Jinja2 “inline if” which is also very efficient, but the </w:t>
+      </w:r>
+      <w:proofErr w:type="spellStart"/>
+      <w:r>
+        <w:rPr>
+          <w:rFonts w:asciiTheme="majorBidi" w:hAnsiTheme="majorBidi" w:cstheme="majorBidi"/>
+          <w:b/>
+          <w:bCs/>
+          <w:i/>
+          <w:iCs/>
+          <w:sz w:val="28"/>
+          <w:szCs w:val="28"/>
+        </w:rPr>
+        <w:t>selectattr</w:t>
+      </w:r>
+      <w:proofErr w:type="spellEnd"/>
+      <w:r>
+        <w:rPr>
+          <w:rFonts w:asciiTheme="majorBidi" w:hAnsiTheme="majorBidi" w:cstheme="majorBidi"/>
+          <w:sz w:val="28"/>
+          <w:szCs w:val="28"/>
+        </w:rPr>
+        <w:t xml:space="preserve"> chain is considered more “Ansible-idiomatic” for large lists.</w:t>
+      </w:r>
+    </w:p>
+    <w:p>
+      <w:pPr>
+        <w:jc w:val="both"/>
+        <w:rPr>
+          <w:rFonts w:asciiTheme="majorBidi" w:hAnsiTheme="majorBidi" w:cstheme="majorBidi"/>
+          <w:b/>
+          <w:bCs/>
+          <w:sz w:val="32"/>
+          <w:szCs w:val="32"/>
+        </w:rPr>
+      </w:pPr>
+      <w:r>
+        <w:rPr>
+          <w:rFonts w:asciiTheme="majorBidi" w:hAnsiTheme="majorBidi" w:cstheme="majorBidi"/>
+          <w:b/>
+          <w:bCs/>
+          <w:sz w:val="32"/>
+          <w:szCs w:val="32"/>
+        </w:rPr>
+        <w:t xml:space="preserve">The </w:t>
+      </w:r>
+      <w:proofErr w:type="spellStart"/>
+      <w:r>
+        <w:rPr>
+          <w:rFonts w:asciiTheme="majorBidi" w:hAnsiTheme="majorBidi" w:cstheme="majorBidi"/>
+          <w:b/>
+          <w:bCs/>
+          <w:i/>
+          <w:iCs/>
+          <w:sz w:val="32"/>
+          <w:szCs w:val="32"/>
+        </w:rPr>
+        <w:t>json_query</w:t>
+      </w:r>
+      <w:proofErr w:type="spellEnd"/>
+      <w:r>
+        <w:rPr>
+          <w:rFonts w:asciiTheme="majorBidi" w:hAnsiTheme="majorBidi" w:cstheme="majorBidi"/>
+          <w:b/>
+          <w:bCs/>
+          <w:sz w:val="32"/>
+          <w:szCs w:val="32"/>
+        </w:rPr>
+        <w:t xml:space="preserve"> (The Heavy Lifter)</w:t>
+      </w:r>
+    </w:p>
+    <w:p>
+      <w:pPr>
+        <w:jc w:val="both"/>
+        <w:rPr>
+          <w:rFonts w:asciiTheme="majorBidi" w:hAnsiTheme="majorBidi" w:cstheme="majorBidi"/>
+          <w:sz w:val="28"/>
+          <w:szCs w:val="28"/>
+        </w:rPr>
+      </w:pPr>
+      <w:r>
+        <w:rPr>
+          <w:rFonts w:asciiTheme="majorBidi" w:hAnsiTheme="majorBidi" w:cstheme="majorBidi"/>
+          <w:noProof/>
+          <w:sz w:val="28"/>
+          <w:szCs w:val="28"/>
+        </w:rPr>
+        <w:lastRenderedPageBreak/>
+        <mc:AlternateContent>
+          <mc:Choice Requires="wps">
+            <w:drawing>
+              <wp:anchor distT="0" distB="0" distL="114300" distR="114300" simplePos="0" relativeHeight="251666432" behindDoc="0" locked="0" layoutInCell="1" allowOverlap="1" wp14:anchorId="2D061696" wp14:editId="1F4092E3">
+                <wp:simplePos x="0" y="0"/>
+                <wp:positionH relativeFrom="margin">
+                  <wp:align>left</wp:align>
+                </wp:positionH>
+                <wp:positionV relativeFrom="paragraph">
+                  <wp:posOffset>536713</wp:posOffset>
+                </wp:positionV>
+                <wp:extent cx="6408751" cy="874644"/>
+                <wp:effectExtent l="0" t="0" r="11430" b="20955"/>
+                <wp:wrapNone/>
+                <wp:docPr id="1510230662" name="Rectangle 8"/>
+                <wp:cNvGraphicFramePr/>
+                <a:graphic xmlns:a="http://schemas.openxmlformats.org/drawingml/2006/main">
+                  <a:graphicData uri="http://schemas.microsoft.com/office/word/2010/wordprocessingShape">
+                    <wps:wsp>
+                      <wps:cNvSpPr/>
+                      <wps:spPr>
+                        <a:xfrm>
+                          <a:off x="0" y="0"/>
+                          <a:ext cx="6408751" cy="874644"/>
+                        </a:xfrm>
+                        <a:prstGeom prst="rect">
+                          <a:avLst/>
+                        </a:prstGeom>
+                      </wps:spPr>
+                      <wps:style>
+                        <a:lnRef idx="2">
+                          <a:schemeClr val="dk1">
+                            <a:shade val="15000"/>
+                          </a:schemeClr>
+                        </a:lnRef>
+                        <a:fillRef idx="1">
+                          <a:schemeClr val="dk1"/>
+                        </a:fillRef>
+                        <a:effectRef idx="0">
+                          <a:schemeClr val="dk1"/>
+                        </a:effectRef>
+                        <a:fontRef idx="minor">
+                          <a:schemeClr val="lt1"/>
+                        </a:fontRef>
+                      </wps:style>
+                      <wps:txbx>
+                        <w:txbxContent>
+                          <w:p>
+                            <w:pPr>
+                              <w:spacing w:after="60"/>
+                              <w:rPr>
+                                <w:rFonts w:asciiTheme="majorBidi" w:hAnsiTheme="majorBidi" w:cstheme="majorBidi"/>
+                                <w:b/>
+                                <w:bCs/>
+                                <w:i/>
+                                <w:iCs/>
+                                <w:color w:val="808080" w:themeColor="background1" w:themeShade="80"/>
+                                <w:sz w:val="28"/>
+                                <w:szCs w:val="28"/>
+                              </w:rPr>
+                            </w:pPr>
+                            <w:r>
+                              <w:rPr>
+                                <w:rFonts w:asciiTheme="majorBidi" w:hAnsiTheme="majorBidi" w:cstheme="majorBidi"/>
+                                <w:b/>
+                                <w:bCs/>
+                                <w:i/>
+                                <w:iCs/>
+                                <w:color w:val="808080" w:themeColor="background1" w:themeShade="80"/>
+                                <w:sz w:val="28"/>
+                                <w:szCs w:val="28"/>
+                              </w:rPr>
+                              <w:t># Get all 'days' Jack traveled, regardless of year or destination</w:t>
+                            </w:r>
+                          </w:p>
+                          <w:p>
+                            <w:pPr>
+                              <w:spacing w:after="0"/>
+                              <w:rPr>
+                                <w:rFonts w:asciiTheme="majorBidi" w:hAnsiTheme="majorBidi" w:cstheme="majorBidi"/>
+                                <w:b/>
+                                <w:bCs/>
+                                <w:i/>
+                                <w:iCs/>
+                                <w:sz w:val="28"/>
+                                <w:szCs w:val="28"/>
+                              </w:rPr>
+                            </w:pPr>
+                            <w:r>
+                              <w:rPr>
+                                <w:rFonts w:asciiTheme="majorBidi" w:hAnsiTheme="majorBidi" w:cstheme="majorBidi"/>
+                                <w:b/>
+                                <w:bCs/>
+                                <w:i/>
+                                <w:iCs/>
+                                <w:sz w:val="28"/>
+                                <w:szCs w:val="28"/>
+                              </w:rPr>
+                              <w:t xml:space="preserve">{% set </w:t>
+                            </w:r>
+                            <w:proofErr w:type="spellStart"/>
+                            <w:r>
+                              <w:rPr>
+                                <w:rFonts w:asciiTheme="majorBidi" w:hAnsiTheme="majorBidi" w:cstheme="majorBidi"/>
+                                <w:b/>
+                                <w:bCs/>
+                                <w:i/>
+                                <w:iCs/>
+                                <w:sz w:val="28"/>
+                                <w:szCs w:val="28"/>
+                              </w:rPr>
+                              <w:t>jacks_days</w:t>
+                            </w:r>
+                            <w:proofErr w:type="spellEnd"/>
+                            <w:r>
+                              <w:rPr>
+                                <w:rFonts w:asciiTheme="majorBidi" w:hAnsiTheme="majorBidi" w:cstheme="majorBidi"/>
+                                <w:b/>
+                                <w:bCs/>
+                                <w:i/>
+                                <w:iCs/>
+                                <w:sz w:val="28"/>
+                                <w:szCs w:val="28"/>
+                              </w:rPr>
+                              <w:t xml:space="preserve"> = users | </w:t>
+                            </w:r>
+                            <w:proofErr w:type="spellStart"/>
+                            <w:r>
+                              <w:rPr>
+                                <w:rFonts w:asciiTheme="majorBidi" w:hAnsiTheme="majorBidi" w:cstheme="majorBidi"/>
+                                <w:b/>
+                                <w:bCs/>
+                                <w:i/>
+                                <w:iCs/>
+                                <w:sz w:val="28"/>
+                                <w:szCs w:val="28"/>
+                              </w:rPr>
+                              <w:t>json_query</w:t>
+                            </w:r>
+                            <w:proofErr w:type="spellEnd"/>
+                            <w:r>
+                              <w:rPr>
+                                <w:rFonts w:asciiTheme="majorBidi" w:hAnsiTheme="majorBidi" w:cstheme="majorBidi"/>
+                                <w:b/>
+                                <w:bCs/>
+                                <w:i/>
+                                <w:iCs/>
+                                <w:sz w:val="28"/>
+                                <w:szCs w:val="28"/>
+                              </w:rPr>
+                              <w:t>("[?name=='jack'</w:t>
+                            </w:r>
+                            <w:proofErr w:type="gramStart"/>
+                            <w:r>
+                              <w:rPr>
+                                <w:rFonts w:asciiTheme="majorBidi" w:hAnsiTheme="majorBidi" w:cstheme="majorBidi"/>
+                                <w:b/>
+                                <w:bCs/>
+                                <w:i/>
+                                <w:iCs/>
+                                <w:sz w:val="28"/>
+                                <w:szCs w:val="28"/>
+                              </w:rPr>
+                              <w:t>].travels</w:t>
+                            </w:r>
+                            <w:proofErr w:type="gramEnd"/>
+                            <w:r>
+                              <w:rPr>
+                                <w:rFonts w:asciiTheme="majorBidi" w:hAnsiTheme="majorBidi" w:cstheme="majorBidi"/>
+                                <w:b/>
+                                <w:bCs/>
+                                <w:i/>
+                                <w:iCs/>
+                                <w:sz w:val="28"/>
+                                <w:szCs w:val="28"/>
+                              </w:rPr>
+                              <w:t>[</w:t>
+                            </w:r>
+                            <w:proofErr w:type="gramStart"/>
+                            <w:r>
+                              <w:rPr>
+                                <w:rFonts w:asciiTheme="majorBidi" w:hAnsiTheme="majorBidi" w:cstheme="majorBidi"/>
+                                <w:b/>
+                                <w:bCs/>
+                                <w:i/>
+                                <w:iCs/>
+                                <w:sz w:val="28"/>
+                                <w:szCs w:val="28"/>
+                              </w:rPr>
+                              <w:t>].date</w:t>
+                            </w:r>
+                            <w:proofErr w:type="gramEnd"/>
+                            <w:r>
+                              <w:rPr>
+                                <w:rFonts w:asciiTheme="majorBidi" w:hAnsiTheme="majorBidi" w:cstheme="majorBidi"/>
+                                <w:b/>
+                                <w:bCs/>
+                                <w:i/>
+                                <w:iCs/>
+                                <w:sz w:val="28"/>
+                                <w:szCs w:val="28"/>
+                              </w:rPr>
+                              <w:t>[</w:t>
+                            </w:r>
+                            <w:proofErr w:type="gramStart"/>
+                            <w:r>
+                              <w:rPr>
+                                <w:rFonts w:asciiTheme="majorBidi" w:hAnsiTheme="majorBidi" w:cstheme="majorBidi"/>
+                                <w:b/>
+                                <w:bCs/>
+                                <w:i/>
+                                <w:iCs/>
+                                <w:sz w:val="28"/>
+                                <w:szCs w:val="28"/>
+                              </w:rPr>
+                              <w:t>].days</w:t>
+                            </w:r>
+                            <w:proofErr w:type="gramEnd"/>
+                            <w:r>
+                              <w:rPr>
+                                <w:rFonts w:asciiTheme="majorBidi" w:hAnsiTheme="majorBidi" w:cstheme="majorBidi"/>
+                                <w:b/>
+                                <w:bCs/>
+                                <w:i/>
+                                <w:iCs/>
+                                <w:sz w:val="28"/>
+                                <w:szCs w:val="28"/>
+                              </w:rPr>
+                              <w:t>[]") %}</w:t>
+                            </w:r>
+                          </w:p>
+                          <w:p>
+                            <w:pPr>
+                              <w:spacing w:after="0"/>
+                              <w:jc w:val="both"/>
+                              <w:rPr>
+                                <w:rFonts w:asciiTheme="majorBidi" w:hAnsiTheme="majorBidi" w:cstheme="majorBidi"/>
+                                <w:b/>
+                                <w:bCs/>
+                                <w:i/>
+                                <w:iCs/>
+                                <w:sz w:val="28"/>
+                                <w:szCs w:val="28"/>
+                              </w:rPr>
+                            </w:pPr>
+                            <w:r>
+                              <w:rPr>
+                                <w:rFonts w:asciiTheme="majorBidi" w:hAnsiTheme="majorBidi" w:cstheme="majorBidi"/>
+                                <w:b/>
+                                <w:bCs/>
+                                <w:i/>
+                                <w:iCs/>
+                                <w:sz w:val="28"/>
+                                <w:szCs w:val="28"/>
+                              </w:rPr>
+                              <w:t xml:space="preserve">Jack was busy on these days: </w:t>
+                            </w:r>
+                            <w:proofErr w:type="gramStart"/>
+                            <w:r>
+                              <w:rPr>
+                                <w:rFonts w:asciiTheme="majorBidi" w:hAnsiTheme="majorBidi" w:cstheme="majorBidi"/>
+                                <w:b/>
+                                <w:bCs/>
+                                <w:i/>
+                                <w:iCs/>
+                                <w:sz w:val="28"/>
+                                <w:szCs w:val="28"/>
+                              </w:rPr>
+                              <w:t xml:space="preserve">{{ </w:t>
+                            </w:r>
+                            <w:proofErr w:type="spellStart"/>
+                            <w:r>
+                              <w:rPr>
+                                <w:rFonts w:asciiTheme="majorBidi" w:hAnsiTheme="majorBidi" w:cstheme="majorBidi"/>
+                                <w:b/>
+                                <w:bCs/>
+                                <w:i/>
+                                <w:iCs/>
+                                <w:sz w:val="28"/>
+                                <w:szCs w:val="28"/>
+                              </w:rPr>
+                              <w:t>jacks</w:t>
+                            </w:r>
+                            <w:proofErr w:type="gramEnd"/>
+                            <w:r>
+                              <w:rPr>
+                                <w:rFonts w:asciiTheme="majorBidi" w:hAnsiTheme="majorBidi" w:cstheme="majorBidi"/>
+                                <w:b/>
+                                <w:bCs/>
+                                <w:i/>
+                                <w:iCs/>
+                                <w:sz w:val="28"/>
+                                <w:szCs w:val="28"/>
+                              </w:rPr>
+                              <w:t>_days</w:t>
+                            </w:r>
+                            <w:proofErr w:type="spellEnd"/>
+                            <w:r>
+                              <w:rPr>
+                                <w:rFonts w:asciiTheme="majorBidi" w:hAnsiTheme="majorBidi" w:cstheme="majorBidi"/>
+                                <w:b/>
+                                <w:bCs/>
+                                <w:i/>
+                                <w:iCs/>
+                                <w:sz w:val="28"/>
+                                <w:szCs w:val="28"/>
+                              </w:rPr>
+                              <w:t xml:space="preserve"> | </w:t>
+                            </w:r>
+                            <w:proofErr w:type="gramStart"/>
+                            <w:r>
+                              <w:rPr>
+                                <w:rFonts w:asciiTheme="majorBidi" w:hAnsiTheme="majorBidi" w:cstheme="majorBidi"/>
+                                <w:b/>
+                                <w:bCs/>
+                                <w:i/>
+                                <w:iCs/>
+                                <w:sz w:val="28"/>
+                                <w:szCs w:val="28"/>
+                              </w:rPr>
+                              <w:t>join(</w:t>
+                            </w:r>
+                            <w:proofErr w:type="gramEnd"/>
+                            <w:r>
+                              <w:rPr>
+                                <w:rFonts w:asciiTheme="majorBidi" w:hAnsiTheme="majorBidi" w:cstheme="majorBidi"/>
+                                <w:b/>
+                                <w:bCs/>
+                                <w:i/>
+                                <w:iCs/>
+                                <w:sz w:val="28"/>
+                                <w:szCs w:val="28"/>
+                              </w:rPr>
+                              <w:t>', '</w:t>
+                            </w:r>
+                            <w:proofErr w:type="gramStart"/>
+                            <w:r>
+                              <w:rPr>
+                                <w:rFonts w:asciiTheme="majorBidi" w:hAnsiTheme="majorBidi" w:cstheme="majorBidi"/>
+                                <w:b/>
+                                <w:bCs/>
+                                <w:i/>
+                                <w:iCs/>
+                                <w:sz w:val="28"/>
+                                <w:szCs w:val="28"/>
+                              </w:rPr>
+                              <w:t>) }</w:t>
+                            </w:r>
+                            <w:proofErr w:type="gramEnd"/>
+                            <w:r>
+                              <w:rPr>
+                                <w:rFonts w:asciiTheme="majorBidi" w:hAnsiTheme="majorBidi" w:cstheme="majorBidi"/>
+                                <w:b/>
+                                <w:bCs/>
+                                <w:i/>
+                                <w:iCs/>
+                                <w:sz w:val="28"/>
+                                <w:szCs w:val="28"/>
+                              </w:rPr>
+                              <w:t>}</w:t>
+                            </w:r>
+                          </w:p>
+                          <w:p>
+                            <w:pPr>
+                              <w:spacing w:after="0"/>
+                              <w:jc w:val="center"/>
+                              <w:rPr>
+                                <w:b/>
+                                <w:bCs/>
+                                <w:i/>
+                                <w:iCs/>
+                              </w:rPr>
+                            </w:pPr>
+                          </w:p>
+                        </w:txbxContent>
+                      </wps:txbx>
+                      <wps:bodyPr rot="0" spcFirstLastPara="0" vertOverflow="overflow" horzOverflow="overflow" vert="horz" wrap="square" lIns="91440" tIns="45720" rIns="91440" bIns="45720" numCol="1" spcCol="0" rtlCol="0" fromWordArt="0" anchor="ctr" anchorCtr="0" forceAA="0" compatLnSpc="1">
+                        <a:prstTxWarp prst="textNoShape">
+                          <a:avLst/>
+                        </a:prstTxWarp>
+                        <a:noAutofit/>
+                      </wps:bodyPr>
+                    </wps:wsp>
+                  </a:graphicData>
+                </a:graphic>
+                <wp14:sizeRelH relativeFrom="margin">
+                  <wp14:pctWidth>0</wp14:pctWidth>
+                </wp14:sizeRelH>
+                <wp14:sizeRelV relativeFrom="margin">
+                  <wp14:pctHeight>0</wp14:pctHeight>
+                </wp14:sizeRelV>
+              </wp:anchor>
+            </w:drawing>
+          </mc:Choice>
+          <mc:Fallback>
+            <w:pict>
+              <v:rect w14:anchorId="2D061696" id="Rectangle 8" o:spid="_x0000_s1033" style="position:absolute;left:0;text-align:left;margin-left:0;margin-top:42.25pt;width:504.65pt;height:68.85pt;z-index:251666432;visibility:visible;mso-wrap-style:square;mso-width-percent:0;mso-height-percent:0;mso-wrap-distance-left:9pt;mso-wrap-distance-top:0;mso-wrap-distance-right:9pt;mso-wrap-distance-bottom:0;mso-position-horizontal:left;mso-position-horizontal-relative:margin;mso-position-vertical:absolute;mso-position-vertical-relative:text;mso-width-percent:0;mso-height-percent:0;mso-width-relative:margin;mso-height-relative:margin;v-text-anchor:middle" o:gfxdata="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" fillcolor="black [3200]" strokecolor="black [480]" strokeweight="1pt">
+                <v:textbox>
+                  <w:txbxContent>
+                    <w:p>
+                      <w:pPr>
+                        <w:spacing w:after="60"/>
+                        <w:rPr>
+                          <w:rFonts w:asciiTheme="majorBidi" w:hAnsiTheme="majorBidi" w:cstheme="majorBidi"/>
+                          <w:b/>
+                          <w:bCs/>
+                          <w:i/>
+                          <w:iCs/>
+                          <w:color w:val="808080" w:themeColor="background1" w:themeShade="80"/>
+                          <w:sz w:val="28"/>
+                          <w:szCs w:val="28"/>
+                        </w:rPr>
+                      </w:pPr>
+                      <w:r>
+                        <w:rPr>
+                          <w:rFonts w:asciiTheme="majorBidi" w:hAnsiTheme="majorBidi" w:cstheme="majorBidi"/>
+                          <w:b/>
+                          <w:bCs/>
+                          <w:i/>
+                          <w:iCs/>
+                          <w:color w:val="808080" w:themeColor="background1" w:themeShade="80"/>
+                          <w:sz w:val="28"/>
+                          <w:szCs w:val="28"/>
+                        </w:rPr>
+                        <w:t># Get all 'days' Jack traveled, regardless of year or destination</w:t>
+                      </w:r>
+                    </w:p>
+                    <w:p>
+                      <w:pPr>
+                        <w:spacing w:after="0"/>
+                        <w:rPr>
+                          <w:rFonts w:asciiTheme="majorBidi" w:hAnsiTheme="majorBidi" w:cstheme="majorBidi"/>
+                          <w:b/>
+                          <w:bCs/>
+                          <w:i/>
+                          <w:iCs/>
+                          <w:sz w:val="28"/>
+                          <w:szCs w:val="28"/>
+                        </w:rPr>
+                      </w:pPr>
+                      <w:r>
+                        <w:rPr>
+                          <w:rFonts w:asciiTheme="majorBidi" w:hAnsiTheme="majorBidi" w:cstheme="majorBidi"/>
+                          <w:b/>
+                          <w:bCs/>
+                          <w:i/>
+                          <w:iCs/>
+                          <w:sz w:val="28"/>
+                          <w:szCs w:val="28"/>
+                        </w:rPr>
+                        <w:t xml:space="preserve">{% set </w:t>
+                      </w:r>
+                      <w:proofErr w:type="spellStart"/>
+                      <w:r>
+                        <w:rPr>
+                          <w:rFonts w:asciiTheme="majorBidi" w:hAnsiTheme="majorBidi" w:cstheme="majorBidi"/>
+                          <w:b/>
+                          <w:bCs/>
+                          <w:i/>
+                          <w:iCs/>
+                          <w:sz w:val="28"/>
+                          <w:szCs w:val="28"/>
+                        </w:rPr>
+                        <w:t>jacks_days</w:t>
+                      </w:r>
+                      <w:proofErr w:type="spellEnd"/>
+                      <w:r>
+                        <w:rPr>
+                          <w:rFonts w:asciiTheme="majorBidi" w:hAnsiTheme="majorBidi" w:cstheme="majorBidi"/>
+                          <w:b/>
+                          <w:bCs/>
+                          <w:i/>
+                          <w:iCs/>
+                          <w:sz w:val="28"/>
+                          <w:szCs w:val="28"/>
+                        </w:rPr>
+                        <w:t xml:space="preserve"> = users | </w:t>
+                      </w:r>
+                      <w:proofErr w:type="spellStart"/>
+                      <w:r>
+                        <w:rPr>
+                          <w:rFonts w:asciiTheme="majorBidi" w:hAnsiTheme="majorBidi" w:cstheme="majorBidi"/>
+                          <w:b/>
+                          <w:bCs/>
+                          <w:i/>
+                          <w:iCs/>
+                          <w:sz w:val="28"/>
+                          <w:szCs w:val="28"/>
+                        </w:rPr>
+                        <w:t>json_query</w:t>
+                      </w:r>
+                      <w:proofErr w:type="spellEnd"/>
+                      <w:r>
+                        <w:rPr>
+                          <w:rFonts w:asciiTheme="majorBidi" w:hAnsiTheme="majorBidi" w:cstheme="majorBidi"/>
+                          <w:b/>
+                          <w:bCs/>
+                          <w:i/>
+                          <w:iCs/>
+                          <w:sz w:val="28"/>
+                          <w:szCs w:val="28"/>
+                        </w:rPr>
+                        <w:t>("[?name=='jack'</w:t>
+                      </w:r>
+                      <w:proofErr w:type="gramStart"/>
+                      <w:r>
+                        <w:rPr>
+                          <w:rFonts w:asciiTheme="majorBidi" w:hAnsiTheme="majorBidi" w:cstheme="majorBidi"/>
+                          <w:b/>
+                          <w:bCs/>
+                          <w:i/>
+                          <w:iCs/>
+                          <w:sz w:val="28"/>
+                          <w:szCs w:val="28"/>
+                        </w:rPr>
+                        <w:t>].travels</w:t>
+                      </w:r>
+                      <w:proofErr w:type="gramEnd"/>
+                      <w:r>
+                        <w:rPr>
+                          <w:rFonts w:asciiTheme="majorBidi" w:hAnsiTheme="majorBidi" w:cstheme="majorBidi"/>
+                          <w:b/>
+                          <w:bCs/>
+                          <w:i/>
+                          <w:iCs/>
+                          <w:sz w:val="28"/>
+                          <w:szCs w:val="28"/>
+                        </w:rPr>
+                        <w:t>[</w:t>
+                      </w:r>
+                      <w:proofErr w:type="gramStart"/>
+                      <w:r>
+                        <w:rPr>
+                          <w:rFonts w:asciiTheme="majorBidi" w:hAnsiTheme="majorBidi" w:cstheme="majorBidi"/>
+                          <w:b/>
+                          <w:bCs/>
+                          <w:i/>
+                          <w:iCs/>
+                          <w:sz w:val="28"/>
+                          <w:szCs w:val="28"/>
+                        </w:rPr>
+                        <w:t>].date</w:t>
+                      </w:r>
+                      <w:proofErr w:type="gramEnd"/>
+                      <w:r>
+                        <w:rPr>
+                          <w:rFonts w:asciiTheme="majorBidi" w:hAnsiTheme="majorBidi" w:cstheme="majorBidi"/>
+                          <w:b/>
+                          <w:bCs/>
+                          <w:i/>
+                          <w:iCs/>
+                          <w:sz w:val="28"/>
+                          <w:szCs w:val="28"/>
+                        </w:rPr>
+                        <w:t>[</w:t>
+                      </w:r>
+                      <w:proofErr w:type="gramStart"/>
+                      <w:r>
+                        <w:rPr>
+                          <w:rFonts w:asciiTheme="majorBidi" w:hAnsiTheme="majorBidi" w:cstheme="majorBidi"/>
+                          <w:b/>
+                          <w:bCs/>
+                          <w:i/>
+                          <w:iCs/>
+                          <w:sz w:val="28"/>
+                          <w:szCs w:val="28"/>
+                        </w:rPr>
+                        <w:t>].days</w:t>
+                      </w:r>
+                      <w:proofErr w:type="gramEnd"/>
+                      <w:r>
+                        <w:rPr>
+                          <w:rFonts w:asciiTheme="majorBidi" w:hAnsiTheme="majorBidi" w:cstheme="majorBidi"/>
+                          <w:b/>
+                          <w:bCs/>
+                          <w:i/>
+                          <w:iCs/>
+                          <w:sz w:val="28"/>
+                          <w:szCs w:val="28"/>
+                        </w:rPr>
+                        <w:t>[]") %}</w:t>
+                      </w:r>
+                    </w:p>
+                    <w:p>
+                      <w:pPr>
+                        <w:spacing w:after="0"/>
+                        <w:jc w:val="both"/>
+                        <w:rPr>
+                          <w:rFonts w:asciiTheme="majorBidi" w:hAnsiTheme="majorBidi" w:cstheme="majorBidi"/>
+                          <w:b/>
+                          <w:bCs/>
+                          <w:i/>
+                          <w:iCs/>
+                          <w:sz w:val="28"/>
+                          <w:szCs w:val="28"/>
+                        </w:rPr>
+                      </w:pPr>
+                      <w:r>
+                        <w:rPr>
+                          <w:rFonts w:asciiTheme="majorBidi" w:hAnsiTheme="majorBidi" w:cstheme="majorBidi"/>
+                          <w:b/>
+                          <w:bCs/>
+                          <w:i/>
+                          <w:iCs/>
+                          <w:sz w:val="28"/>
+                          <w:szCs w:val="28"/>
+                        </w:rPr>
+                        <w:t xml:space="preserve">Jack was busy on these days: </w:t>
+                      </w:r>
+                      <w:proofErr w:type="gramStart"/>
+                      <w:r>
+                        <w:rPr>
+                          <w:rFonts w:asciiTheme="majorBidi" w:hAnsiTheme="majorBidi" w:cstheme="majorBidi"/>
+                          <w:b/>
+                          <w:bCs/>
+                          <w:i/>
+                          <w:iCs/>
+                          <w:sz w:val="28"/>
+                          <w:szCs w:val="28"/>
+                        </w:rPr>
+                        <w:t xml:space="preserve">{{ </w:t>
+                      </w:r>
+                      <w:proofErr w:type="spellStart"/>
+                      <w:r>
+                        <w:rPr>
+                          <w:rFonts w:asciiTheme="majorBidi" w:hAnsiTheme="majorBidi" w:cstheme="majorBidi"/>
+                          <w:b/>
+                          <w:bCs/>
+                          <w:i/>
+                          <w:iCs/>
+                          <w:sz w:val="28"/>
+                          <w:szCs w:val="28"/>
+                        </w:rPr>
+                        <w:t>jacks</w:t>
+                      </w:r>
+                      <w:proofErr w:type="gramEnd"/>
+                      <w:r>
+                        <w:rPr>
+                          <w:rFonts w:asciiTheme="majorBidi" w:hAnsiTheme="majorBidi" w:cstheme="majorBidi"/>
+                          <w:b/>
+                          <w:bCs/>
+                          <w:i/>
+                          <w:iCs/>
+                          <w:sz w:val="28"/>
+                          <w:szCs w:val="28"/>
+                        </w:rPr>
+                        <w:t>_days</w:t>
+                      </w:r>
+                      <w:proofErr w:type="spellEnd"/>
+                      <w:r>
+                        <w:rPr>
+                          <w:rFonts w:asciiTheme="majorBidi" w:hAnsiTheme="majorBidi" w:cstheme="majorBidi"/>
+                          <w:b/>
+                          <w:bCs/>
+                          <w:i/>
+                          <w:iCs/>
+                          <w:sz w:val="28"/>
+                          <w:szCs w:val="28"/>
+                        </w:rPr>
+                        <w:t xml:space="preserve"> | </w:t>
+                      </w:r>
+                      <w:proofErr w:type="gramStart"/>
+                      <w:r>
+                        <w:rPr>
+                          <w:rFonts w:asciiTheme="majorBidi" w:hAnsiTheme="majorBidi" w:cstheme="majorBidi"/>
+                          <w:b/>
+                          <w:bCs/>
+                          <w:i/>
+                          <w:iCs/>
+                          <w:sz w:val="28"/>
+                          <w:szCs w:val="28"/>
+                        </w:rPr>
+                        <w:t>join(</w:t>
+                      </w:r>
+                      <w:proofErr w:type="gramEnd"/>
+                      <w:r>
+                        <w:rPr>
+                          <w:rFonts w:asciiTheme="majorBidi" w:hAnsiTheme="majorBidi" w:cstheme="majorBidi"/>
+                          <w:b/>
+                          <w:bCs/>
+                          <w:i/>
+                          <w:iCs/>
+                          <w:sz w:val="28"/>
+                          <w:szCs w:val="28"/>
+                        </w:rPr>
+                        <w:t>', '</w:t>
+                      </w:r>
+                      <w:proofErr w:type="gramStart"/>
+                      <w:r>
+                        <w:rPr>
+                          <w:rFonts w:asciiTheme="majorBidi" w:hAnsiTheme="majorBidi" w:cstheme="majorBidi"/>
+                          <w:b/>
+                          <w:bCs/>
+                          <w:i/>
+                          <w:iCs/>
+                          <w:sz w:val="28"/>
+                          <w:szCs w:val="28"/>
+                        </w:rPr>
+                        <w:t>) }</w:t>
+                      </w:r>
+                      <w:proofErr w:type="gramEnd"/>
+                      <w:r>
+                        <w:rPr>
+                          <w:rFonts w:asciiTheme="majorBidi" w:hAnsiTheme="majorBidi" w:cstheme="majorBidi"/>
+                          <w:b/>
+                          <w:bCs/>
+                          <w:i/>
+                          <w:iCs/>
+                          <w:sz w:val="28"/>
+                          <w:szCs w:val="28"/>
+                        </w:rPr>
+                        <w:t>}</w:t>
+                      </w:r>
+                    </w:p>
+                    <w:p>
+                      <w:pPr>
+                        <w:spacing w:after="0"/>
+                        <w:jc w:val="center"/>
+                        <w:rPr>
+                          <w:b/>
+                          <w:bCs/>
+                          <w:i/>
+                          <w:iCs/>
+                        </w:rPr>
+                      </w:pPr>
+                    </w:p>
+                  </w:txbxContent>
+                </v:textbox>
+                <w10:wrap anchorx="margin"/>
+              </v:rect>
+            </w:pict>
+          </mc:Fallback>
+        </mc:AlternateContent>
+      </w:r>
+      <w:r>
+        <w:rPr>
+          <w:rFonts w:asciiTheme="majorBidi" w:hAnsiTheme="majorBidi" w:cstheme="majorBidi"/>
+          <w:sz w:val="28"/>
+          <w:szCs w:val="28"/>
+        </w:rPr>
+        <w:t xml:space="preserve">When the data structure is deeply nested (like the </w:t>
+      </w:r>
+      <w:proofErr w:type="gramStart"/>
+      <w:r>
+        <w:rPr>
+          <w:rFonts w:asciiTheme="majorBidi" w:hAnsiTheme="majorBidi" w:cstheme="majorBidi"/>
+          <w:b/>
+          <w:bCs/>
+          <w:i/>
+          <w:iCs/>
+          <w:sz w:val="28"/>
+          <w:szCs w:val="28"/>
+        </w:rPr>
+        <w:t>users</w:t>
+      </w:r>
+      <w:proofErr w:type="gramEnd"/>
+      <w:r>
+        <w:rPr>
+          <w:rFonts w:asciiTheme="majorBidi" w:hAnsiTheme="majorBidi" w:cstheme="majorBidi"/>
+          <w:sz w:val="28"/>
+          <w:szCs w:val="28"/>
+        </w:rPr>
+        <w:t xml:space="preserve"> example we did earlier), seniors use </w:t>
+      </w:r>
+      <w:proofErr w:type="spellStart"/>
+      <w:r>
+        <w:rPr>
+          <w:rFonts w:asciiTheme="majorBidi" w:hAnsiTheme="majorBidi" w:cstheme="majorBidi"/>
+          <w:b/>
+          <w:bCs/>
+          <w:i/>
+          <w:iCs/>
+          <w:sz w:val="28"/>
+          <w:szCs w:val="28"/>
+        </w:rPr>
+        <w:t>JMESPath</w:t>
+      </w:r>
+      <w:proofErr w:type="spellEnd"/>
+      <w:r>
+        <w:rPr>
+          <w:rFonts w:asciiTheme="majorBidi" w:hAnsiTheme="majorBidi" w:cstheme="majorBidi"/>
+          <w:sz w:val="28"/>
+          <w:szCs w:val="28"/>
+        </w:rPr>
+        <w:t xml:space="preserve"> via the </w:t>
+      </w:r>
+      <w:proofErr w:type="spellStart"/>
+      <w:r>
+        <w:rPr>
+          <w:rFonts w:asciiTheme="majorBidi" w:hAnsiTheme="majorBidi" w:cstheme="majorBidi"/>
+          <w:b/>
+          <w:bCs/>
+          <w:i/>
+          <w:iCs/>
+          <w:sz w:val="28"/>
+          <w:szCs w:val="28"/>
+        </w:rPr>
+        <w:t>json_query</w:t>
+      </w:r>
+      <w:proofErr w:type="spellEnd"/>
+      <w:r>
+        <w:rPr>
+          <w:rFonts w:asciiTheme="majorBidi" w:hAnsiTheme="majorBidi" w:cstheme="majorBidi"/>
+          <w:sz w:val="28"/>
+          <w:szCs w:val="28"/>
+        </w:rPr>
+        <w:t xml:space="preserve"> filter to pluck out exactly what they need without 5 nested loops.</w:t>
+      </w:r>
+    </w:p>
+    <w:p>
+      <w:pPr>
+        <w:jc w:val="both"/>
+        <w:rPr>
+          <w:rFonts w:asciiTheme="majorBidi" w:hAnsiTheme="majorBidi" w:cstheme="majorBidi"/>
+          <w:sz w:val="28"/>
+          <w:szCs w:val="28"/>
+        </w:rPr>
+      </w:pPr>
+    </w:p>
+    <w:p>
+      <w:pPr>
+        <w:jc w:val="both"/>
+        <w:rPr>
+          <w:rFonts w:asciiTheme="majorBidi" w:hAnsiTheme="majorBidi" w:cstheme="majorBidi"/>
+          <w:sz w:val="28"/>
+          <w:szCs w:val="28"/>
+        </w:rPr>
+      </w:pPr>
+    </w:p>
+    <w:p>
+      <w:pPr>
+        <w:jc w:val="both"/>
+        <w:rPr>
+          <w:rFonts w:asciiTheme="majorBidi" w:hAnsiTheme="majorBidi" w:cstheme="majorBidi"/>
+          <w:sz w:val="14"/>
+          <w:szCs w:val="14"/>
+        </w:rPr>
+      </w:pPr>
+    </w:p>
+    <w:p>
+      <w:pPr>
+        <w:spacing w:after="100"/>
+        <w:jc w:val="both"/>
+        <w:rPr>
+          <w:rFonts w:asciiTheme="majorBidi" w:hAnsiTheme="majorBidi" w:cstheme="majorBidi"/>
+          <w:sz w:val="28"/>
+          <w:szCs w:val="28"/>
+        </w:rPr>
+      </w:pPr>
+      <w:r>
+        <w:rPr>
+          <w:rFonts w:asciiTheme="majorBidi" w:hAnsiTheme="majorBidi" w:cstheme="majorBidi"/>
+          <w:sz w:val="28"/>
+          <w:szCs w:val="28"/>
+        </w:rPr>
+        <w:t>T</w:t>
+      </w:r>
+      <w:r>
+        <w:rPr>
+          <w:rFonts w:asciiTheme="majorBidi" w:hAnsiTheme="majorBidi" w:cstheme="majorBidi"/>
+          <w:sz w:val="28"/>
+          <w:szCs w:val="28"/>
+        </w:rPr>
+        <w:t>he output</w:t>
+      </w:r>
+      <w:r>
+        <w:rPr>
+          <w:rFonts w:asciiTheme="majorBidi" w:hAnsiTheme="majorBidi" w:cstheme="majorBidi"/>
+          <w:sz w:val="28"/>
+          <w:szCs w:val="28"/>
+        </w:rPr>
+        <w:t xml:space="preserve"> of </w:t>
+      </w:r>
+      <w:proofErr w:type="spellStart"/>
+      <w:r>
+        <w:rPr>
+          <w:rFonts w:asciiTheme="majorBidi" w:hAnsiTheme="majorBidi" w:cstheme="majorBidi"/>
+          <w:b/>
+          <w:bCs/>
+          <w:i/>
+          <w:iCs/>
+          <w:sz w:val="28"/>
+          <w:szCs w:val="28"/>
+        </w:rPr>
+        <w:t>json_</w:t>
+      </w:r>
+      <w:proofErr w:type="gramStart"/>
+      <w:r>
+        <w:rPr>
+          <w:rFonts w:asciiTheme="majorBidi" w:hAnsiTheme="majorBidi" w:cstheme="majorBidi"/>
+          <w:b/>
+          <w:bCs/>
+          <w:i/>
+          <w:iCs/>
+          <w:sz w:val="28"/>
+          <w:szCs w:val="28"/>
+        </w:rPr>
+        <w:t>query</w:t>
+      </w:r>
+      <w:proofErr w:type="spellEnd"/>
+      <w:r>
+        <w:rPr>
+          <w:rFonts w:asciiTheme="majorBidi" w:hAnsiTheme="majorBidi" w:cstheme="majorBidi"/>
+          <w:b/>
+          <w:bCs/>
+          <w:i/>
+          <w:iCs/>
+          <w:sz w:val="28"/>
+          <w:szCs w:val="28"/>
+        </w:rPr>
+        <w:t>(</w:t>
+      </w:r>
+      <w:proofErr w:type="gramEnd"/>
+      <w:r>
+        <w:rPr>
+          <w:rFonts w:asciiTheme="majorBidi" w:hAnsiTheme="majorBidi" w:cstheme="majorBidi"/>
+          <w:b/>
+          <w:bCs/>
+          <w:i/>
+          <w:iCs/>
+          <w:sz w:val="28"/>
+          <w:szCs w:val="28"/>
+        </w:rPr>
+        <w:t>)</w:t>
+      </w:r>
+      <w:r>
+        <w:rPr>
+          <w:rFonts w:asciiTheme="majorBidi" w:hAnsiTheme="majorBidi" w:cstheme="majorBidi"/>
+          <w:sz w:val="28"/>
+          <w:szCs w:val="28"/>
+        </w:rPr>
+        <w:t xml:space="preserve"> is always a flattened list (or nested list, depending on the query) containing the matched elements.</w:t>
+      </w:r>
+    </w:p>
+    <w:p>
+      <w:pPr>
+        <w:spacing w:after="80"/>
+        <w:rPr>
+          <w:rFonts w:asciiTheme="majorBidi" w:hAnsiTheme="majorBidi" w:cstheme="majorBidi"/>
+          <w:b/>
+          <w:bCs/>
+          <w:sz w:val="36"/>
+          <w:szCs w:val="36"/>
+        </w:rPr>
+      </w:pPr>
+      <w:r>
+        <w:rPr>
+          <w:rFonts w:asciiTheme="majorBidi" w:hAnsiTheme="majorBidi" w:cstheme="majorBidi"/>
+          <w:b/>
+          <w:bCs/>
+          <w:sz w:val="36"/>
+          <w:szCs w:val="36"/>
+        </w:rPr>
+        <w:t xml:space="preserve">Template Inheritance: </w:t>
+      </w:r>
+      <w:r>
+        <w:rPr>
+          <w:rFonts w:asciiTheme="majorBidi" w:hAnsiTheme="majorBidi" w:cstheme="majorBidi"/>
+          <w:b/>
+          <w:bCs/>
+          <w:i/>
+          <w:iCs/>
+          <w:sz w:val="36"/>
+          <w:szCs w:val="36"/>
+        </w:rPr>
+        <w:t>extends</w:t>
+      </w:r>
+      <w:r>
+        <w:rPr>
+          <w:rFonts w:asciiTheme="majorBidi" w:hAnsiTheme="majorBidi" w:cstheme="majorBidi"/>
+          <w:b/>
+          <w:bCs/>
+          <w:sz w:val="36"/>
+          <w:szCs w:val="36"/>
+        </w:rPr>
+        <w:t xml:space="preserve"> and </w:t>
+      </w:r>
+      <w:r>
+        <w:rPr>
+          <w:rFonts w:asciiTheme="majorBidi" w:hAnsiTheme="majorBidi" w:cstheme="majorBidi"/>
+          <w:b/>
+          <w:bCs/>
+          <w:i/>
+          <w:iCs/>
+          <w:sz w:val="36"/>
+          <w:szCs w:val="36"/>
+        </w:rPr>
+        <w:t>include</w:t>
+      </w:r>
+    </w:p>
+    <w:p>
+      <w:pPr>
+        <w:spacing w:after="60"/>
+        <w:rPr>
+          <w:rFonts w:asciiTheme="majorBidi" w:hAnsiTheme="majorBidi" w:cstheme="majorBidi"/>
+          <w:sz w:val="28"/>
+          <w:szCs w:val="28"/>
+        </w:rPr>
+      </w:pPr>
+      <w:r>
+        <w:rPr>
+          <w:rFonts w:asciiTheme="majorBidi" w:hAnsiTheme="majorBidi" w:cstheme="majorBidi"/>
+          <w:sz w:val="28"/>
+          <w:szCs w:val="28"/>
+        </w:rPr>
+        <w:t>A senior avoids repeating code (DRY - Don’t Repeat Yourself). If you have 10 different Nginx configs that all share the same header, you don’t copy-paste them.</w:t>
+      </w:r>
+    </w:p>
+    <w:p>
+      <w:pPr>
+        <w:pStyle w:val="ListParagraph"/>
+        <w:numPr>
+          <w:ilvl w:val="0"/>
+          <w:numId w:val="5"/>
+        </w:numPr>
+        <w:ind w:left="360"/>
+        <w:rPr>
+          <w:rFonts w:asciiTheme="majorBidi" w:hAnsiTheme="majorBidi" w:cstheme="majorBidi"/>
+          <w:sz w:val="28"/>
+          <w:szCs w:val="28"/>
+        </w:rPr>
+      </w:pPr>
+      <w:r>
+        <w:rPr>
+          <w:rFonts w:asciiTheme="majorBidi" w:hAnsiTheme="majorBidi" w:cstheme="majorBidi"/>
+          <w:b/>
+          <w:bCs/>
+          <w:i/>
+          <w:iCs/>
+          <w:noProof/>
+          <w:sz w:val="28"/>
+          <w:szCs w:val="28"/>
+        </w:rPr>
+        <mc:AlternateContent>
+          <mc:Choice Requires="wps">
+            <w:drawing>
+              <wp:anchor distT="0" distB="0" distL="114300" distR="114300" simplePos="0" relativeHeight="251667456" behindDoc="0" locked="0" layoutInCell="1" allowOverlap="1" wp14:anchorId="7F35E744" wp14:editId="30C7D597">
+                <wp:simplePos x="0" y="0"/>
+                <wp:positionH relativeFrom="column">
+                  <wp:posOffset>218661</wp:posOffset>
+                </wp:positionH>
+                <wp:positionV relativeFrom="paragraph">
+                  <wp:posOffset>277909</wp:posOffset>
+                </wp:positionV>
+                <wp:extent cx="2186609" cy="1081378"/>
+                <wp:effectExtent l="0" t="0" r="23495" b="24130"/>
+                <wp:wrapNone/>
+                <wp:docPr id="1441991352" name="Rectangle 9"/>
+                <wp:cNvGraphicFramePr/>
+                <a:graphic xmlns:a="http://schemas.openxmlformats.org/drawingml/2006/main">
+                  <a:graphicData uri="http://schemas.microsoft.com/office/word/2010/wordprocessingShape">
+                    <wps:wsp>
+                      <wps:cNvSpPr/>
+                      <wps:spPr>
+                        <a:xfrm>
+                          <a:off x="0" y="0"/>
+                          <a:ext cx="2186609" cy="1081378"/>
+                        </a:xfrm>
+                        <a:prstGeom prst="rect">
+                          <a:avLst/>
+                        </a:prstGeom>
+                      </wps:spPr>
+                      <wps:style>
+                        <a:lnRef idx="2">
+                          <a:schemeClr val="dk1">
+                            <a:shade val="15000"/>
+                          </a:schemeClr>
+                        </a:lnRef>
+                        <a:fillRef idx="1">
+                          <a:schemeClr val="dk1"/>
+                        </a:fillRef>
+                        <a:effectRef idx="0">
+                          <a:schemeClr val="dk1"/>
+                        </a:effectRef>
+                        <a:fontRef idx="minor">
+                          <a:schemeClr val="lt1"/>
+                        </a:fontRef>
+                      </wps:style>
+                      <wps:txbx>
+                        <w:txbxContent>
+                          <w:p>
+                            <w:pPr>
+                              <w:spacing w:after="0"/>
+                              <w:rPr>
+                                <w:rFonts w:asciiTheme="majorBidi" w:hAnsiTheme="majorBidi" w:cstheme="majorBidi"/>
+                                <w:b/>
+                                <w:bCs/>
+                                <w:i/>
+                                <w:iCs/>
+                                <w:sz w:val="28"/>
+                                <w:szCs w:val="28"/>
+                              </w:rPr>
+                            </w:pPr>
+                            <w:r>
+                              <w:rPr>
+                                <w:rFonts w:asciiTheme="majorBidi" w:hAnsiTheme="majorBidi" w:cstheme="majorBidi"/>
+                                <w:b/>
+                                <w:bCs/>
+                                <w:i/>
+                                <w:iCs/>
+                                <w:sz w:val="28"/>
+                                <w:szCs w:val="28"/>
+                              </w:rPr>
+                              <w:t>{% include "</w:t>
+                            </w:r>
+                            <w:proofErr w:type="gramStart"/>
+                            <w:r>
+                              <w:rPr>
+                                <w:rFonts w:asciiTheme="majorBidi" w:hAnsiTheme="majorBidi" w:cstheme="majorBidi"/>
+                                <w:b/>
+                                <w:bCs/>
+                                <w:i/>
+                                <w:iCs/>
+                                <w:sz w:val="28"/>
+                                <w:szCs w:val="28"/>
+                              </w:rPr>
+                              <w:t>header.j</w:t>
+                            </w:r>
+                            <w:proofErr w:type="gramEnd"/>
+                            <w:r>
+                              <w:rPr>
+                                <w:rFonts w:asciiTheme="majorBidi" w:hAnsiTheme="majorBidi" w:cstheme="majorBidi"/>
+                                <w:b/>
+                                <w:bCs/>
+                                <w:i/>
+                                <w:iCs/>
+                                <w:sz w:val="28"/>
+                                <w:szCs w:val="28"/>
+                              </w:rPr>
+                              <w:t>2" %}</w:t>
+                            </w:r>
+                          </w:p>
+                          <w:p>
+                            <w:pPr>
+                              <w:spacing w:after="0"/>
+                              <w:rPr>
+                                <w:rFonts w:asciiTheme="majorBidi" w:hAnsiTheme="majorBidi" w:cstheme="majorBidi"/>
+                                <w:b/>
+                                <w:bCs/>
+                                <w:i/>
+                                <w:iCs/>
+                                <w:sz w:val="28"/>
+                                <w:szCs w:val="28"/>
+                              </w:rPr>
+                            </w:pPr>
+                            <w:r>
+                              <w:rPr>
+                                <w:rFonts w:asciiTheme="majorBidi" w:hAnsiTheme="majorBidi" w:cstheme="majorBidi"/>
+                                <w:b/>
+                                <w:bCs/>
+                                <w:i/>
+                                <w:iCs/>
+                                <w:sz w:val="28"/>
+                                <w:szCs w:val="28"/>
+                              </w:rPr>
+                              <w:t>server {</w:t>
+                            </w:r>
+                          </w:p>
+                          <w:p>
+                            <w:pPr>
+                              <w:spacing w:after="0"/>
+                              <w:rPr>
+                                <w:rFonts w:asciiTheme="majorBidi" w:hAnsiTheme="majorBidi" w:cstheme="majorBidi"/>
+                                <w:b/>
+                                <w:bCs/>
+                                <w:i/>
+                                <w:iCs/>
+                                <w:sz w:val="28"/>
+                                <w:szCs w:val="28"/>
+                              </w:rPr>
+                            </w:pPr>
+                            <w:r>
+                              <w:rPr>
+                                <w:rFonts w:asciiTheme="majorBidi" w:hAnsiTheme="majorBidi" w:cstheme="majorBidi"/>
+                                <w:b/>
+                                <w:bCs/>
+                                <w:i/>
+                                <w:iCs/>
+                                <w:sz w:val="28"/>
+                                <w:szCs w:val="28"/>
+                              </w:rPr>
+                              <w:t xml:space="preserve">  </w:t>
+                            </w:r>
+                            <w:r>
+                              <w:rPr>
+                                <w:rFonts w:asciiTheme="majorBidi" w:hAnsiTheme="majorBidi" w:cstheme="majorBidi"/>
+                                <w:b/>
+                                <w:bCs/>
+                                <w:i/>
+                                <w:iCs/>
+                                <w:sz w:val="28"/>
+                                <w:szCs w:val="28"/>
+                              </w:rPr>
+                              <w:t>...</w:t>
+                            </w:r>
+                          </w:p>
+                          <w:p>
+                            <w:pPr>
+                              <w:spacing w:after="0"/>
+                              <w:rPr>
+                                <w:rFonts w:asciiTheme="majorBidi" w:hAnsiTheme="majorBidi" w:cstheme="majorBidi"/>
+                                <w:b/>
+                                <w:bCs/>
+                                <w:i/>
+                                <w:iCs/>
+                                <w:sz w:val="28"/>
+                                <w:szCs w:val="28"/>
+                              </w:rPr>
+                            </w:pPr>
+                            <w:r>
+                              <w:rPr>
+                                <w:rFonts w:asciiTheme="majorBidi" w:hAnsiTheme="majorBidi" w:cstheme="majorBidi"/>
+                                <w:b/>
+                                <w:bCs/>
+                                <w:i/>
+                                <w:iCs/>
+                                <w:sz w:val="28"/>
+                                <w:szCs w:val="28"/>
+                              </w:rPr>
+                              <w:t>}</w:t>
+                            </w:r>
+                          </w:p>
+                          <w:p>
+                            <w:pPr>
+                              <w:spacing w:after="0"/>
+                              <w:jc w:val="center"/>
+                              <w:rPr>
+                                <w:b/>
+                                <w:bCs/>
+                                <w:i/>
+                                <w:iCs/>
+                              </w:rPr>
+                            </w:pPr>
+                          </w:p>
+                        </w:txbxContent>
+                      </wps:txbx>
+                      <wps:bodyPr rot="0" spcFirstLastPara="0" vertOverflow="overflow" horzOverflow="overflow" vert="horz" wrap="square" lIns="91440" tIns="45720" rIns="91440" bIns="45720" numCol="1" spcCol="0" rtlCol="0" fromWordArt="0" anchor="ctr" anchorCtr="0" forceAA="0" compatLnSpc="1">
+                        <a:prstTxWarp prst="textNoShape">
+                          <a:avLst/>
+                        </a:prstTxWarp>
+                        <a:noAutofit/>
+                      </wps:bodyPr>
+                    </wps:wsp>
+                  </a:graphicData>
+                </a:graphic>
+                <wp14:sizeRelH relativeFrom="margin">
+                  <wp14:pctWidth>0</wp14:pctWidth>
+                </wp14:sizeRelH>
+                <wp14:sizeRelV relativeFrom="margin">
+                  <wp14:pctHeight>0</wp14:pctHeight>
+                </wp14:sizeRelV>
+              </wp:anchor>
+            </w:drawing>
+          </mc:Choice>
+          <mc:Fallback>
+            <w:pict>
+              <v:rect w14:anchorId="7F35E744" id="Rectangle 9" o:spid="_x0000_s1034" style="position:absolute;left:0;text-align:left;margin-left:17.2pt;margin-top:21.9pt;width:172.15pt;height:85.15pt;z-index:251667456;visibility:visible;mso-wrap-style:square;mso-width-percent:0;mso-height-percent:0;mso-wrap-distance-left:9pt;mso-wrap-distance-top:0;mso-wrap-distance-right:9pt;mso-wrap-distance-bottom:0;mso-position-horizontal:absolute;mso-position-horizontal-relative:text;mso-position-vertical:absolute;mso-position-vertical-relative:text;mso-width-percent:0;mso-height-percent:0;mso-width-relative:margin;mso-height-relative:margin;v-text-anchor:middle" o:gfxdata="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" fillcolor="black [3200]" strokecolor="black [480]" strokeweight="1pt">
+                <v:textbox>
+                  <w:txbxContent>
+                    <w:p>
+                      <w:pPr>
+                        <w:spacing w:after="0"/>
+                        <w:rPr>
+                          <w:rFonts w:asciiTheme="majorBidi" w:hAnsiTheme="majorBidi" w:cstheme="majorBidi"/>
+                          <w:b/>
+                          <w:bCs/>
+                          <w:i/>
+                          <w:iCs/>
+                          <w:sz w:val="28"/>
+                          <w:szCs w:val="28"/>
+                        </w:rPr>
+                      </w:pPr>
+                      <w:r>
+                        <w:rPr>
+                          <w:rFonts w:asciiTheme="majorBidi" w:hAnsiTheme="majorBidi" w:cstheme="majorBidi"/>
+                          <w:b/>
+                          <w:bCs/>
+                          <w:i/>
+                          <w:iCs/>
+                          <w:sz w:val="28"/>
+                          <w:szCs w:val="28"/>
+                        </w:rPr>
+                        <w:t>{% include "</w:t>
+                      </w:r>
+                      <w:proofErr w:type="gramStart"/>
+                      <w:r>
+                        <w:rPr>
+                          <w:rFonts w:asciiTheme="majorBidi" w:hAnsiTheme="majorBidi" w:cstheme="majorBidi"/>
+                          <w:b/>
+                          <w:bCs/>
+                          <w:i/>
+                          <w:iCs/>
+                          <w:sz w:val="28"/>
+                          <w:szCs w:val="28"/>
+                        </w:rPr>
+                        <w:t>header.j</w:t>
+                      </w:r>
+                      <w:proofErr w:type="gramEnd"/>
+                      <w:r>
+                        <w:rPr>
+                          <w:rFonts w:asciiTheme="majorBidi" w:hAnsiTheme="majorBidi" w:cstheme="majorBidi"/>
+                          <w:b/>
+                          <w:bCs/>
+                          <w:i/>
+                          <w:iCs/>
+                          <w:sz w:val="28"/>
+                          <w:szCs w:val="28"/>
+                        </w:rPr>
+                        <w:t>2" %}</w:t>
+                      </w:r>
+                    </w:p>
+                    <w:p>
+                      <w:pPr>
+                        <w:spacing w:after="0"/>
+                        <w:rPr>
+                          <w:rFonts w:asciiTheme="majorBidi" w:hAnsiTheme="majorBidi" w:cstheme="majorBidi"/>
+                          <w:b/>
+                          <w:bCs/>
+                          <w:i/>
+                          <w:iCs/>
+                          <w:sz w:val="28"/>
+                          <w:szCs w:val="28"/>
+                        </w:rPr>
+                      </w:pPr>
+                      <w:r>
+                        <w:rPr>
+                          <w:rFonts w:asciiTheme="majorBidi" w:hAnsiTheme="majorBidi" w:cstheme="majorBidi"/>
+                          <w:b/>
+                          <w:bCs/>
+                          <w:i/>
+                          <w:iCs/>
+                          <w:sz w:val="28"/>
+                          <w:szCs w:val="28"/>
+                        </w:rPr>
+                        <w:t>server {</w:t>
+                      </w:r>
+                    </w:p>
+                    <w:p>
+                      <w:pPr>
+                        <w:spacing w:after="0"/>
+                        <w:rPr>
+                          <w:rFonts w:asciiTheme="majorBidi" w:hAnsiTheme="majorBidi" w:cstheme="majorBidi"/>
+                          <w:b/>
+                          <w:bCs/>
+                          <w:i/>
+                          <w:iCs/>
+                          <w:sz w:val="28"/>
+                          <w:szCs w:val="28"/>
+                        </w:rPr>
+                      </w:pPr>
+                      <w:r>
+                        <w:rPr>
+                          <w:rFonts w:asciiTheme="majorBidi" w:hAnsiTheme="majorBidi" w:cstheme="majorBidi"/>
+                          <w:b/>
+                          <w:bCs/>
+                          <w:i/>
+                          <w:iCs/>
+                          <w:sz w:val="28"/>
+                          <w:szCs w:val="28"/>
+                        </w:rPr>
+                        <w:t xml:space="preserve">  </w:t>
+                      </w:r>
+                      <w:r>
+                        <w:rPr>
+                          <w:rFonts w:asciiTheme="majorBidi" w:hAnsiTheme="majorBidi" w:cstheme="majorBidi"/>
+                          <w:b/>
+                          <w:bCs/>
+                          <w:i/>
+                          <w:iCs/>
+                          <w:sz w:val="28"/>
+                          <w:szCs w:val="28"/>
+                        </w:rPr>
+                        <w:t>...</w:t>
+                      </w:r>
+                    </w:p>
+                    <w:p>
+                      <w:pPr>
+                        <w:spacing w:after="0"/>
+                        <w:rPr>
+                          <w:rFonts w:asciiTheme="majorBidi" w:hAnsiTheme="majorBidi" w:cstheme="majorBidi"/>
+                          <w:b/>
+                          <w:bCs/>
+                          <w:i/>
+                          <w:iCs/>
+                          <w:sz w:val="28"/>
+                          <w:szCs w:val="28"/>
+                        </w:rPr>
+                      </w:pPr>
+                      <w:r>
+                        <w:rPr>
+                          <w:rFonts w:asciiTheme="majorBidi" w:hAnsiTheme="majorBidi" w:cstheme="majorBidi"/>
+                          <w:b/>
+                          <w:bCs/>
+                          <w:i/>
+                          <w:iCs/>
+                          <w:sz w:val="28"/>
+                          <w:szCs w:val="28"/>
+                        </w:rPr>
+                        <w:t>}</w:t>
+                      </w:r>
+                    </w:p>
+                    <w:p>
+                      <w:pPr>
+                        <w:spacing w:after="0"/>
+                        <w:jc w:val="center"/>
+                        <w:rPr>
+                          <w:b/>
+                          <w:bCs/>
+                          <w:i/>
+                          <w:iCs/>
+                        </w:rPr>
+                      </w:pPr>
+                    </w:p>
+                  </w:txbxContent>
+                </v:textbox>
+              </v:rect>
+            </w:pict>
+          </mc:Fallback>
+        </mc:AlternateContent>
+      </w:r>
+      <w:r>
+        <w:rPr>
+          <w:rFonts w:asciiTheme="majorBidi" w:hAnsiTheme="majorBidi" w:cstheme="majorBidi"/>
+          <w:b/>
+          <w:bCs/>
+          <w:i/>
+          <w:iCs/>
+          <w:sz w:val="28"/>
+          <w:szCs w:val="28"/>
+        </w:rPr>
+        <w:t>include</w:t>
+      </w:r>
+      <w:r>
+        <w:rPr>
+          <w:rFonts w:asciiTheme="majorBidi" w:hAnsiTheme="majorBidi" w:cstheme="majorBidi"/>
+          <w:sz w:val="28"/>
+          <w:szCs w:val="28"/>
+        </w:rPr>
+        <w:t xml:space="preserve"> → Pulls in another template file.</w:t>
+      </w:r>
+    </w:p>
+    <w:p>
+      <w:pPr>
+        <w:jc w:val="both"/>
+        <w:rPr>
+          <w:rFonts w:asciiTheme="majorBidi" w:hAnsiTheme="majorBidi" w:cstheme="majorBidi"/>
+          <w:sz w:val="28"/>
+          <w:szCs w:val="28"/>
+        </w:rPr>
+      </w:pPr>
+    </w:p>
+    <w:p>
+      <w:pPr>
+        <w:jc w:val="both"/>
+        <w:rPr>
+          <w:rFonts w:asciiTheme="majorBidi" w:hAnsiTheme="majorBidi" w:cstheme="majorBidi"/>
+          <w:sz w:val="28"/>
+          <w:szCs w:val="28"/>
+        </w:rPr>
+      </w:pPr>
+    </w:p>
+    <w:p>
+      <w:pPr>
+        <w:jc w:val="both"/>
+        <w:rPr>
+          <w:rFonts w:asciiTheme="majorBidi" w:hAnsiTheme="majorBidi" w:cstheme="majorBidi"/>
+          <w:sz w:val="36"/>
+          <w:szCs w:val="36"/>
+        </w:rPr>
+      </w:pPr>
+    </w:p>
+    <w:p>
+      <w:pPr>
+        <w:pStyle w:val="ListParagraph"/>
+        <w:numPr>
+          <w:ilvl w:val="0"/>
+          <w:numId w:val="5"/>
+        </w:numPr>
+        <w:spacing w:after="80"/>
+        <w:ind w:left="360"/>
+        <w:jc w:val="both"/>
+        <w:rPr>
+          <w:rFonts w:asciiTheme="majorBidi" w:hAnsiTheme="majorBidi" w:cstheme="majorBidi"/>
+          <w:sz w:val="28"/>
+          <w:szCs w:val="28"/>
+        </w:rPr>
+      </w:pPr>
+      <w:r>
+        <w:rPr>
+          <w:rFonts w:asciiTheme="majorBidi" w:hAnsiTheme="majorBidi" w:cstheme="majorBidi"/>
+          <w:b/>
+          <w:bCs/>
+          <w:sz w:val="28"/>
+          <w:szCs w:val="28"/>
+        </w:rPr>
+        <w:t>extends (Block Overriding)</w:t>
+      </w:r>
+      <w:r>
+        <w:rPr>
+          <w:rFonts w:asciiTheme="majorBidi" w:hAnsiTheme="majorBidi" w:cstheme="majorBidi"/>
+          <w:sz w:val="28"/>
+          <w:szCs w:val="28"/>
+        </w:rPr>
+        <w:t xml:space="preserve"> </w:t>
+      </w:r>
+      <w:r>
+        <w:rPr>
+          <w:rFonts w:asciiTheme="majorBidi" w:hAnsiTheme="majorBidi" w:cstheme="majorBidi"/>
+          <w:sz w:val="28"/>
+          <w:szCs w:val="28"/>
+        </w:rPr>
+        <w:t xml:space="preserve">→ </w:t>
+      </w:r>
+      <w:r>
+        <w:rPr>
+          <w:rFonts w:asciiTheme="majorBidi" w:hAnsiTheme="majorBidi" w:cstheme="majorBidi"/>
+          <w:sz w:val="28"/>
+          <w:szCs w:val="28"/>
+        </w:rPr>
+        <w:t xml:space="preserve">You define a “base” template with </w:t>
+      </w:r>
+      <w:r>
+        <w:rPr>
+          <w:rFonts w:asciiTheme="majorBidi" w:hAnsiTheme="majorBidi" w:cstheme="majorBidi"/>
+          <w:b/>
+          <w:bCs/>
+          <w:i/>
+          <w:iCs/>
+          <w:sz w:val="28"/>
+          <w:szCs w:val="28"/>
+        </w:rPr>
+        <w:t>{% block %}</w:t>
+      </w:r>
+      <w:r>
+        <w:rPr>
+          <w:rFonts w:asciiTheme="majorBidi" w:hAnsiTheme="majorBidi" w:cstheme="majorBidi"/>
+          <w:sz w:val="28"/>
+          <w:szCs w:val="28"/>
+        </w:rPr>
+        <w:t xml:space="preserve"> sections, and “child” templates only fill in the blanks. This is true Jinja2 mastery.</w:t>
+      </w:r>
+    </w:p>
+    <w:p>
+      <w:pPr>
+        <w:spacing w:after="60"/>
+        <w:ind w:left="360"/>
+        <w:jc w:val="both"/>
+        <w:rPr>
+          <w:rFonts w:asciiTheme="majorBidi" w:hAnsiTheme="majorBidi" w:cstheme="majorBidi"/>
+          <w:sz w:val="28"/>
+          <w:szCs w:val="28"/>
+          <w:u w:val="single"/>
+        </w:rPr>
+      </w:pPr>
+      <w:r>
+        <w:rPr>
+          <w:rFonts w:asciiTheme="majorBidi" w:hAnsiTheme="majorBidi" w:cstheme="majorBidi"/>
+          <w:sz w:val="28"/>
+          <w:szCs w:val="28"/>
+          <w:u w:val="single"/>
+        </w:rPr>
+        <w:t>Example:</w:t>
+      </w:r>
+    </w:p>
+    <w:p>
+      <w:pPr>
+        <w:ind w:left="360"/>
+        <w:rPr>
+          <w:rFonts w:asciiTheme="majorBidi" w:hAnsiTheme="majorBidi" w:cstheme="majorBidi"/>
+          <w:b/>
+          <w:bCs/>
+          <w:i/>
+          <w:iCs/>
+          <w:sz w:val="28"/>
+          <w:szCs w:val="28"/>
+        </w:rPr>
+      </w:pPr>
+      <w:r>
+        <w:rPr>
+          <w:rFonts w:asciiTheme="majorBidi" w:hAnsiTheme="majorBidi" w:cstheme="majorBidi"/>
+          <w:b/>
+          <w:bCs/>
+          <w:i/>
+          <w:iCs/>
+          <w:noProof/>
+          <w:sz w:val="28"/>
+          <w:szCs w:val="28"/>
+        </w:rPr>
+        <mc:AlternateContent>
+          <mc:Choice Requires="wps">
+            <w:drawing>
+              <wp:anchor distT="0" distB="0" distL="114300" distR="114300" simplePos="0" relativeHeight="251668480" behindDoc="0" locked="0" layoutInCell="1" allowOverlap="1" wp14:anchorId="7038C6C2" wp14:editId="13D1514A">
+                <wp:simplePos x="0" y="0"/>
+                <wp:positionH relativeFrom="column">
+                  <wp:posOffset>226612</wp:posOffset>
+                </wp:positionH>
+                <wp:positionV relativeFrom="paragraph">
+                  <wp:posOffset>320344</wp:posOffset>
+                </wp:positionV>
+                <wp:extent cx="4405023" cy="1526650"/>
+                <wp:effectExtent l="0" t="0" r="14605" b="16510"/>
+                <wp:wrapNone/>
+                <wp:docPr id="760791389" name="Rectangle 10"/>
+                <wp:cNvGraphicFramePr/>
+                <a:graphic xmlns:a="http://schemas.openxmlformats.org/drawingml/2006/main">
+                  <a:graphicData uri="http://schemas.microsoft.com/office/word/2010/wordprocessingShape">
+                    <wps:wsp>
+                      <wps:cNvSpPr/>
+                      <wps:spPr>
+                        <a:xfrm>
+                          <a:off x="0" y="0"/>
+                          <a:ext cx="4405023" cy="1526650"/>
+                        </a:xfrm>
+                        <a:prstGeom prst="rect">
+                          <a:avLst/>
+                        </a:prstGeom>
+                      </wps:spPr>
+                      <wps:style>
+                        <a:lnRef idx="2">
+                          <a:schemeClr val="dk1">
+                            <a:shade val="15000"/>
+                          </a:schemeClr>
+                        </a:lnRef>
+                        <a:fillRef idx="1">
+                          <a:schemeClr val="dk1"/>
+                        </a:fillRef>
+                        <a:effectRef idx="0">
+                          <a:schemeClr val="dk1"/>
+                        </a:effectRef>
+                        <a:fontRef idx="minor">
+                          <a:schemeClr val="lt1"/>
+                        </a:fontRef>
+                      </wps:style>
+                      <wps:txbx>
+                        <w:txbxContent>
+                          <w:p>
+                            <w:pPr>
+                              <w:rPr>
+                                <w:rFonts w:asciiTheme="majorBidi" w:hAnsiTheme="majorBidi" w:cstheme="majorBidi"/>
+                                <w:b/>
+                                <w:bCs/>
+                                <w:i/>
+                                <w:iCs/>
+                                <w:color w:val="808080" w:themeColor="background1" w:themeShade="80"/>
+                                <w:sz w:val="28"/>
+                                <w:szCs w:val="28"/>
+                              </w:rPr>
+                            </w:pPr>
+                            <w:r>
+                              <w:rPr>
+                                <w:rFonts w:asciiTheme="majorBidi" w:hAnsiTheme="majorBidi" w:cstheme="majorBidi"/>
+                                <w:b/>
+                                <w:bCs/>
+                                <w:i/>
+                                <w:iCs/>
+                                <w:color w:val="808080" w:themeColor="background1" w:themeShade="80"/>
+                                <w:sz w:val="28"/>
+                                <w:szCs w:val="28"/>
+                              </w:rPr>
+                              <w:t xml:space="preserve"># </w:t>
+                            </w:r>
+                            <w:proofErr w:type="gramStart"/>
+                            <w:r>
+                              <w:rPr>
+                                <w:rFonts w:asciiTheme="majorBidi" w:hAnsiTheme="majorBidi" w:cstheme="majorBidi"/>
+                                <w:b/>
+                                <w:bCs/>
+                                <w:i/>
+                                <w:iCs/>
+                                <w:color w:val="808080" w:themeColor="background1" w:themeShade="80"/>
+                                <w:sz w:val="28"/>
+                                <w:szCs w:val="28"/>
+                              </w:rPr>
+                              <w:t xml:space="preserve">{{ </w:t>
+                            </w:r>
+                            <w:proofErr w:type="spellStart"/>
+                            <w:r>
+                              <w:rPr>
+                                <w:rFonts w:asciiTheme="majorBidi" w:hAnsiTheme="majorBidi" w:cstheme="majorBidi"/>
+                                <w:b/>
+                                <w:bCs/>
+                                <w:i/>
+                                <w:iCs/>
+                                <w:color w:val="808080" w:themeColor="background1" w:themeShade="80"/>
+                                <w:sz w:val="28"/>
+                                <w:szCs w:val="28"/>
+                              </w:rPr>
+                              <w:t>ansible</w:t>
+                            </w:r>
+                            <w:proofErr w:type="gramEnd"/>
+                            <w:r>
+                              <w:rPr>
+                                <w:rFonts w:asciiTheme="majorBidi" w:hAnsiTheme="majorBidi" w:cstheme="majorBidi"/>
+                                <w:b/>
+                                <w:bCs/>
+                                <w:i/>
+                                <w:iCs/>
+                                <w:color w:val="808080" w:themeColor="background1" w:themeShade="80"/>
+                                <w:sz w:val="28"/>
+                                <w:szCs w:val="28"/>
+                              </w:rPr>
+                              <w:t>_</w:t>
+                            </w:r>
+                            <w:proofErr w:type="gramStart"/>
+                            <w:r>
+                              <w:rPr>
+                                <w:rFonts w:asciiTheme="majorBidi" w:hAnsiTheme="majorBidi" w:cstheme="majorBidi"/>
+                                <w:b/>
+                                <w:bCs/>
+                                <w:i/>
+                                <w:iCs/>
+                                <w:color w:val="808080" w:themeColor="background1" w:themeShade="80"/>
+                                <w:sz w:val="28"/>
+                                <w:szCs w:val="28"/>
+                              </w:rPr>
+                              <w:t>managed</w:t>
+                            </w:r>
+                            <w:proofErr w:type="spellEnd"/>
+                            <w:r>
+                              <w:rPr>
+                                <w:rFonts w:asciiTheme="majorBidi" w:hAnsiTheme="majorBidi" w:cstheme="majorBidi"/>
+                                <w:b/>
+                                <w:bCs/>
+                                <w:i/>
+                                <w:iCs/>
+                                <w:color w:val="808080" w:themeColor="background1" w:themeShade="80"/>
+                                <w:sz w:val="28"/>
+                                <w:szCs w:val="28"/>
+                              </w:rPr>
+                              <w:t xml:space="preserve"> }</w:t>
+                            </w:r>
+                            <w:proofErr w:type="gramEnd"/>
+                            <w:r>
+                              <w:rPr>
+                                <w:rFonts w:asciiTheme="majorBidi" w:hAnsiTheme="majorBidi" w:cstheme="majorBidi"/>
+                                <w:b/>
+                                <w:bCs/>
+                                <w:i/>
+                                <w:iCs/>
+                                <w:color w:val="808080" w:themeColor="background1" w:themeShade="80"/>
+                                <w:sz w:val="28"/>
+                                <w:szCs w:val="28"/>
+                              </w:rPr>
+                              <w:t>}</w:t>
+                            </w:r>
+                          </w:p>
+                          <w:p>
+                            <w:pPr>
+                              <w:spacing w:after="0"/>
+                              <w:rPr>
+                                <w:rFonts w:asciiTheme="majorBidi" w:hAnsiTheme="majorBidi" w:cstheme="majorBidi"/>
+                                <w:b/>
+                                <w:bCs/>
+                                <w:i/>
+                                <w:iCs/>
+                                <w:sz w:val="28"/>
+                                <w:szCs w:val="28"/>
+                              </w:rPr>
+                            </w:pPr>
+                            <w:r>
+                              <w:rPr>
+                                <w:rFonts w:asciiTheme="majorBidi" w:hAnsiTheme="majorBidi" w:cstheme="majorBidi"/>
+                                <w:b/>
+                                <w:bCs/>
+                                <w:i/>
+                                <w:iCs/>
+                                <w:sz w:val="28"/>
+                                <w:szCs w:val="28"/>
+                              </w:rPr>
+                              <w:t xml:space="preserve">{% block </w:t>
+                            </w:r>
+                            <w:proofErr w:type="spellStart"/>
+                            <w:r>
+                              <w:rPr>
+                                <w:rFonts w:asciiTheme="majorBidi" w:hAnsiTheme="majorBidi" w:cstheme="majorBidi"/>
+                                <w:b/>
+                                <w:bCs/>
+                                <w:i/>
+                                <w:iCs/>
+                                <w:sz w:val="28"/>
+                                <w:szCs w:val="28"/>
+                              </w:rPr>
+                              <w:t>app_name</w:t>
+                            </w:r>
+                            <w:proofErr w:type="spellEnd"/>
+                            <w:r>
+                              <w:rPr>
+                                <w:rFonts w:asciiTheme="majorBidi" w:hAnsiTheme="majorBidi" w:cstheme="majorBidi"/>
+                                <w:b/>
+                                <w:bCs/>
+                                <w:i/>
+                                <w:iCs/>
+                                <w:sz w:val="28"/>
+                                <w:szCs w:val="28"/>
+                              </w:rPr>
+                              <w:t xml:space="preserve"> </w:t>
+                            </w:r>
+                            <w:proofErr w:type="gramStart"/>
+                            <w:r>
+                              <w:rPr>
+                                <w:rFonts w:asciiTheme="majorBidi" w:hAnsiTheme="majorBidi" w:cstheme="majorBidi"/>
+                                <w:b/>
+                                <w:bCs/>
+                                <w:i/>
+                                <w:iCs/>
+                                <w:sz w:val="28"/>
+                                <w:szCs w:val="28"/>
+                              </w:rPr>
+                              <w:t>%}</w:t>
+                            </w:r>
+                            <w:proofErr w:type="spellStart"/>
+                            <w:r>
+                              <w:rPr>
+                                <w:rFonts w:asciiTheme="majorBidi" w:hAnsiTheme="majorBidi" w:cstheme="majorBidi"/>
+                                <w:b/>
+                                <w:bCs/>
+                                <w:i/>
+                                <w:iCs/>
+                                <w:sz w:val="28"/>
+                                <w:szCs w:val="28"/>
+                              </w:rPr>
+                              <w:t>MyApp</w:t>
+                            </w:r>
+                            <w:proofErr w:type="spellEnd"/>
+                            <w:proofErr w:type="gramEnd"/>
+                            <w:r>
+                              <w:rPr>
+                                <w:rFonts w:asciiTheme="majorBidi" w:hAnsiTheme="majorBidi" w:cstheme="majorBidi"/>
+                                <w:b/>
+                                <w:bCs/>
+                                <w:i/>
+                                <w:iCs/>
+                                <w:sz w:val="28"/>
+                                <w:szCs w:val="28"/>
+                              </w:rPr>
+                              <w:t xml:space="preserve">{% </w:t>
+                            </w:r>
+                            <w:proofErr w:type="spellStart"/>
+                            <w:r>
+                              <w:rPr>
+                                <w:rFonts w:asciiTheme="majorBidi" w:hAnsiTheme="majorBidi" w:cstheme="majorBidi"/>
+                                <w:b/>
+                                <w:bCs/>
+                                <w:i/>
+                                <w:iCs/>
+                                <w:sz w:val="28"/>
+                                <w:szCs w:val="28"/>
+                              </w:rPr>
+                              <w:t>endblock</w:t>
+                            </w:r>
+                            <w:proofErr w:type="spellEnd"/>
+                            <w:r>
+                              <w:rPr>
+                                <w:rFonts w:asciiTheme="majorBidi" w:hAnsiTheme="majorBidi" w:cstheme="majorBidi"/>
+                                <w:b/>
+                                <w:bCs/>
+                                <w:i/>
+                                <w:iCs/>
+                                <w:sz w:val="28"/>
+                                <w:szCs w:val="28"/>
+                              </w:rPr>
+                              <w:t xml:space="preserve"> %}</w:t>
+                            </w:r>
+                          </w:p>
+                          <w:p>
+                            <w:pPr>
+                              <w:spacing w:after="120"/>
+                              <w:rPr>
+                                <w:rFonts w:asciiTheme="majorBidi" w:hAnsiTheme="majorBidi" w:cstheme="majorBidi"/>
+                                <w:b/>
+                                <w:bCs/>
+                                <w:i/>
+                                <w:iCs/>
+                                <w:sz w:val="28"/>
+                                <w:szCs w:val="28"/>
+                              </w:rPr>
+                            </w:pPr>
+                            <w:r>
+                              <w:rPr>
+                                <w:rFonts w:asciiTheme="majorBidi" w:hAnsiTheme="majorBidi" w:cstheme="majorBidi"/>
+                                <w:b/>
+                                <w:bCs/>
+                                <w:i/>
+                                <w:iCs/>
+                                <w:sz w:val="28"/>
+                                <w:szCs w:val="28"/>
+                              </w:rPr>
+                              <w:t xml:space="preserve">{% block </w:t>
+                            </w:r>
+                            <w:proofErr w:type="spellStart"/>
+                            <w:r>
+                              <w:rPr>
+                                <w:rFonts w:asciiTheme="majorBidi" w:hAnsiTheme="majorBidi" w:cstheme="majorBidi"/>
+                                <w:b/>
+                                <w:bCs/>
+                                <w:i/>
+                                <w:iCs/>
+                                <w:sz w:val="28"/>
+                                <w:szCs w:val="28"/>
+                              </w:rPr>
+                              <w:t>app_port</w:t>
+                            </w:r>
+                            <w:proofErr w:type="spellEnd"/>
+                            <w:r>
+                              <w:rPr>
+                                <w:rFonts w:asciiTheme="majorBidi" w:hAnsiTheme="majorBidi" w:cstheme="majorBidi"/>
+                                <w:b/>
+                                <w:bCs/>
+                                <w:i/>
+                                <w:iCs/>
+                                <w:sz w:val="28"/>
+                                <w:szCs w:val="28"/>
+                              </w:rPr>
+                              <w:t xml:space="preserve"> %}8080{% </w:t>
+                            </w:r>
+                            <w:proofErr w:type="spellStart"/>
+                            <w:r>
+                              <w:rPr>
+                                <w:rFonts w:asciiTheme="majorBidi" w:hAnsiTheme="majorBidi" w:cstheme="majorBidi"/>
+                                <w:b/>
+                                <w:bCs/>
+                                <w:i/>
+                                <w:iCs/>
+                                <w:sz w:val="28"/>
+                                <w:szCs w:val="28"/>
+                              </w:rPr>
+                              <w:t>endblock</w:t>
+                            </w:r>
+                            <w:proofErr w:type="spellEnd"/>
+                            <w:r>
+                              <w:rPr>
+                                <w:rFonts w:asciiTheme="majorBidi" w:hAnsiTheme="majorBidi" w:cstheme="majorBidi"/>
+                                <w:b/>
+                                <w:bCs/>
+                                <w:i/>
+                                <w:iCs/>
+                                <w:sz w:val="28"/>
+                                <w:szCs w:val="28"/>
+                              </w:rPr>
+                              <w:t xml:space="preserve"> %}</w:t>
+                            </w:r>
+                          </w:p>
+                          <w:p>
+                            <w:pPr>
+                              <w:spacing w:after="0"/>
+                              <w:rPr>
+                                <w:rFonts w:asciiTheme="majorBidi" w:hAnsiTheme="majorBidi" w:cstheme="majorBidi"/>
+                                <w:b/>
+                                <w:bCs/>
+                                <w:i/>
+                                <w:iCs/>
+                                <w:sz w:val="28"/>
+                                <w:szCs w:val="28"/>
+                              </w:rPr>
+                            </w:pPr>
+                            <w:r>
+                              <w:rPr>
+                                <w:rFonts w:asciiTheme="majorBidi" w:hAnsiTheme="majorBidi" w:cstheme="majorBidi"/>
+                                <w:b/>
+                                <w:bCs/>
+                                <w:i/>
+                                <w:iCs/>
+                                <w:sz w:val="28"/>
+                                <w:szCs w:val="28"/>
+                              </w:rPr>
+                              <w:t>APP_NAME</w:t>
+                            </w:r>
+                            <w:proofErr w:type="gramStart"/>
+                            <w:r>
+                              <w:rPr>
+                                <w:rFonts w:asciiTheme="majorBidi" w:hAnsiTheme="majorBidi" w:cstheme="majorBidi"/>
+                                <w:b/>
+                                <w:bCs/>
+                                <w:i/>
+                                <w:iCs/>
+                                <w:sz w:val="28"/>
+                                <w:szCs w:val="28"/>
+                              </w:rPr>
+                              <w:t xml:space="preserve">={{ </w:t>
+                            </w:r>
+                            <w:proofErr w:type="spellStart"/>
+                            <w:r>
+                              <w:rPr>
+                                <w:rFonts w:asciiTheme="majorBidi" w:hAnsiTheme="majorBidi" w:cstheme="majorBidi"/>
+                                <w:b/>
+                                <w:bCs/>
+                                <w:i/>
+                                <w:iCs/>
+                                <w:sz w:val="28"/>
+                                <w:szCs w:val="28"/>
+                              </w:rPr>
+                              <w:t>self.app</w:t>
+                            </w:r>
+                            <w:proofErr w:type="gramEnd"/>
+                            <w:r>
+                              <w:rPr>
+                                <w:rFonts w:asciiTheme="majorBidi" w:hAnsiTheme="majorBidi" w:cstheme="majorBidi"/>
+                                <w:b/>
+                                <w:bCs/>
+                                <w:i/>
+                                <w:iCs/>
+                                <w:sz w:val="28"/>
+                                <w:szCs w:val="28"/>
+                              </w:rPr>
+                              <w:t>_</w:t>
+                            </w:r>
+                            <w:proofErr w:type="gramStart"/>
+                            <w:r>
+                              <w:rPr>
+                                <w:rFonts w:asciiTheme="majorBidi" w:hAnsiTheme="majorBidi" w:cstheme="majorBidi"/>
+                                <w:b/>
+                                <w:bCs/>
+                                <w:i/>
+                                <w:iCs/>
+                                <w:sz w:val="28"/>
+                                <w:szCs w:val="28"/>
+                              </w:rPr>
+                              <w:t>name</w:t>
+                            </w:r>
+                            <w:proofErr w:type="spellEnd"/>
+                            <w:r>
+                              <w:rPr>
+                                <w:rFonts w:asciiTheme="majorBidi" w:hAnsiTheme="majorBidi" w:cstheme="majorBidi"/>
+                                <w:b/>
+                                <w:bCs/>
+                                <w:i/>
+                                <w:iCs/>
+                                <w:sz w:val="28"/>
+                                <w:szCs w:val="28"/>
+                              </w:rPr>
+                              <w:t>() }</w:t>
+                            </w:r>
+                            <w:proofErr w:type="gramEnd"/>
+                            <w:r>
+                              <w:rPr>
+                                <w:rFonts w:asciiTheme="majorBidi" w:hAnsiTheme="majorBidi" w:cstheme="majorBidi"/>
+                                <w:b/>
+                                <w:bCs/>
+                                <w:i/>
+                                <w:iCs/>
+                                <w:sz w:val="28"/>
+                                <w:szCs w:val="28"/>
+                              </w:rPr>
+                              <w:t>}</w:t>
+                            </w:r>
+                          </w:p>
+                          <w:p>
+                            <w:pPr>
+                              <w:rPr>
+                                <w:rFonts w:asciiTheme="majorBidi" w:hAnsiTheme="majorBidi" w:cstheme="majorBidi"/>
+                                <w:b/>
+                                <w:bCs/>
+                                <w:i/>
+                                <w:iCs/>
+                                <w:sz w:val="28"/>
+                                <w:szCs w:val="28"/>
+                              </w:rPr>
+                            </w:pPr>
+                            <w:r>
+                              <w:rPr>
+                                <w:rFonts w:asciiTheme="majorBidi" w:hAnsiTheme="majorBidi" w:cstheme="majorBidi"/>
+                                <w:b/>
+                                <w:bCs/>
+                                <w:i/>
+                                <w:iCs/>
+                                <w:sz w:val="28"/>
+                                <w:szCs w:val="28"/>
+                              </w:rPr>
+                              <w:t>APP_PORT</w:t>
+                            </w:r>
+                            <w:proofErr w:type="gramStart"/>
+                            <w:r>
+                              <w:rPr>
+                                <w:rFonts w:asciiTheme="majorBidi" w:hAnsiTheme="majorBidi" w:cstheme="majorBidi"/>
+                                <w:b/>
+                                <w:bCs/>
+                                <w:i/>
+                                <w:iCs/>
+                                <w:sz w:val="28"/>
+                                <w:szCs w:val="28"/>
+                              </w:rPr>
+                              <w:t xml:space="preserve">={{ </w:t>
+                            </w:r>
+                            <w:proofErr w:type="spellStart"/>
+                            <w:r>
+                              <w:rPr>
+                                <w:rFonts w:asciiTheme="majorBidi" w:hAnsiTheme="majorBidi" w:cstheme="majorBidi"/>
+                                <w:b/>
+                                <w:bCs/>
+                                <w:i/>
+                                <w:iCs/>
+                                <w:sz w:val="28"/>
+                                <w:szCs w:val="28"/>
+                              </w:rPr>
+                              <w:t>self.app</w:t>
+                            </w:r>
+                            <w:proofErr w:type="gramEnd"/>
+                            <w:r>
+                              <w:rPr>
+                                <w:rFonts w:asciiTheme="majorBidi" w:hAnsiTheme="majorBidi" w:cstheme="majorBidi"/>
+                                <w:b/>
+                                <w:bCs/>
+                                <w:i/>
+                                <w:iCs/>
+                                <w:sz w:val="28"/>
+                                <w:szCs w:val="28"/>
+                              </w:rPr>
+                              <w:t>_</w:t>
+                            </w:r>
+                            <w:proofErr w:type="gramStart"/>
+                            <w:r>
+                              <w:rPr>
+                                <w:rFonts w:asciiTheme="majorBidi" w:hAnsiTheme="majorBidi" w:cstheme="majorBidi"/>
+                                <w:b/>
+                                <w:bCs/>
+                                <w:i/>
+                                <w:iCs/>
+                                <w:sz w:val="28"/>
+                                <w:szCs w:val="28"/>
+                              </w:rPr>
+                              <w:t>port</w:t>
+                            </w:r>
+                            <w:proofErr w:type="spellEnd"/>
+                            <w:r>
+                              <w:rPr>
+                                <w:rFonts w:asciiTheme="majorBidi" w:hAnsiTheme="majorBidi" w:cstheme="majorBidi"/>
+                                <w:b/>
+                                <w:bCs/>
+                                <w:i/>
+                                <w:iCs/>
+                                <w:sz w:val="28"/>
+                                <w:szCs w:val="28"/>
+                              </w:rPr>
+                              <w:t>() }</w:t>
+                            </w:r>
+                            <w:proofErr w:type="gramEnd"/>
+                            <w:r>
+                              <w:rPr>
+                                <w:rFonts w:asciiTheme="majorBidi" w:hAnsiTheme="majorBidi" w:cstheme="majorBidi"/>
+                                <w:b/>
+                                <w:bCs/>
+                                <w:i/>
+                                <w:iCs/>
+                                <w:sz w:val="28"/>
+                                <w:szCs w:val="28"/>
+                              </w:rPr>
+                              <w:t>}</w:t>
+                            </w:r>
+                          </w:p>
+                          <w:p>
+                            <w:pPr>
+                              <w:jc w:val="center"/>
+                            </w:pPr>
+                          </w:p>
+                        </w:txbxContent>
+                      </wps:txbx>
+                      <wps:bodyPr rot="0" spcFirstLastPara="0" vertOverflow="overflow" horzOverflow="overflow" vert="horz" wrap="square" lIns="91440" tIns="45720" rIns="91440" bIns="45720" numCol="1" spcCol="0" rtlCol="0" fromWordArt="0" anchor="ctr" anchorCtr="0" forceAA="0" compatLnSpc="1">
+                        <a:prstTxWarp prst="textNoShape">
+                          <a:avLst/>
+                        </a:prstTxWarp>
+                        <a:noAutofit/>
+                      </wps:bodyPr>
+                    </wps:wsp>
+                  </a:graphicData>
+                </a:graphic>
+                <wp14:sizeRelH relativeFrom="margin">
+                  <wp14:pctWidth>0</wp14:pctWidth>
+                </wp14:sizeRelH>
+                <wp14:sizeRelV relativeFrom="margin">
+                  <wp14:pctHeight>0</wp14:pctHeight>
+                </wp14:sizeRelV>
+              </wp:anchor>
+            </w:drawing>
+          </mc:Choice>
+          <mc:Fallback>
+            <w:pict>
+              <v:rect w14:anchorId="7038C6C2" id="Rectangle 10" o:spid="_x0000_s1035" style="position:absolute;left:0;text-align:left;margin-left:17.85pt;margin-top:25.2pt;width:346.85pt;height:120.2pt;z-index:251668480;visibility:visible;mso-wrap-style:square;mso-width-percent:0;mso-height-percent:0;mso-wrap-distance-left:9pt;mso-wrap-distance-top:0;mso-wrap-distance-right:9pt;mso-wrap-distance-bottom:0;mso-position-horizontal:absolute;mso-position-horizontal-relative:text;mso-position-vertical:absolute;mso-position-vertical-relative:text;mso-width-percent:0;mso-height-percent:0;mso-width-relative:margin;mso-height-relative:margin;v-text-anchor:middle" o:gfxdata="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" fillcolor="black [3200]" strokecolor="black [480]" strokeweight="1pt">
+                <v:textbox>
+                  <w:txbxContent>
+                    <w:p>
+                      <w:pPr>
+                        <w:rPr>
+                          <w:rFonts w:asciiTheme="majorBidi" w:hAnsiTheme="majorBidi" w:cstheme="majorBidi"/>
+                          <w:b/>
+                          <w:bCs/>
+                          <w:i/>
+                          <w:iCs/>
+                          <w:color w:val="808080" w:themeColor="background1" w:themeShade="80"/>
+                          <w:sz w:val="28"/>
+                          <w:szCs w:val="28"/>
+                        </w:rPr>
+                      </w:pPr>
+                      <w:r>
+                        <w:rPr>
+                          <w:rFonts w:asciiTheme="majorBidi" w:hAnsiTheme="majorBidi" w:cstheme="majorBidi"/>
+                          <w:b/>
+                          <w:bCs/>
+                          <w:i/>
+                          <w:iCs/>
+                          <w:color w:val="808080" w:themeColor="background1" w:themeShade="80"/>
+                          <w:sz w:val="28"/>
+                          <w:szCs w:val="28"/>
+                        </w:rPr>
+                        <w:t xml:space="preserve"># </w:t>
+                      </w:r>
+                      <w:proofErr w:type="gramStart"/>
+                      <w:r>
+                        <w:rPr>
+                          <w:rFonts w:asciiTheme="majorBidi" w:hAnsiTheme="majorBidi" w:cstheme="majorBidi"/>
+                          <w:b/>
+                          <w:bCs/>
+                          <w:i/>
+                          <w:iCs/>
+                          <w:color w:val="808080" w:themeColor="background1" w:themeShade="80"/>
+                          <w:sz w:val="28"/>
+                          <w:szCs w:val="28"/>
+                        </w:rPr>
+                        <w:t xml:space="preserve">{{ </w:t>
+                      </w:r>
+                      <w:proofErr w:type="spellStart"/>
+                      <w:r>
+                        <w:rPr>
+                          <w:rFonts w:asciiTheme="majorBidi" w:hAnsiTheme="majorBidi" w:cstheme="majorBidi"/>
+                          <w:b/>
+                          <w:bCs/>
+                          <w:i/>
+                          <w:iCs/>
+                          <w:color w:val="808080" w:themeColor="background1" w:themeShade="80"/>
+                          <w:sz w:val="28"/>
+                          <w:szCs w:val="28"/>
+                        </w:rPr>
+                        <w:t>ansible</w:t>
+                      </w:r>
+                      <w:proofErr w:type="gramEnd"/>
+                      <w:r>
+                        <w:rPr>
+                          <w:rFonts w:asciiTheme="majorBidi" w:hAnsiTheme="majorBidi" w:cstheme="majorBidi"/>
+                          <w:b/>
+                          <w:bCs/>
+                          <w:i/>
+                          <w:iCs/>
+                          <w:color w:val="808080" w:themeColor="background1" w:themeShade="80"/>
+                          <w:sz w:val="28"/>
+                          <w:szCs w:val="28"/>
+                        </w:rPr>
+                        <w:t>_</w:t>
+                      </w:r>
+                      <w:proofErr w:type="gramStart"/>
+                      <w:r>
+                        <w:rPr>
+                          <w:rFonts w:asciiTheme="majorBidi" w:hAnsiTheme="majorBidi" w:cstheme="majorBidi"/>
+                          <w:b/>
+                          <w:bCs/>
+                          <w:i/>
+                          <w:iCs/>
+                          <w:color w:val="808080" w:themeColor="background1" w:themeShade="80"/>
+                          <w:sz w:val="28"/>
+                          <w:szCs w:val="28"/>
+                        </w:rPr>
+                        <w:t>managed</w:t>
+                      </w:r>
+                      <w:proofErr w:type="spellEnd"/>
+                      <w:r>
+                        <w:rPr>
+                          <w:rFonts w:asciiTheme="majorBidi" w:hAnsiTheme="majorBidi" w:cstheme="majorBidi"/>
+                          <w:b/>
+                          <w:bCs/>
+                          <w:i/>
+                          <w:iCs/>
+                          <w:color w:val="808080" w:themeColor="background1" w:themeShade="80"/>
+                          <w:sz w:val="28"/>
+                          <w:szCs w:val="28"/>
+                        </w:rPr>
+                        <w:t xml:space="preserve"> }</w:t>
+                      </w:r>
+                      <w:proofErr w:type="gramEnd"/>
+                      <w:r>
+                        <w:rPr>
+                          <w:rFonts w:asciiTheme="majorBidi" w:hAnsiTheme="majorBidi" w:cstheme="majorBidi"/>
+                          <w:b/>
+                          <w:bCs/>
+                          <w:i/>
+                          <w:iCs/>
+                          <w:color w:val="808080" w:themeColor="background1" w:themeShade="80"/>
+                          <w:sz w:val="28"/>
+                          <w:szCs w:val="28"/>
+                        </w:rPr>
+                        <w:t>}</w:t>
+                      </w:r>
+                    </w:p>
+                    <w:p>
+                      <w:pPr>
+                        <w:spacing w:after="0"/>
+                        <w:rPr>
+                          <w:rFonts w:asciiTheme="majorBidi" w:hAnsiTheme="majorBidi" w:cstheme="majorBidi"/>
+                          <w:b/>
+                          <w:bCs/>
+                          <w:i/>
+                          <w:iCs/>
+                          <w:sz w:val="28"/>
+                          <w:szCs w:val="28"/>
+                        </w:rPr>
+                      </w:pPr>
+                      <w:r>
+                        <w:rPr>
+                          <w:rFonts w:asciiTheme="majorBidi" w:hAnsiTheme="majorBidi" w:cstheme="majorBidi"/>
+                          <w:b/>
+                          <w:bCs/>
+                          <w:i/>
+                          <w:iCs/>
+                          <w:sz w:val="28"/>
+                          <w:szCs w:val="28"/>
+                        </w:rPr>
+                        <w:t xml:space="preserve">{% block </w:t>
+                      </w:r>
+                      <w:proofErr w:type="spellStart"/>
+                      <w:r>
+                        <w:rPr>
+                          <w:rFonts w:asciiTheme="majorBidi" w:hAnsiTheme="majorBidi" w:cstheme="majorBidi"/>
+                          <w:b/>
+                          <w:bCs/>
+                          <w:i/>
+                          <w:iCs/>
+                          <w:sz w:val="28"/>
+                          <w:szCs w:val="28"/>
+                        </w:rPr>
+                        <w:t>app_name</w:t>
+                      </w:r>
+                      <w:proofErr w:type="spellEnd"/>
+                      <w:r>
+                        <w:rPr>
+                          <w:rFonts w:asciiTheme="majorBidi" w:hAnsiTheme="majorBidi" w:cstheme="majorBidi"/>
+                          <w:b/>
+                          <w:bCs/>
+                          <w:i/>
+                          <w:iCs/>
+                          <w:sz w:val="28"/>
+                          <w:szCs w:val="28"/>
+                        </w:rPr>
+                        <w:t xml:space="preserve"> </w:t>
+                      </w:r>
+                      <w:proofErr w:type="gramStart"/>
+                      <w:r>
+                        <w:rPr>
+                          <w:rFonts w:asciiTheme="majorBidi" w:hAnsiTheme="majorBidi" w:cstheme="majorBidi"/>
+                          <w:b/>
+                          <w:bCs/>
+                          <w:i/>
+                          <w:iCs/>
+                          <w:sz w:val="28"/>
+                          <w:szCs w:val="28"/>
+                        </w:rPr>
+                        <w:t>%}</w:t>
+                      </w:r>
+                      <w:proofErr w:type="spellStart"/>
+                      <w:r>
+                        <w:rPr>
+                          <w:rFonts w:asciiTheme="majorBidi" w:hAnsiTheme="majorBidi" w:cstheme="majorBidi"/>
+                          <w:b/>
+                          <w:bCs/>
+                          <w:i/>
+                          <w:iCs/>
+                          <w:sz w:val="28"/>
+                          <w:szCs w:val="28"/>
+                        </w:rPr>
+                        <w:t>MyApp</w:t>
+                      </w:r>
+                      <w:proofErr w:type="spellEnd"/>
+                      <w:proofErr w:type="gramEnd"/>
+                      <w:r>
+                        <w:rPr>
+                          <w:rFonts w:asciiTheme="majorBidi" w:hAnsiTheme="majorBidi" w:cstheme="majorBidi"/>
+                          <w:b/>
+                          <w:bCs/>
+                          <w:i/>
+                          <w:iCs/>
+                          <w:sz w:val="28"/>
+                          <w:szCs w:val="28"/>
+                        </w:rPr>
+                        <w:t xml:space="preserve">{% </w:t>
+                      </w:r>
+                      <w:proofErr w:type="spellStart"/>
+                      <w:r>
+                        <w:rPr>
+                          <w:rFonts w:asciiTheme="majorBidi" w:hAnsiTheme="majorBidi" w:cstheme="majorBidi"/>
+                          <w:b/>
+                          <w:bCs/>
+                          <w:i/>
+                          <w:iCs/>
+                          <w:sz w:val="28"/>
+                          <w:szCs w:val="28"/>
+                        </w:rPr>
+                        <w:t>endblock</w:t>
+                      </w:r>
+                      <w:proofErr w:type="spellEnd"/>
+                      <w:r>
+                        <w:rPr>
+                          <w:rFonts w:asciiTheme="majorBidi" w:hAnsiTheme="majorBidi" w:cstheme="majorBidi"/>
+                          <w:b/>
+                          <w:bCs/>
+                          <w:i/>
+                          <w:iCs/>
+                          <w:sz w:val="28"/>
+                          <w:szCs w:val="28"/>
+                        </w:rPr>
+                        <w:t xml:space="preserve"> %}</w:t>
+                      </w:r>
+                    </w:p>
+                    <w:p>
+                      <w:pPr>
+                        <w:spacing w:after="120"/>
+                        <w:rPr>
+                          <w:rFonts w:asciiTheme="majorBidi" w:hAnsiTheme="majorBidi" w:cstheme="majorBidi"/>
+                          <w:b/>
+                          <w:bCs/>
+                          <w:i/>
+                          <w:iCs/>
+                          <w:sz w:val="28"/>
+                          <w:szCs w:val="28"/>
+                        </w:rPr>
+                      </w:pPr>
+                      <w:r>
+                        <w:rPr>
+                          <w:rFonts w:asciiTheme="majorBidi" w:hAnsiTheme="majorBidi" w:cstheme="majorBidi"/>
+                          <w:b/>
+                          <w:bCs/>
+                          <w:i/>
+                          <w:iCs/>
+                          <w:sz w:val="28"/>
+                          <w:szCs w:val="28"/>
+                        </w:rPr>
+                        <w:t xml:space="preserve">{% block </w:t>
+                      </w:r>
+                      <w:proofErr w:type="spellStart"/>
+                      <w:r>
+                        <w:rPr>
+                          <w:rFonts w:asciiTheme="majorBidi" w:hAnsiTheme="majorBidi" w:cstheme="majorBidi"/>
+                          <w:b/>
+                          <w:bCs/>
+                          <w:i/>
+                          <w:iCs/>
+                          <w:sz w:val="28"/>
+                          <w:szCs w:val="28"/>
+                        </w:rPr>
+                        <w:t>app_port</w:t>
+                      </w:r>
+                      <w:proofErr w:type="spellEnd"/>
+                      <w:r>
+                        <w:rPr>
+                          <w:rFonts w:asciiTheme="majorBidi" w:hAnsiTheme="majorBidi" w:cstheme="majorBidi"/>
+                          <w:b/>
+                          <w:bCs/>
+                          <w:i/>
+                          <w:iCs/>
+                          <w:sz w:val="28"/>
+                          <w:szCs w:val="28"/>
+                        </w:rPr>
+                        <w:t xml:space="preserve"> %}8080{% </w:t>
+                      </w:r>
+                      <w:proofErr w:type="spellStart"/>
+                      <w:r>
+                        <w:rPr>
+                          <w:rFonts w:asciiTheme="majorBidi" w:hAnsiTheme="majorBidi" w:cstheme="majorBidi"/>
+                          <w:b/>
+                          <w:bCs/>
+                          <w:i/>
+                          <w:iCs/>
+                          <w:sz w:val="28"/>
+                          <w:szCs w:val="28"/>
+                        </w:rPr>
+                        <w:t>endblock</w:t>
+                      </w:r>
+                      <w:proofErr w:type="spellEnd"/>
+                      <w:r>
+                        <w:rPr>
+                          <w:rFonts w:asciiTheme="majorBidi" w:hAnsiTheme="majorBidi" w:cstheme="majorBidi"/>
+                          <w:b/>
+                          <w:bCs/>
+                          <w:i/>
+                          <w:iCs/>
+                          <w:sz w:val="28"/>
+                          <w:szCs w:val="28"/>
+                        </w:rPr>
+                        <w:t xml:space="preserve"> %}</w:t>
+                      </w:r>
+                    </w:p>
+                    <w:p>
+                      <w:pPr>
+                        <w:spacing w:after="0"/>
+                        <w:rPr>
+                          <w:rFonts w:asciiTheme="majorBidi" w:hAnsiTheme="majorBidi" w:cstheme="majorBidi"/>
+                          <w:b/>
+                          <w:bCs/>
+                          <w:i/>
+                          <w:iCs/>
+                          <w:sz w:val="28"/>
+                          <w:szCs w:val="28"/>
+                        </w:rPr>
+                      </w:pPr>
+                      <w:r>
+                        <w:rPr>
+                          <w:rFonts w:asciiTheme="majorBidi" w:hAnsiTheme="majorBidi" w:cstheme="majorBidi"/>
+                          <w:b/>
+                          <w:bCs/>
+                          <w:i/>
+                          <w:iCs/>
+                          <w:sz w:val="28"/>
+                          <w:szCs w:val="28"/>
+                        </w:rPr>
+                        <w:t>APP_NAME</w:t>
+                      </w:r>
+                      <w:proofErr w:type="gramStart"/>
+                      <w:r>
+                        <w:rPr>
+                          <w:rFonts w:asciiTheme="majorBidi" w:hAnsiTheme="majorBidi" w:cstheme="majorBidi"/>
+                          <w:b/>
+                          <w:bCs/>
+                          <w:i/>
+                          <w:iCs/>
+                          <w:sz w:val="28"/>
+                          <w:szCs w:val="28"/>
+                        </w:rPr>
+                        <w:t xml:space="preserve">={{ </w:t>
+                      </w:r>
+                      <w:proofErr w:type="spellStart"/>
+                      <w:r>
+                        <w:rPr>
+                          <w:rFonts w:asciiTheme="majorBidi" w:hAnsiTheme="majorBidi" w:cstheme="majorBidi"/>
+                          <w:b/>
+                          <w:bCs/>
+                          <w:i/>
+                          <w:iCs/>
+                          <w:sz w:val="28"/>
+                          <w:szCs w:val="28"/>
+                        </w:rPr>
+                        <w:t>self.app</w:t>
+                      </w:r>
+                      <w:proofErr w:type="gramEnd"/>
+                      <w:r>
+                        <w:rPr>
+                          <w:rFonts w:asciiTheme="majorBidi" w:hAnsiTheme="majorBidi" w:cstheme="majorBidi"/>
+                          <w:b/>
+                          <w:bCs/>
+                          <w:i/>
+                          <w:iCs/>
+                          <w:sz w:val="28"/>
+                          <w:szCs w:val="28"/>
+                        </w:rPr>
+                        <w:t>_</w:t>
+                      </w:r>
+                      <w:proofErr w:type="gramStart"/>
+                      <w:r>
+                        <w:rPr>
+                          <w:rFonts w:asciiTheme="majorBidi" w:hAnsiTheme="majorBidi" w:cstheme="majorBidi"/>
+                          <w:b/>
+                          <w:bCs/>
+                          <w:i/>
+                          <w:iCs/>
+                          <w:sz w:val="28"/>
+                          <w:szCs w:val="28"/>
+                        </w:rPr>
+                        <w:t>name</w:t>
+                      </w:r>
+                      <w:proofErr w:type="spellEnd"/>
+                      <w:r>
+                        <w:rPr>
+                          <w:rFonts w:asciiTheme="majorBidi" w:hAnsiTheme="majorBidi" w:cstheme="majorBidi"/>
+                          <w:b/>
+                          <w:bCs/>
+                          <w:i/>
+                          <w:iCs/>
+                          <w:sz w:val="28"/>
+                          <w:szCs w:val="28"/>
+                        </w:rPr>
+                        <w:t>() }</w:t>
+                      </w:r>
+                      <w:proofErr w:type="gramEnd"/>
+                      <w:r>
+                        <w:rPr>
+                          <w:rFonts w:asciiTheme="majorBidi" w:hAnsiTheme="majorBidi" w:cstheme="majorBidi"/>
+                          <w:b/>
+                          <w:bCs/>
+                          <w:i/>
+                          <w:iCs/>
+                          <w:sz w:val="28"/>
+                          <w:szCs w:val="28"/>
+                        </w:rPr>
+                        <w:t>}</w:t>
+                      </w:r>
+                    </w:p>
+                    <w:p>
+                      <w:pPr>
+                        <w:rPr>
+                          <w:rFonts w:asciiTheme="majorBidi" w:hAnsiTheme="majorBidi" w:cstheme="majorBidi"/>
+                          <w:b/>
+                          <w:bCs/>
+                          <w:i/>
+                          <w:iCs/>
+                          <w:sz w:val="28"/>
+                          <w:szCs w:val="28"/>
+                        </w:rPr>
+                      </w:pPr>
+                      <w:r>
+                        <w:rPr>
+                          <w:rFonts w:asciiTheme="majorBidi" w:hAnsiTheme="majorBidi" w:cstheme="majorBidi"/>
+                          <w:b/>
+                          <w:bCs/>
+                          <w:i/>
+                          <w:iCs/>
+                          <w:sz w:val="28"/>
+                          <w:szCs w:val="28"/>
+                        </w:rPr>
+                        <w:t>APP_PORT</w:t>
+                      </w:r>
+                      <w:proofErr w:type="gramStart"/>
+                      <w:r>
+                        <w:rPr>
+                          <w:rFonts w:asciiTheme="majorBidi" w:hAnsiTheme="majorBidi" w:cstheme="majorBidi"/>
+                          <w:b/>
+                          <w:bCs/>
+                          <w:i/>
+                          <w:iCs/>
+                          <w:sz w:val="28"/>
+                          <w:szCs w:val="28"/>
+                        </w:rPr>
+                        <w:t xml:space="preserve">={{ </w:t>
+                      </w:r>
+                      <w:proofErr w:type="spellStart"/>
+                      <w:r>
+                        <w:rPr>
+                          <w:rFonts w:asciiTheme="majorBidi" w:hAnsiTheme="majorBidi" w:cstheme="majorBidi"/>
+                          <w:b/>
+                          <w:bCs/>
+                          <w:i/>
+                          <w:iCs/>
+                          <w:sz w:val="28"/>
+                          <w:szCs w:val="28"/>
+                        </w:rPr>
+                        <w:t>self.app</w:t>
+                      </w:r>
+                      <w:proofErr w:type="gramEnd"/>
+                      <w:r>
+                        <w:rPr>
+                          <w:rFonts w:asciiTheme="majorBidi" w:hAnsiTheme="majorBidi" w:cstheme="majorBidi"/>
+                          <w:b/>
+                          <w:bCs/>
+                          <w:i/>
+                          <w:iCs/>
+                          <w:sz w:val="28"/>
+                          <w:szCs w:val="28"/>
+                        </w:rPr>
+                        <w:t>_</w:t>
+                      </w:r>
+                      <w:proofErr w:type="gramStart"/>
+                      <w:r>
+                        <w:rPr>
+                          <w:rFonts w:asciiTheme="majorBidi" w:hAnsiTheme="majorBidi" w:cstheme="majorBidi"/>
+                          <w:b/>
+                          <w:bCs/>
+                          <w:i/>
+                          <w:iCs/>
+                          <w:sz w:val="28"/>
+                          <w:szCs w:val="28"/>
+                        </w:rPr>
+                        <w:t>port</w:t>
+                      </w:r>
+                      <w:proofErr w:type="spellEnd"/>
+                      <w:r>
+                        <w:rPr>
+                          <w:rFonts w:asciiTheme="majorBidi" w:hAnsiTheme="majorBidi" w:cstheme="majorBidi"/>
+                          <w:b/>
+                          <w:bCs/>
+                          <w:i/>
+                          <w:iCs/>
+                          <w:sz w:val="28"/>
+                          <w:szCs w:val="28"/>
+                        </w:rPr>
+                        <w:t>() }</w:t>
+                      </w:r>
+                      <w:proofErr w:type="gramEnd"/>
+                      <w:r>
+                        <w:rPr>
+                          <w:rFonts w:asciiTheme="majorBidi" w:hAnsiTheme="majorBidi" w:cstheme="majorBidi"/>
+                          <w:b/>
+                          <w:bCs/>
+                          <w:i/>
+                          <w:iCs/>
+                          <w:sz w:val="28"/>
+                          <w:szCs w:val="28"/>
+                        </w:rPr>
+                        <w:t>}</w:t>
+                      </w:r>
+                    </w:p>
+                    <w:p>
+                      <w:pPr>
+                        <w:jc w:val="center"/>
+                      </w:pPr>
+                    </w:p>
+                  </w:txbxContent>
+                </v:textbox>
+              </v:rect>
+            </w:pict>
+          </mc:Fallback>
+        </mc:AlternateContent>
+      </w:r>
+      <w:proofErr w:type="gramStart"/>
+      <w:r>
+        <w:rPr>
+          <w:rFonts w:asciiTheme="majorBidi" w:hAnsiTheme="majorBidi" w:cstheme="majorBidi"/>
+          <w:b/>
+          <w:bCs/>
+          <w:i/>
+          <w:iCs/>
+          <w:sz w:val="28"/>
+          <w:szCs w:val="28"/>
+        </w:rPr>
+        <w:t>templates/base.conf.j</w:t>
+      </w:r>
+      <w:proofErr w:type="gramEnd"/>
+      <w:r>
+        <w:rPr>
+          <w:rFonts w:asciiTheme="majorBidi" w:hAnsiTheme="majorBidi" w:cstheme="majorBidi"/>
+          <w:b/>
+          <w:bCs/>
+          <w:i/>
+          <w:iCs/>
+          <w:sz w:val="28"/>
+          <w:szCs w:val="28"/>
+        </w:rPr>
+        <w:t>2</w:t>
+      </w:r>
+    </w:p>
+    <w:p>
+      <w:pPr>
+        <w:rPr>
+          <w:rFonts w:asciiTheme="majorBidi" w:hAnsiTheme="majorBidi" w:cstheme="majorBidi"/>
+          <w:sz w:val="28"/>
+          <w:szCs w:val="28"/>
+        </w:rPr>
+      </w:pPr>
+    </w:p>
+    <w:p>
+      <w:pPr>
+        <w:rPr>
+          <w:rFonts w:asciiTheme="majorBidi" w:hAnsiTheme="majorBidi" w:cstheme="majorBidi"/>
+          <w:sz w:val="28"/>
+          <w:szCs w:val="28"/>
+        </w:rPr>
+      </w:pPr>
+    </w:p>
+    <w:p>
+      <w:pPr>
+        <w:rPr>
+          <w:rFonts w:asciiTheme="majorBidi" w:hAnsiTheme="majorBidi" w:cstheme="majorBidi"/>
+          <w:sz w:val="28"/>
+          <w:szCs w:val="28"/>
+        </w:rPr>
+      </w:pPr>
+    </w:p>
+    <w:p>
+      <w:pPr>
+        <w:rPr>
+          <w:rFonts w:asciiTheme="majorBidi" w:hAnsiTheme="majorBidi" w:cstheme="majorBidi"/>
+          <w:sz w:val="28"/>
+          <w:szCs w:val="28"/>
+        </w:rPr>
+      </w:pPr>
+    </w:p>
+    <w:p>
+      <w:pPr>
+        <w:rPr>
+          <w:rFonts w:asciiTheme="majorBidi" w:hAnsiTheme="majorBidi" w:cstheme="majorBidi"/>
+          <w:sz w:val="16"/>
+          <w:szCs w:val="16"/>
+        </w:rPr>
+      </w:pPr>
+    </w:p>
+    <w:p>
+      <w:pPr>
+        <w:spacing w:after="60"/>
+        <w:ind w:left="360"/>
+        <w:rPr>
+          <w:rFonts w:asciiTheme="majorBidi" w:hAnsiTheme="majorBidi" w:cstheme="majorBidi"/>
+          <w:b/>
+          <w:bCs/>
+          <w:sz w:val="28"/>
+          <w:szCs w:val="28"/>
+        </w:rPr>
+      </w:pPr>
+      <w:r>
+        <w:rPr>
+          <w:rFonts w:asciiTheme="majorBidi" w:hAnsiTheme="majorBidi" w:cstheme="majorBidi"/>
+          <w:b/>
+          <w:bCs/>
+          <w:sz w:val="28"/>
+          <w:szCs w:val="28"/>
+        </w:rPr>
+        <w:t>What’s happening:</w:t>
+      </w:r>
+    </w:p>
+    <w:p>
+      <w:pPr>
+        <w:pStyle w:val="ListParagraph"/>
+        <w:numPr>
+          <w:ilvl w:val="0"/>
+          <w:numId w:val="6"/>
+        </w:numPr>
+        <w:rPr>
+          <w:rFonts w:asciiTheme="majorBidi" w:hAnsiTheme="majorBidi" w:cstheme="majorBidi"/>
+          <w:sz w:val="28"/>
+          <w:szCs w:val="28"/>
+        </w:rPr>
+      </w:pPr>
+      <w:r>
+        <w:rPr>
+          <w:rFonts w:asciiTheme="majorBidi" w:hAnsiTheme="majorBidi" w:cstheme="majorBidi"/>
+          <w:sz w:val="28"/>
+          <w:szCs w:val="28"/>
+        </w:rPr>
+        <w:t xml:space="preserve">block </w:t>
+      </w:r>
+      <w:proofErr w:type="spellStart"/>
+      <w:r>
+        <w:rPr>
+          <w:rFonts w:asciiTheme="majorBidi" w:hAnsiTheme="majorBidi" w:cstheme="majorBidi"/>
+          <w:b/>
+          <w:bCs/>
+          <w:i/>
+          <w:iCs/>
+          <w:sz w:val="28"/>
+          <w:szCs w:val="28"/>
+        </w:rPr>
+        <w:t>app_name</w:t>
+      </w:r>
+      <w:proofErr w:type="spellEnd"/>
+      <w:r>
+        <w:rPr>
+          <w:rFonts w:asciiTheme="majorBidi" w:hAnsiTheme="majorBidi" w:cstheme="majorBidi"/>
+          <w:sz w:val="28"/>
+          <w:szCs w:val="28"/>
+        </w:rPr>
+        <w:t xml:space="preserve"> and block </w:t>
+      </w:r>
+      <w:proofErr w:type="spellStart"/>
+      <w:r>
+        <w:rPr>
+          <w:rFonts w:asciiTheme="majorBidi" w:hAnsiTheme="majorBidi" w:cstheme="majorBidi"/>
+          <w:b/>
+          <w:bCs/>
+          <w:i/>
+          <w:iCs/>
+          <w:sz w:val="28"/>
+          <w:szCs w:val="28"/>
+        </w:rPr>
+        <w:t>app_port</w:t>
+      </w:r>
+      <w:proofErr w:type="spellEnd"/>
+      <w:r>
+        <w:rPr>
+          <w:rFonts w:asciiTheme="majorBidi" w:hAnsiTheme="majorBidi" w:cstheme="majorBidi"/>
+          <w:sz w:val="28"/>
+          <w:szCs w:val="28"/>
+        </w:rPr>
+        <w:t xml:space="preserve"> are placeholders (defaults exist).</w:t>
+      </w:r>
+    </w:p>
+    <w:p>
+      <w:pPr>
+        <w:pStyle w:val="ListParagraph"/>
+        <w:numPr>
+          <w:ilvl w:val="0"/>
+          <w:numId w:val="6"/>
+        </w:numPr>
+        <w:spacing w:after="120"/>
+        <w:rPr>
+          <w:rFonts w:asciiTheme="majorBidi" w:hAnsiTheme="majorBidi" w:cstheme="majorBidi"/>
+          <w:sz w:val="28"/>
+          <w:szCs w:val="28"/>
+        </w:rPr>
+      </w:pPr>
+      <w:proofErr w:type="spellStart"/>
+      <w:r>
+        <w:rPr>
+          <w:rFonts w:asciiTheme="majorBidi" w:hAnsiTheme="majorBidi" w:cstheme="majorBidi"/>
+          <w:b/>
+          <w:bCs/>
+          <w:i/>
+          <w:iCs/>
+          <w:sz w:val="28"/>
+          <w:szCs w:val="28"/>
+        </w:rPr>
+        <w:t>self.app_</w:t>
+      </w:r>
+      <w:proofErr w:type="gramStart"/>
+      <w:r>
+        <w:rPr>
+          <w:rFonts w:asciiTheme="majorBidi" w:hAnsiTheme="majorBidi" w:cstheme="majorBidi"/>
+          <w:b/>
+          <w:bCs/>
+          <w:i/>
+          <w:iCs/>
+          <w:sz w:val="28"/>
+          <w:szCs w:val="28"/>
+        </w:rPr>
+        <w:t>name</w:t>
+      </w:r>
+      <w:proofErr w:type="spellEnd"/>
+      <w:r>
+        <w:rPr>
+          <w:rFonts w:asciiTheme="majorBidi" w:hAnsiTheme="majorBidi" w:cstheme="majorBidi"/>
+          <w:b/>
+          <w:bCs/>
+          <w:i/>
+          <w:iCs/>
+          <w:sz w:val="28"/>
+          <w:szCs w:val="28"/>
+        </w:rPr>
+        <w:t>(</w:t>
+      </w:r>
+      <w:proofErr w:type="gramEnd"/>
+      <w:r>
+        <w:rPr>
+          <w:rFonts w:asciiTheme="majorBidi" w:hAnsiTheme="majorBidi" w:cstheme="majorBidi"/>
+          <w:b/>
+          <w:bCs/>
+          <w:i/>
+          <w:iCs/>
+          <w:sz w:val="28"/>
+          <w:szCs w:val="28"/>
+        </w:rPr>
+        <w:t>)</w:t>
+      </w:r>
+      <w:r>
+        <w:rPr>
+          <w:rFonts w:asciiTheme="majorBidi" w:hAnsiTheme="majorBidi" w:cstheme="majorBidi"/>
+          <w:sz w:val="28"/>
+          <w:szCs w:val="28"/>
+        </w:rPr>
+        <w:t xml:space="preserve"> and </w:t>
+      </w:r>
+      <w:proofErr w:type="spellStart"/>
+      <w:r>
+        <w:rPr>
+          <w:rFonts w:asciiTheme="majorBidi" w:hAnsiTheme="majorBidi" w:cstheme="majorBidi"/>
+          <w:b/>
+          <w:bCs/>
+          <w:i/>
+          <w:iCs/>
+          <w:sz w:val="28"/>
+          <w:szCs w:val="28"/>
+        </w:rPr>
+        <w:t>self.app_</w:t>
+      </w:r>
+      <w:proofErr w:type="gramStart"/>
+      <w:r>
+        <w:rPr>
+          <w:rFonts w:asciiTheme="majorBidi" w:hAnsiTheme="majorBidi" w:cstheme="majorBidi"/>
+          <w:b/>
+          <w:bCs/>
+          <w:i/>
+          <w:iCs/>
+          <w:sz w:val="28"/>
+          <w:szCs w:val="28"/>
+        </w:rPr>
+        <w:t>port</w:t>
+      </w:r>
+      <w:proofErr w:type="spellEnd"/>
+      <w:r>
+        <w:rPr>
+          <w:rFonts w:asciiTheme="majorBidi" w:hAnsiTheme="majorBidi" w:cstheme="majorBidi"/>
+          <w:b/>
+          <w:bCs/>
+          <w:i/>
+          <w:iCs/>
+          <w:sz w:val="28"/>
+          <w:szCs w:val="28"/>
+        </w:rPr>
+        <w:t>(</w:t>
+      </w:r>
+      <w:proofErr w:type="gramEnd"/>
+      <w:r>
+        <w:rPr>
+          <w:rFonts w:asciiTheme="majorBidi" w:hAnsiTheme="majorBidi" w:cstheme="majorBidi"/>
+          <w:b/>
+          <w:bCs/>
+          <w:i/>
+          <w:iCs/>
+          <w:sz w:val="28"/>
+          <w:szCs w:val="28"/>
+        </w:rPr>
+        <w:t>)</w:t>
+      </w:r>
+      <w:r>
+        <w:rPr>
+          <w:rFonts w:asciiTheme="majorBidi" w:hAnsiTheme="majorBidi" w:cstheme="majorBidi"/>
+          <w:sz w:val="28"/>
+          <w:szCs w:val="28"/>
+        </w:rPr>
+        <w:t xml:space="preserve"> print the final block content (base or overridden).</w:t>
+      </w:r>
+    </w:p>
+    <w:p>
+      <w:pPr>
+        <w:ind w:left="360"/>
+        <w:rPr>
+          <w:rFonts w:asciiTheme="majorBidi" w:hAnsiTheme="majorBidi" w:cstheme="majorBidi"/>
+          <w:b/>
+          <w:bCs/>
+          <w:sz w:val="28"/>
+          <w:szCs w:val="28"/>
+        </w:rPr>
+      </w:pPr>
+      <w:r>
+        <w:rPr>
+          <w:rFonts w:asciiTheme="majorBidi" w:hAnsiTheme="majorBidi" w:cstheme="majorBidi"/>
+          <w:b/>
+          <w:bCs/>
+          <w:noProof/>
+          <w:sz w:val="28"/>
+          <w:szCs w:val="28"/>
+        </w:rPr>
+        <mc:AlternateContent>
+          <mc:Choice Requires="wps">
+            <w:drawing>
+              <wp:anchor distT="0" distB="0" distL="114300" distR="114300" simplePos="0" relativeHeight="251669504" behindDoc="0" locked="0" layoutInCell="1" allowOverlap="1" wp14:anchorId="37E20AE4" wp14:editId="604FCB2F">
+                <wp:simplePos x="0" y="0"/>
+                <wp:positionH relativeFrom="column">
+                  <wp:posOffset>242516</wp:posOffset>
+                </wp:positionH>
+                <wp:positionV relativeFrom="paragraph">
+                  <wp:posOffset>275977</wp:posOffset>
+                </wp:positionV>
+                <wp:extent cx="4206240" cy="938253"/>
+                <wp:effectExtent l="0" t="0" r="22860" b="14605"/>
+                <wp:wrapNone/>
+                <wp:docPr id="46327057" name="Rectangle 11"/>
+                <wp:cNvGraphicFramePr/>
+                <a:graphic xmlns:a="http://schemas.openxmlformats.org/drawingml/2006/main">
+                  <a:graphicData uri="http://schemas.microsoft.com/office/word/2010/wordprocessingShape">
+                    <wps:wsp>
+                      <wps:cNvSpPr/>
+                      <wps:spPr>
+                        <a:xfrm>
+                          <a:off x="0" y="0"/>
+                          <a:ext cx="4206240" cy="938253"/>
+                        </a:xfrm>
+                        <a:prstGeom prst="rect">
+                          <a:avLst/>
+                        </a:prstGeom>
+                      </wps:spPr>
+                      <wps:style>
+                        <a:lnRef idx="2">
+                          <a:schemeClr val="dk1">
+                            <a:shade val="15000"/>
+                          </a:schemeClr>
+                        </a:lnRef>
+                        <a:fillRef idx="1">
+                          <a:schemeClr val="dk1"/>
+                        </a:fillRef>
+                        <a:effectRef idx="0">
+                          <a:schemeClr val="dk1"/>
+                        </a:effectRef>
+                        <a:fontRef idx="minor">
+                          <a:schemeClr val="lt1"/>
+                        </a:fontRef>
+                      </wps:style>
+                      <wps:txbx>
+                        <w:txbxContent>
+                          <w:p>
+                            <w:pPr>
+                              <w:spacing w:after="120"/>
+                              <w:rPr>
+                                <w:rFonts w:asciiTheme="majorBidi" w:hAnsiTheme="majorBidi" w:cstheme="majorBidi"/>
+                                <w:b/>
+                                <w:bCs/>
+                                <w:i/>
+                                <w:iCs/>
+                                <w:sz w:val="28"/>
+                                <w:szCs w:val="28"/>
+                              </w:rPr>
+                            </w:pPr>
+                            <w:r>
+                              <w:rPr>
+                                <w:rFonts w:asciiTheme="majorBidi" w:hAnsiTheme="majorBidi" w:cstheme="majorBidi"/>
+                                <w:b/>
+                                <w:bCs/>
+                                <w:i/>
+                                <w:iCs/>
+                                <w:sz w:val="28"/>
+                                <w:szCs w:val="28"/>
+                              </w:rPr>
+                              <w:t>{% extends "base.</w:t>
+                            </w:r>
+                            <w:proofErr w:type="gramStart"/>
+                            <w:r>
+                              <w:rPr>
+                                <w:rFonts w:asciiTheme="majorBidi" w:hAnsiTheme="majorBidi" w:cstheme="majorBidi"/>
+                                <w:b/>
+                                <w:bCs/>
+                                <w:i/>
+                                <w:iCs/>
+                                <w:sz w:val="28"/>
+                                <w:szCs w:val="28"/>
+                              </w:rPr>
+                              <w:t>conf.j</w:t>
+                            </w:r>
+                            <w:proofErr w:type="gramEnd"/>
+                            <w:r>
+                              <w:rPr>
+                                <w:rFonts w:asciiTheme="majorBidi" w:hAnsiTheme="majorBidi" w:cstheme="majorBidi"/>
+                                <w:b/>
+                                <w:bCs/>
+                                <w:i/>
+                                <w:iCs/>
+                                <w:sz w:val="28"/>
+                                <w:szCs w:val="28"/>
+                              </w:rPr>
+                              <w:t>2" %}</w:t>
+                            </w:r>
+                          </w:p>
+                          <w:p>
+                            <w:pPr>
+                              <w:spacing w:after="0"/>
+                              <w:rPr>
+                                <w:rFonts w:asciiTheme="majorBidi" w:hAnsiTheme="majorBidi" w:cstheme="majorBidi"/>
+                                <w:b/>
+                                <w:bCs/>
+                                <w:i/>
+                                <w:iCs/>
+                                <w:sz w:val="28"/>
+                                <w:szCs w:val="28"/>
+                              </w:rPr>
+                            </w:pPr>
+                            <w:r>
+                              <w:rPr>
+                                <w:rFonts w:asciiTheme="majorBidi" w:hAnsiTheme="majorBidi" w:cstheme="majorBidi"/>
+                                <w:b/>
+                                <w:bCs/>
+                                <w:i/>
+                                <w:iCs/>
+                                <w:sz w:val="28"/>
+                                <w:szCs w:val="28"/>
+                              </w:rPr>
+                              <w:t xml:space="preserve">{% block </w:t>
+                            </w:r>
+                            <w:proofErr w:type="spellStart"/>
+                            <w:r>
+                              <w:rPr>
+                                <w:rFonts w:asciiTheme="majorBidi" w:hAnsiTheme="majorBidi" w:cstheme="majorBidi"/>
+                                <w:b/>
+                                <w:bCs/>
+                                <w:i/>
+                                <w:iCs/>
+                                <w:sz w:val="28"/>
+                                <w:szCs w:val="28"/>
+                              </w:rPr>
+                              <w:t>app_name</w:t>
+                            </w:r>
+                            <w:proofErr w:type="spellEnd"/>
+                            <w:r>
+                              <w:rPr>
+                                <w:rFonts w:asciiTheme="majorBidi" w:hAnsiTheme="majorBidi" w:cstheme="majorBidi"/>
+                                <w:b/>
+                                <w:bCs/>
+                                <w:i/>
+                                <w:iCs/>
+                                <w:sz w:val="28"/>
+                                <w:szCs w:val="28"/>
+                              </w:rPr>
+                              <w:t xml:space="preserve"> </w:t>
+                            </w:r>
+                            <w:proofErr w:type="gramStart"/>
+                            <w:r>
+                              <w:rPr>
+                                <w:rFonts w:asciiTheme="majorBidi" w:hAnsiTheme="majorBidi" w:cstheme="majorBidi"/>
+                                <w:b/>
+                                <w:bCs/>
+                                <w:i/>
+                                <w:iCs/>
+                                <w:sz w:val="28"/>
+                                <w:szCs w:val="28"/>
+                              </w:rPr>
+                              <w:t>%}</w:t>
+                            </w:r>
+                            <w:proofErr w:type="spellStart"/>
+                            <w:r>
+                              <w:rPr>
+                                <w:rFonts w:asciiTheme="majorBidi" w:hAnsiTheme="majorBidi" w:cstheme="majorBidi"/>
+                                <w:b/>
+                                <w:bCs/>
+                                <w:i/>
+                                <w:iCs/>
+                                <w:sz w:val="28"/>
+                                <w:szCs w:val="28"/>
+                              </w:rPr>
+                              <w:t>MyApp</w:t>
+                            </w:r>
+                            <w:proofErr w:type="spellEnd"/>
+                            <w:proofErr w:type="gramEnd"/>
+                            <w:r>
+                              <w:rPr>
+                                <w:rFonts w:asciiTheme="majorBidi" w:hAnsiTheme="majorBidi" w:cstheme="majorBidi"/>
+                                <w:b/>
+                                <w:bCs/>
+                                <w:i/>
+                                <w:iCs/>
+                                <w:sz w:val="28"/>
+                                <w:szCs w:val="28"/>
+                              </w:rPr>
+                              <w:t>-</w:t>
+                            </w:r>
+                            <w:proofErr w:type="gramStart"/>
+                            <w:r>
+                              <w:rPr>
+                                <w:rFonts w:asciiTheme="majorBidi" w:hAnsiTheme="majorBidi" w:cstheme="majorBidi"/>
+                                <w:b/>
+                                <w:bCs/>
+                                <w:i/>
+                                <w:iCs/>
+                                <w:sz w:val="28"/>
+                                <w:szCs w:val="28"/>
+                              </w:rPr>
+                              <w:t>PROD{</w:t>
+                            </w:r>
+                            <w:proofErr w:type="gramEnd"/>
+                            <w:r>
+                              <w:rPr>
+                                <w:rFonts w:asciiTheme="majorBidi" w:hAnsiTheme="majorBidi" w:cstheme="majorBidi"/>
+                                <w:b/>
+                                <w:bCs/>
+                                <w:i/>
+                                <w:iCs/>
+                                <w:sz w:val="28"/>
+                                <w:szCs w:val="28"/>
+                              </w:rPr>
+                              <w:t xml:space="preserve">% </w:t>
+                            </w:r>
+                            <w:proofErr w:type="spellStart"/>
+                            <w:r>
+                              <w:rPr>
+                                <w:rFonts w:asciiTheme="majorBidi" w:hAnsiTheme="majorBidi" w:cstheme="majorBidi"/>
+                                <w:b/>
+                                <w:bCs/>
+                                <w:i/>
+                                <w:iCs/>
+                                <w:sz w:val="28"/>
+                                <w:szCs w:val="28"/>
+                              </w:rPr>
+                              <w:t>endblock</w:t>
+                            </w:r>
+                            <w:proofErr w:type="spellEnd"/>
+                            <w:r>
+                              <w:rPr>
+                                <w:rFonts w:asciiTheme="majorBidi" w:hAnsiTheme="majorBidi" w:cstheme="majorBidi"/>
+                                <w:b/>
+                                <w:bCs/>
+                                <w:i/>
+                                <w:iCs/>
+                                <w:sz w:val="28"/>
+                                <w:szCs w:val="28"/>
+                              </w:rPr>
+                              <w:t xml:space="preserve"> %}</w:t>
+                            </w:r>
+                          </w:p>
+                          <w:p>
+                            <w:pPr>
+                              <w:rPr>
+                                <w:rFonts w:asciiTheme="majorBidi" w:hAnsiTheme="majorBidi" w:cstheme="majorBidi"/>
+                                <w:b/>
+                                <w:bCs/>
+                                <w:i/>
+                                <w:iCs/>
+                                <w:sz w:val="28"/>
+                                <w:szCs w:val="28"/>
+                              </w:rPr>
+                            </w:pPr>
+                            <w:r>
+                              <w:rPr>
+                                <w:rFonts w:asciiTheme="majorBidi" w:hAnsiTheme="majorBidi" w:cstheme="majorBidi"/>
+                                <w:b/>
+                                <w:bCs/>
+                                <w:i/>
+                                <w:iCs/>
+                                <w:sz w:val="28"/>
+                                <w:szCs w:val="28"/>
+                              </w:rPr>
+                              <w:t xml:space="preserve">{% block </w:t>
+                            </w:r>
+                            <w:proofErr w:type="spellStart"/>
+                            <w:r>
+                              <w:rPr>
+                                <w:rFonts w:asciiTheme="majorBidi" w:hAnsiTheme="majorBidi" w:cstheme="majorBidi"/>
+                                <w:b/>
+                                <w:bCs/>
+                                <w:i/>
+                                <w:iCs/>
+                                <w:sz w:val="28"/>
+                                <w:szCs w:val="28"/>
+                              </w:rPr>
+                              <w:t>app_port</w:t>
+                            </w:r>
+                            <w:proofErr w:type="spellEnd"/>
+                            <w:r>
+                              <w:rPr>
+                                <w:rFonts w:asciiTheme="majorBidi" w:hAnsiTheme="majorBidi" w:cstheme="majorBidi"/>
+                                <w:b/>
+                                <w:bCs/>
+                                <w:i/>
+                                <w:iCs/>
+                                <w:sz w:val="28"/>
+                                <w:szCs w:val="28"/>
+                              </w:rPr>
+                              <w:t xml:space="preserve"> %}9090{% </w:t>
+                            </w:r>
+                            <w:proofErr w:type="spellStart"/>
+                            <w:r>
+                              <w:rPr>
+                                <w:rFonts w:asciiTheme="majorBidi" w:hAnsiTheme="majorBidi" w:cstheme="majorBidi"/>
+                                <w:b/>
+                                <w:bCs/>
+                                <w:i/>
+                                <w:iCs/>
+                                <w:sz w:val="28"/>
+                                <w:szCs w:val="28"/>
+                              </w:rPr>
+                              <w:t>endblock</w:t>
+                            </w:r>
+                            <w:proofErr w:type="spellEnd"/>
+                            <w:r>
+                              <w:rPr>
+                                <w:rFonts w:asciiTheme="majorBidi" w:hAnsiTheme="majorBidi" w:cstheme="majorBidi"/>
+                                <w:b/>
+                                <w:bCs/>
+                                <w:i/>
+                                <w:iCs/>
+                                <w:sz w:val="28"/>
+                                <w:szCs w:val="28"/>
+                              </w:rPr>
+                              <w:t xml:space="preserve"> %}</w:t>
+                            </w:r>
+                          </w:p>
+                          <w:p>
+                            <w:pPr>
+                              <w:jc w:val="center"/>
+                            </w:pPr>
+                          </w:p>
+                        </w:txbxContent>
+                      </wps:txbx>
+                      <wps:bodyPr rot="0" spcFirstLastPara="0" vertOverflow="overflow" horzOverflow="overflow" vert="horz" wrap="square" lIns="91440" tIns="45720" rIns="91440" bIns="45720" numCol="1" spcCol="0" rtlCol="0" fromWordArt="0" anchor="ctr" anchorCtr="0" forceAA="0" compatLnSpc="1">
+                        <a:prstTxWarp prst="textNoShape">
+                          <a:avLst/>
+                        </a:prstTxWarp>
+                        <a:noAutofit/>
+                      </wps:bodyPr>
+                    </wps:wsp>
+                  </a:graphicData>
+                </a:graphic>
+                <wp14:sizeRelH relativeFrom="margin">
+                  <wp14:pctWidth>0</wp14:pctWidth>
+                </wp14:sizeRelH>
+                <wp14:sizeRelV relativeFrom="margin">
+                  <wp14:pctHeight>0</wp14:pctHeight>
+                </wp14:sizeRelV>
+              </wp:anchor>
+            </w:drawing>
+          </mc:Choice>
+          <mc:Fallback>
+            <w:pict>
+              <v:rect w14:anchorId="37E20AE4" id="Rectangle 11" o:spid="_x0000_s1036" style="position:absolute;left:0;text-align:left;margin-left:19.1pt;margin-top:21.75pt;width:331.2pt;height:73.9pt;z-index:251669504;visibility:visible;mso-wrap-style:square;mso-width-percent:0;mso-height-percent:0;mso-wrap-distance-left:9pt;mso-wrap-distance-top:0;mso-wrap-distance-right:9pt;mso-wrap-distance-bottom:0;mso-position-horizontal:absolute;mso-position-horizontal-relative:text;mso-position-vertical:absolute;mso-position-vertical-relative:text;mso-width-percent:0;mso-height-percent:0;mso-width-relative:margin;mso-height-relative:margin;v-text-anchor:middle" o:gfxdata="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" fillcolor="black [3200]" strokecolor="black [480]" strokeweight="1pt">
+                <v:textbox>
+                  <w:txbxContent>
+                    <w:p>
+                      <w:pPr>
+                        <w:spacing w:after="120"/>
+                        <w:rPr>
+                          <w:rFonts w:asciiTheme="majorBidi" w:hAnsiTheme="majorBidi" w:cstheme="majorBidi"/>
+                          <w:b/>
+                          <w:bCs/>
+                          <w:i/>
+                          <w:iCs/>
+                          <w:sz w:val="28"/>
+                          <w:szCs w:val="28"/>
+                        </w:rPr>
+                      </w:pPr>
+                      <w:r>
+                        <w:rPr>
+                          <w:rFonts w:asciiTheme="majorBidi" w:hAnsiTheme="majorBidi" w:cstheme="majorBidi"/>
+                          <w:b/>
+                          <w:bCs/>
+                          <w:i/>
+                          <w:iCs/>
+                          <w:sz w:val="28"/>
+                          <w:szCs w:val="28"/>
+                        </w:rPr>
+                        <w:t>{% extends "base.</w:t>
+                      </w:r>
+                      <w:proofErr w:type="gramStart"/>
+                      <w:r>
+                        <w:rPr>
+                          <w:rFonts w:asciiTheme="majorBidi" w:hAnsiTheme="majorBidi" w:cstheme="majorBidi"/>
+                          <w:b/>
+                          <w:bCs/>
+                          <w:i/>
+                          <w:iCs/>
+                          <w:sz w:val="28"/>
+                          <w:szCs w:val="28"/>
+                        </w:rPr>
+                        <w:t>conf.j</w:t>
+                      </w:r>
+                      <w:proofErr w:type="gramEnd"/>
+                      <w:r>
+                        <w:rPr>
+                          <w:rFonts w:asciiTheme="majorBidi" w:hAnsiTheme="majorBidi" w:cstheme="majorBidi"/>
+                          <w:b/>
+                          <w:bCs/>
+                          <w:i/>
+                          <w:iCs/>
+                          <w:sz w:val="28"/>
+                          <w:szCs w:val="28"/>
+                        </w:rPr>
+                        <w:t>2" %}</w:t>
+                      </w:r>
+                    </w:p>
+                    <w:p>
+                      <w:pPr>
+                        <w:spacing w:after="0"/>
+                        <w:rPr>
+                          <w:rFonts w:asciiTheme="majorBidi" w:hAnsiTheme="majorBidi" w:cstheme="majorBidi"/>
+                          <w:b/>
+                          <w:bCs/>
+                          <w:i/>
+                          <w:iCs/>
+                          <w:sz w:val="28"/>
+                          <w:szCs w:val="28"/>
+                        </w:rPr>
+                      </w:pPr>
+                      <w:r>
+                        <w:rPr>
+                          <w:rFonts w:asciiTheme="majorBidi" w:hAnsiTheme="majorBidi" w:cstheme="majorBidi"/>
+                          <w:b/>
+                          <w:bCs/>
+                          <w:i/>
+                          <w:iCs/>
+                          <w:sz w:val="28"/>
+                          <w:szCs w:val="28"/>
+                        </w:rPr>
+                        <w:t xml:space="preserve">{% block </w:t>
+                      </w:r>
+                      <w:proofErr w:type="spellStart"/>
+                      <w:r>
+                        <w:rPr>
+                          <w:rFonts w:asciiTheme="majorBidi" w:hAnsiTheme="majorBidi" w:cstheme="majorBidi"/>
+                          <w:b/>
+                          <w:bCs/>
+                          <w:i/>
+                          <w:iCs/>
+                          <w:sz w:val="28"/>
+                          <w:szCs w:val="28"/>
+                        </w:rPr>
+                        <w:t>app_name</w:t>
+                      </w:r>
+                      <w:proofErr w:type="spellEnd"/>
+                      <w:r>
+                        <w:rPr>
+                          <w:rFonts w:asciiTheme="majorBidi" w:hAnsiTheme="majorBidi" w:cstheme="majorBidi"/>
+                          <w:b/>
+                          <w:bCs/>
+                          <w:i/>
+                          <w:iCs/>
+                          <w:sz w:val="28"/>
+                          <w:szCs w:val="28"/>
+                        </w:rPr>
+                        <w:t xml:space="preserve"> </w:t>
+                      </w:r>
+                      <w:proofErr w:type="gramStart"/>
+                      <w:r>
+                        <w:rPr>
+                          <w:rFonts w:asciiTheme="majorBidi" w:hAnsiTheme="majorBidi" w:cstheme="majorBidi"/>
+                          <w:b/>
+                          <w:bCs/>
+                          <w:i/>
+                          <w:iCs/>
+                          <w:sz w:val="28"/>
+                          <w:szCs w:val="28"/>
+                        </w:rPr>
+                        <w:t>%}</w:t>
+                      </w:r>
+                      <w:proofErr w:type="spellStart"/>
+                      <w:r>
+                        <w:rPr>
+                          <w:rFonts w:asciiTheme="majorBidi" w:hAnsiTheme="majorBidi" w:cstheme="majorBidi"/>
+                          <w:b/>
+                          <w:bCs/>
+                          <w:i/>
+                          <w:iCs/>
+                          <w:sz w:val="28"/>
+                          <w:szCs w:val="28"/>
+                        </w:rPr>
+                        <w:t>MyApp</w:t>
+                      </w:r>
+                      <w:proofErr w:type="spellEnd"/>
+                      <w:proofErr w:type="gramEnd"/>
+                      <w:r>
+                        <w:rPr>
+                          <w:rFonts w:asciiTheme="majorBidi" w:hAnsiTheme="majorBidi" w:cstheme="majorBidi"/>
+                          <w:b/>
+                          <w:bCs/>
+                          <w:i/>
+                          <w:iCs/>
+                          <w:sz w:val="28"/>
+                          <w:szCs w:val="28"/>
+                        </w:rPr>
+                        <w:t>-</w:t>
+                      </w:r>
+                      <w:proofErr w:type="gramStart"/>
+                      <w:r>
+                        <w:rPr>
+                          <w:rFonts w:asciiTheme="majorBidi" w:hAnsiTheme="majorBidi" w:cstheme="majorBidi"/>
+                          <w:b/>
+                          <w:bCs/>
+                          <w:i/>
+                          <w:iCs/>
+                          <w:sz w:val="28"/>
+                          <w:szCs w:val="28"/>
+                        </w:rPr>
+                        <w:t>PROD{</w:t>
+                      </w:r>
+                      <w:proofErr w:type="gramEnd"/>
+                      <w:r>
+                        <w:rPr>
+                          <w:rFonts w:asciiTheme="majorBidi" w:hAnsiTheme="majorBidi" w:cstheme="majorBidi"/>
+                          <w:b/>
+                          <w:bCs/>
+                          <w:i/>
+                          <w:iCs/>
+                          <w:sz w:val="28"/>
+                          <w:szCs w:val="28"/>
+                        </w:rPr>
+                        <w:t xml:space="preserve">% </w:t>
+                      </w:r>
+                      <w:proofErr w:type="spellStart"/>
+                      <w:r>
+                        <w:rPr>
+                          <w:rFonts w:asciiTheme="majorBidi" w:hAnsiTheme="majorBidi" w:cstheme="majorBidi"/>
+                          <w:b/>
+                          <w:bCs/>
+                          <w:i/>
+                          <w:iCs/>
+                          <w:sz w:val="28"/>
+                          <w:szCs w:val="28"/>
+                        </w:rPr>
+                        <w:t>endblock</w:t>
+                      </w:r>
+                      <w:proofErr w:type="spellEnd"/>
+                      <w:r>
+                        <w:rPr>
+                          <w:rFonts w:asciiTheme="majorBidi" w:hAnsiTheme="majorBidi" w:cstheme="majorBidi"/>
+                          <w:b/>
+                          <w:bCs/>
+                          <w:i/>
+                          <w:iCs/>
+                          <w:sz w:val="28"/>
+                          <w:szCs w:val="28"/>
+                        </w:rPr>
+                        <w:t xml:space="preserve"> %}</w:t>
+                      </w:r>
+                    </w:p>
+                    <w:p>
+                      <w:pPr>
+                        <w:rPr>
+                          <w:rFonts w:asciiTheme="majorBidi" w:hAnsiTheme="majorBidi" w:cstheme="majorBidi"/>
+                          <w:b/>
+                          <w:bCs/>
+                          <w:i/>
+                          <w:iCs/>
+                          <w:sz w:val="28"/>
+                          <w:szCs w:val="28"/>
+                        </w:rPr>
+                      </w:pPr>
+                      <w:r>
+                        <w:rPr>
+                          <w:rFonts w:asciiTheme="majorBidi" w:hAnsiTheme="majorBidi" w:cstheme="majorBidi"/>
+                          <w:b/>
+                          <w:bCs/>
+                          <w:i/>
+                          <w:iCs/>
+                          <w:sz w:val="28"/>
+                          <w:szCs w:val="28"/>
+                        </w:rPr>
+                        <w:t xml:space="preserve">{% block </w:t>
+                      </w:r>
+                      <w:proofErr w:type="spellStart"/>
+                      <w:r>
+                        <w:rPr>
+                          <w:rFonts w:asciiTheme="majorBidi" w:hAnsiTheme="majorBidi" w:cstheme="majorBidi"/>
+                          <w:b/>
+                          <w:bCs/>
+                          <w:i/>
+                          <w:iCs/>
+                          <w:sz w:val="28"/>
+                          <w:szCs w:val="28"/>
+                        </w:rPr>
+                        <w:t>app_port</w:t>
+                      </w:r>
+                      <w:proofErr w:type="spellEnd"/>
+                      <w:r>
+                        <w:rPr>
+                          <w:rFonts w:asciiTheme="majorBidi" w:hAnsiTheme="majorBidi" w:cstheme="majorBidi"/>
+                          <w:b/>
+                          <w:bCs/>
+                          <w:i/>
+                          <w:iCs/>
+                          <w:sz w:val="28"/>
+                          <w:szCs w:val="28"/>
+                        </w:rPr>
+                        <w:t xml:space="preserve"> %}9090{% </w:t>
+                      </w:r>
+                      <w:proofErr w:type="spellStart"/>
+                      <w:r>
+                        <w:rPr>
+                          <w:rFonts w:asciiTheme="majorBidi" w:hAnsiTheme="majorBidi" w:cstheme="majorBidi"/>
+                          <w:b/>
+                          <w:bCs/>
+                          <w:i/>
+                          <w:iCs/>
+                          <w:sz w:val="28"/>
+                          <w:szCs w:val="28"/>
+                        </w:rPr>
+                        <w:t>endblock</w:t>
+                      </w:r>
+                      <w:proofErr w:type="spellEnd"/>
+                      <w:r>
+                        <w:rPr>
+                          <w:rFonts w:asciiTheme="majorBidi" w:hAnsiTheme="majorBidi" w:cstheme="majorBidi"/>
+                          <w:b/>
+                          <w:bCs/>
+                          <w:i/>
+                          <w:iCs/>
+                          <w:sz w:val="28"/>
+                          <w:szCs w:val="28"/>
+                        </w:rPr>
+                        <w:t xml:space="preserve"> %}</w:t>
+                      </w:r>
+                    </w:p>
+                    <w:p>
+                      <w:pPr>
+                        <w:jc w:val="center"/>
+                      </w:pPr>
+                    </w:p>
+                  </w:txbxContent>
+                </v:textbox>
+              </v:rect>
+            </w:pict>
+          </mc:Fallback>
+        </mc:AlternateContent>
+      </w:r>
+      <w:r>
+        <w:rPr>
+          <w:rFonts w:asciiTheme="majorBidi" w:hAnsiTheme="majorBidi" w:cstheme="majorBidi"/>
+          <w:b/>
+          <w:bCs/>
+          <w:sz w:val="28"/>
+          <w:szCs w:val="28"/>
+        </w:rPr>
+        <w:t>Child template (overrides)</w:t>
+      </w:r>
+      <w:r>
+        <w:rPr>
+          <w:rFonts w:asciiTheme="majorBidi" w:hAnsiTheme="majorBidi" w:cstheme="majorBidi"/>
+          <w:b/>
+          <w:bCs/>
+          <w:sz w:val="28"/>
+          <w:szCs w:val="28"/>
+        </w:rPr>
+        <w:t xml:space="preserve"> - </w:t>
+      </w:r>
+      <w:proofErr w:type="gramStart"/>
+      <w:r>
+        <w:rPr>
+          <w:rFonts w:asciiTheme="majorBidi" w:hAnsiTheme="majorBidi" w:cstheme="majorBidi"/>
+          <w:b/>
+          <w:bCs/>
+          <w:i/>
+          <w:iCs/>
+          <w:sz w:val="28"/>
+          <w:szCs w:val="28"/>
+        </w:rPr>
+        <w:t>templates/prod.conf.j</w:t>
+      </w:r>
+      <w:proofErr w:type="gramEnd"/>
+      <w:r>
+        <w:rPr>
+          <w:rFonts w:asciiTheme="majorBidi" w:hAnsiTheme="majorBidi" w:cstheme="majorBidi"/>
+          <w:b/>
+          <w:bCs/>
+          <w:i/>
+          <w:iCs/>
+          <w:sz w:val="28"/>
+          <w:szCs w:val="28"/>
+        </w:rPr>
+        <w:t>2</w:t>
+      </w:r>
+    </w:p>
+    <w:p>
+      <w:pPr>
+        <w:rPr>
+          <w:rFonts w:asciiTheme="majorBidi" w:hAnsiTheme="majorBidi" w:cstheme="majorBidi"/>
+          <w:sz w:val="28"/>
+          <w:szCs w:val="28"/>
+        </w:rPr>
+      </w:pPr>
+    </w:p>
+    <w:p>
+      <w:pPr>
+        <w:rPr>
+          <w:rFonts w:asciiTheme="majorBidi" w:hAnsiTheme="majorBidi" w:cstheme="majorBidi"/>
+          <w:sz w:val="28"/>
+          <w:szCs w:val="28"/>
+        </w:rPr>
+      </w:pPr>
+    </w:p>
+    <w:p>
+      <w:pPr>
+        <w:rPr>
+          <w:rFonts w:asciiTheme="majorBidi" w:hAnsiTheme="majorBidi" w:cstheme="majorBidi"/>
+          <w:sz w:val="28"/>
+          <w:szCs w:val="28"/>
+        </w:rPr>
+      </w:pPr>
+    </w:p>
+    <w:p>
+      <w:pPr>
+        <w:spacing w:after="100"/>
+        <w:ind w:left="360"/>
+        <w:rPr>
+          <w:rFonts w:asciiTheme="majorBidi" w:hAnsiTheme="majorBidi" w:cstheme="majorBidi"/>
+          <w:sz w:val="28"/>
+          <w:szCs w:val="28"/>
+        </w:rPr>
+      </w:pPr>
+      <w:r>
+        <w:rPr>
+          <w:rFonts w:asciiTheme="majorBidi" w:hAnsiTheme="majorBidi" w:cstheme="majorBidi"/>
+          <w:sz w:val="28"/>
+          <w:szCs w:val="28"/>
+        </w:rPr>
+        <w:lastRenderedPageBreak/>
+        <w:t xml:space="preserve">This inherits everything from </w:t>
+      </w:r>
+      <w:r>
+        <w:rPr>
+          <w:rFonts w:asciiTheme="majorBidi" w:hAnsiTheme="majorBidi" w:cstheme="majorBidi"/>
+          <w:b/>
+          <w:bCs/>
+          <w:i/>
+          <w:iCs/>
+          <w:sz w:val="28"/>
+          <w:szCs w:val="28"/>
+        </w:rPr>
+        <w:t>base.</w:t>
+      </w:r>
+      <w:proofErr w:type="gramStart"/>
+      <w:r>
+        <w:rPr>
+          <w:rFonts w:asciiTheme="majorBidi" w:hAnsiTheme="majorBidi" w:cstheme="majorBidi"/>
+          <w:b/>
+          <w:bCs/>
+          <w:i/>
+          <w:iCs/>
+          <w:sz w:val="28"/>
+          <w:szCs w:val="28"/>
+        </w:rPr>
+        <w:t>conf.j</w:t>
+      </w:r>
+      <w:proofErr w:type="gramEnd"/>
+      <w:r>
+        <w:rPr>
+          <w:rFonts w:asciiTheme="majorBidi" w:hAnsiTheme="majorBidi" w:cstheme="majorBidi"/>
+          <w:b/>
+          <w:bCs/>
+          <w:i/>
+          <w:iCs/>
+          <w:sz w:val="28"/>
+          <w:szCs w:val="28"/>
+        </w:rPr>
+        <w:t>2</w:t>
+      </w:r>
+      <w:r>
+        <w:rPr>
+          <w:rFonts w:asciiTheme="majorBidi" w:hAnsiTheme="majorBidi" w:cstheme="majorBidi"/>
+          <w:sz w:val="28"/>
+          <w:szCs w:val="28"/>
+        </w:rPr>
+        <w:t xml:space="preserve"> but replaces the two blocks.</w:t>
+      </w:r>
+    </w:p>
+    <w:p>
+      <w:pPr>
+        <w:ind w:left="360"/>
+        <w:rPr>
+          <w:rFonts w:asciiTheme="majorBidi" w:hAnsiTheme="majorBidi" w:cstheme="majorBidi"/>
+          <w:b/>
+          <w:bCs/>
+          <w:sz w:val="28"/>
+          <w:szCs w:val="28"/>
+        </w:rPr>
+      </w:pPr>
+      <w:r>
+        <w:rPr>
+          <w:rFonts w:asciiTheme="majorBidi" w:hAnsiTheme="majorBidi" w:cstheme="majorBidi"/>
+          <w:b/>
+          <w:bCs/>
+          <w:noProof/>
+          <w:sz w:val="28"/>
+          <w:szCs w:val="28"/>
+        </w:rPr>
+        <mc:AlternateContent>
+          <mc:Choice Requires="wps">
+            <w:drawing>
+              <wp:anchor distT="0" distB="0" distL="114300" distR="114300" simplePos="0" relativeHeight="251670528" behindDoc="0" locked="0" layoutInCell="1" allowOverlap="1" wp14:anchorId="768C7FF2" wp14:editId="07771B20">
+                <wp:simplePos x="0" y="0"/>
+                <wp:positionH relativeFrom="column">
+                  <wp:posOffset>250467</wp:posOffset>
+                </wp:positionH>
+                <wp:positionV relativeFrom="paragraph">
+                  <wp:posOffset>268163</wp:posOffset>
+                </wp:positionV>
+                <wp:extent cx="2282024" cy="1264258"/>
+                <wp:effectExtent l="0" t="0" r="23495" b="12700"/>
+                <wp:wrapNone/>
+                <wp:docPr id="398508878" name="Rectangle 12"/>
+                <wp:cNvGraphicFramePr/>
+                <a:graphic xmlns:a="http://schemas.openxmlformats.org/drawingml/2006/main">
+                  <a:graphicData uri="http://schemas.microsoft.com/office/word/2010/wordprocessingShape">
+                    <wps:wsp>
+                      <wps:cNvSpPr/>
+                      <wps:spPr>
+                        <a:xfrm>
+                          <a:off x="0" y="0"/>
+                          <a:ext cx="2282024" cy="1264258"/>
+                        </a:xfrm>
+                        <a:prstGeom prst="rect">
+                          <a:avLst/>
+                        </a:prstGeom>
+                      </wps:spPr>
+                      <wps:style>
+                        <a:lnRef idx="2">
+                          <a:schemeClr val="dk1">
+                            <a:shade val="15000"/>
+                          </a:schemeClr>
+                        </a:lnRef>
+                        <a:fillRef idx="1">
+                          <a:schemeClr val="dk1"/>
+                        </a:fillRef>
+                        <a:effectRef idx="0">
+                          <a:schemeClr val="dk1"/>
+                        </a:effectRef>
+                        <a:fontRef idx="minor">
+                          <a:schemeClr val="lt1"/>
+                        </a:fontRef>
+                      </wps:style>
+                      <wps:txbx>
+                        <w:txbxContent>
+                          <w:p>
+                            <w:pPr>
+                              <w:spacing w:after="0"/>
+                              <w:rPr>
+                                <w:rFonts w:asciiTheme="majorBidi" w:hAnsiTheme="majorBidi" w:cstheme="majorBidi"/>
+                                <w:b/>
+                                <w:bCs/>
+                                <w:i/>
+                                <w:iCs/>
+                                <w:sz w:val="28"/>
+                                <w:szCs w:val="28"/>
+                              </w:rPr>
+                            </w:pPr>
+                            <w:r>
+                              <w:rPr>
+                                <w:rFonts w:asciiTheme="majorBidi" w:hAnsiTheme="majorBidi" w:cstheme="majorBidi"/>
+                                <w:b/>
+                                <w:bCs/>
+                                <w:i/>
+                                <w:iCs/>
+                                <w:sz w:val="28"/>
+                                <w:szCs w:val="28"/>
+                              </w:rPr>
+                              <w:t>- name: Render prod config</w:t>
+                            </w:r>
+                          </w:p>
+                          <w:p>
+                            <w:pPr>
+                              <w:spacing w:after="0"/>
+                              <w:rPr>
+                                <w:rFonts w:asciiTheme="majorBidi" w:hAnsiTheme="majorBidi" w:cstheme="majorBidi"/>
+                                <w:b/>
+                                <w:bCs/>
+                                <w:i/>
+                                <w:iCs/>
+                                <w:sz w:val="28"/>
+                                <w:szCs w:val="28"/>
+                              </w:rPr>
+                            </w:pPr>
+                            <w:r>
+                              <w:rPr>
+                                <w:rFonts w:asciiTheme="majorBidi" w:hAnsiTheme="majorBidi" w:cstheme="majorBidi"/>
+                                <w:b/>
+                                <w:bCs/>
+                                <w:i/>
+                                <w:iCs/>
+                                <w:sz w:val="28"/>
+                                <w:szCs w:val="28"/>
+                              </w:rPr>
+                              <w:t xml:space="preserve">  </w:t>
+                            </w:r>
+                            <w:proofErr w:type="spellStart"/>
+                            <w:proofErr w:type="gramStart"/>
+                            <w:r>
+                              <w:rPr>
+                                <w:rFonts w:asciiTheme="majorBidi" w:hAnsiTheme="majorBidi" w:cstheme="majorBidi"/>
+                                <w:b/>
+                                <w:bCs/>
+                                <w:i/>
+                                <w:iCs/>
+                                <w:sz w:val="28"/>
+                                <w:szCs w:val="28"/>
+                              </w:rPr>
+                              <w:t>ansible.builtin</w:t>
+                            </w:r>
+                            <w:proofErr w:type="gramEnd"/>
+                            <w:r>
+                              <w:rPr>
+                                <w:rFonts w:asciiTheme="majorBidi" w:hAnsiTheme="majorBidi" w:cstheme="majorBidi"/>
+                                <w:b/>
+                                <w:bCs/>
+                                <w:i/>
+                                <w:iCs/>
+                                <w:sz w:val="28"/>
+                                <w:szCs w:val="28"/>
+                              </w:rPr>
+                              <w:t>.template</w:t>
+                            </w:r>
+                            <w:proofErr w:type="spellEnd"/>
+                            <w:r>
+                              <w:rPr>
+                                <w:rFonts w:asciiTheme="majorBidi" w:hAnsiTheme="majorBidi" w:cstheme="majorBidi"/>
+                                <w:b/>
+                                <w:bCs/>
+                                <w:i/>
+                                <w:iCs/>
+                                <w:sz w:val="28"/>
+                                <w:szCs w:val="28"/>
+                              </w:rPr>
+                              <w:t>:</w:t>
+                            </w:r>
+                          </w:p>
+                          <w:p>
+                            <w:pPr>
+                              <w:spacing w:after="0"/>
+                              <w:rPr>
+                                <w:rFonts w:asciiTheme="majorBidi" w:hAnsiTheme="majorBidi" w:cstheme="majorBidi"/>
+                                <w:b/>
+                                <w:bCs/>
+                                <w:i/>
+                                <w:iCs/>
+                                <w:sz w:val="28"/>
+                                <w:szCs w:val="28"/>
+                              </w:rPr>
+                            </w:pPr>
+                            <w:r>
+                              <w:rPr>
+                                <w:rFonts w:asciiTheme="majorBidi" w:hAnsiTheme="majorBidi" w:cstheme="majorBidi"/>
+                                <w:b/>
+                                <w:bCs/>
+                                <w:i/>
+                                <w:iCs/>
+                                <w:sz w:val="28"/>
+                                <w:szCs w:val="28"/>
+                              </w:rPr>
+                              <w:t xml:space="preserve">    </w:t>
+                            </w:r>
+                            <w:proofErr w:type="spellStart"/>
+                            <w:r>
+                              <w:rPr>
+                                <w:rFonts w:asciiTheme="majorBidi" w:hAnsiTheme="majorBidi" w:cstheme="majorBidi"/>
+                                <w:b/>
+                                <w:bCs/>
+                                <w:i/>
+                                <w:iCs/>
+                                <w:sz w:val="28"/>
+                                <w:szCs w:val="28"/>
+                              </w:rPr>
+                              <w:t>src</w:t>
+                            </w:r>
+                            <w:proofErr w:type="spellEnd"/>
+                            <w:r>
+                              <w:rPr>
+                                <w:rFonts w:asciiTheme="majorBidi" w:hAnsiTheme="majorBidi" w:cstheme="majorBidi"/>
+                                <w:b/>
+                                <w:bCs/>
+                                <w:i/>
+                                <w:iCs/>
+                                <w:sz w:val="28"/>
+                                <w:szCs w:val="28"/>
+                              </w:rPr>
+                              <w:t>: prod.</w:t>
+                            </w:r>
+                            <w:proofErr w:type="gramStart"/>
+                            <w:r>
+                              <w:rPr>
+                                <w:rFonts w:asciiTheme="majorBidi" w:hAnsiTheme="majorBidi" w:cstheme="majorBidi"/>
+                                <w:b/>
+                                <w:bCs/>
+                                <w:i/>
+                                <w:iCs/>
+                                <w:sz w:val="28"/>
+                                <w:szCs w:val="28"/>
+                              </w:rPr>
+                              <w:t>conf.j</w:t>
+                            </w:r>
+                            <w:proofErr w:type="gramEnd"/>
+                            <w:r>
+                              <w:rPr>
+                                <w:rFonts w:asciiTheme="majorBidi" w:hAnsiTheme="majorBidi" w:cstheme="majorBidi"/>
+                                <w:b/>
+                                <w:bCs/>
+                                <w:i/>
+                                <w:iCs/>
+                                <w:sz w:val="28"/>
+                                <w:szCs w:val="28"/>
+                              </w:rPr>
+                              <w:t>2</w:t>
+                            </w:r>
+                          </w:p>
+                          <w:p>
+                            <w:pPr>
+                              <w:spacing w:after="0"/>
+                              <w:rPr>
+                                <w:rFonts w:asciiTheme="majorBidi" w:hAnsiTheme="majorBidi" w:cstheme="majorBidi"/>
+                                <w:b/>
+                                <w:bCs/>
+                                <w:i/>
+                                <w:iCs/>
+                                <w:sz w:val="28"/>
+                                <w:szCs w:val="28"/>
+                              </w:rPr>
+                            </w:pPr>
+                            <w:r>
+                              <w:rPr>
+                                <w:rFonts w:asciiTheme="majorBidi" w:hAnsiTheme="majorBidi" w:cstheme="majorBidi"/>
+                                <w:b/>
+                                <w:bCs/>
+                                <w:i/>
+                                <w:iCs/>
+                                <w:sz w:val="28"/>
+                                <w:szCs w:val="28"/>
+                              </w:rPr>
+                              <w:t xml:space="preserve">    </w:t>
+                            </w:r>
+                            <w:proofErr w:type="spellStart"/>
+                            <w:r>
+                              <w:rPr>
+                                <w:rFonts w:asciiTheme="majorBidi" w:hAnsiTheme="majorBidi" w:cstheme="majorBidi"/>
+                                <w:b/>
+                                <w:bCs/>
+                                <w:i/>
+                                <w:iCs/>
+                                <w:sz w:val="28"/>
+                                <w:szCs w:val="28"/>
+                              </w:rPr>
+                              <w:t>dest</w:t>
+                            </w:r>
+                            <w:proofErr w:type="spellEnd"/>
+                            <w:r>
+                              <w:rPr>
+                                <w:rFonts w:asciiTheme="majorBidi" w:hAnsiTheme="majorBidi" w:cstheme="majorBidi"/>
+                                <w:b/>
+                                <w:bCs/>
+                                <w:i/>
+                                <w:iCs/>
+                                <w:sz w:val="28"/>
+                                <w:szCs w:val="28"/>
+                              </w:rPr>
+                              <w:t>: /</w:t>
+                            </w:r>
+                            <w:proofErr w:type="spellStart"/>
+                            <w:r>
+                              <w:rPr>
+                                <w:rFonts w:asciiTheme="majorBidi" w:hAnsiTheme="majorBidi" w:cstheme="majorBidi"/>
+                                <w:b/>
+                                <w:bCs/>
+                                <w:i/>
+                                <w:iCs/>
+                                <w:sz w:val="28"/>
+                                <w:szCs w:val="28"/>
+                              </w:rPr>
+                              <w:t>etc</w:t>
+                            </w:r>
+                            <w:proofErr w:type="spellEnd"/>
+                            <w:r>
+                              <w:rPr>
+                                <w:rFonts w:asciiTheme="majorBidi" w:hAnsiTheme="majorBidi" w:cstheme="majorBidi"/>
+                                <w:b/>
+                                <w:bCs/>
+                                <w:i/>
+                                <w:iCs/>
+                                <w:sz w:val="28"/>
+                                <w:szCs w:val="28"/>
+                              </w:rPr>
+                              <w:t>/</w:t>
+                            </w:r>
+                            <w:proofErr w:type="spellStart"/>
+                            <w:r>
+                              <w:rPr>
+                                <w:rFonts w:asciiTheme="majorBidi" w:hAnsiTheme="majorBidi" w:cstheme="majorBidi"/>
+                                <w:b/>
+                                <w:bCs/>
+                                <w:i/>
+                                <w:iCs/>
+                                <w:sz w:val="28"/>
+                                <w:szCs w:val="28"/>
+                              </w:rPr>
+                              <w:t>myapp</w:t>
+                            </w:r>
+                            <w:proofErr w:type="spellEnd"/>
+                            <w:r>
+                              <w:rPr>
+                                <w:rFonts w:asciiTheme="majorBidi" w:hAnsiTheme="majorBidi" w:cstheme="majorBidi"/>
+                                <w:b/>
+                                <w:bCs/>
+                                <w:i/>
+                                <w:iCs/>
+                                <w:sz w:val="28"/>
+                                <w:szCs w:val="28"/>
+                              </w:rPr>
+                              <w:t>/</w:t>
+                            </w:r>
+                            <w:proofErr w:type="spellStart"/>
+                            <w:r>
+                              <w:rPr>
+                                <w:rFonts w:asciiTheme="majorBidi" w:hAnsiTheme="majorBidi" w:cstheme="majorBidi"/>
+                                <w:b/>
+                                <w:bCs/>
+                                <w:i/>
+                                <w:iCs/>
+                                <w:sz w:val="28"/>
+                                <w:szCs w:val="28"/>
+                              </w:rPr>
+                              <w:t>app.conf</w:t>
+                            </w:r>
+                            <w:proofErr w:type="spellEnd"/>
+                          </w:p>
+                          <w:p>
+                            <w:pPr>
+                              <w:spacing w:after="0"/>
+                              <w:rPr>
+                                <w:rFonts w:asciiTheme="majorBidi" w:hAnsiTheme="majorBidi" w:cstheme="majorBidi"/>
+                                <w:b/>
+                                <w:bCs/>
+                                <w:i/>
+                                <w:iCs/>
+                                <w:sz w:val="28"/>
+                                <w:szCs w:val="28"/>
+                              </w:rPr>
+                            </w:pPr>
+                            <w:r>
+                              <w:rPr>
+                                <w:rFonts w:asciiTheme="majorBidi" w:hAnsiTheme="majorBidi" w:cstheme="majorBidi"/>
+                                <w:b/>
+                                <w:bCs/>
+                                <w:i/>
+                                <w:iCs/>
+                                <w:sz w:val="28"/>
+                                <w:szCs w:val="28"/>
+                              </w:rPr>
+                              <w:t xml:space="preserve">    mode: "0644"</w:t>
+                            </w:r>
+                          </w:p>
+                          <w:p>
+                            <w:pPr>
+                              <w:spacing w:after="0"/>
+                              <w:jc w:val="center"/>
+                              <w:rPr>
+                                <w:b/>
+                                <w:bCs/>
+                                <w:i/>
+                                <w:iCs/>
+                              </w:rPr>
+                            </w:pPr>
+                          </w:p>
+                        </w:txbxContent>
+                      </wps:txbx>
+                      <wps:bodyPr rot="0" spcFirstLastPara="0" vertOverflow="overflow" horzOverflow="overflow" vert="horz" wrap="square" lIns="91440" tIns="45720" rIns="91440" bIns="45720" numCol="1" spcCol="0" rtlCol="0" fromWordArt="0" anchor="ctr" anchorCtr="0" forceAA="0" compatLnSpc="1">
+                        <a:prstTxWarp prst="textNoShape">
+                          <a:avLst/>
+                        </a:prstTxWarp>
+                        <a:noAutofit/>
+                      </wps:bodyPr>
+                    </wps:wsp>
+                  </a:graphicData>
+                </a:graphic>
+                <wp14:sizeRelH relativeFrom="margin">
+                  <wp14:pctWidth>0</wp14:pctWidth>
+                </wp14:sizeRelH>
+                <wp14:sizeRelV relativeFrom="margin">
+                  <wp14:pctHeight>0</wp14:pctHeight>
+                </wp14:sizeRelV>
+              </wp:anchor>
+            </w:drawing>
+          </mc:Choice>
+          <mc:Fallback>
+            <w:pict>
+              <v:rect w14:anchorId="768C7FF2" id="Rectangle 12" o:spid="_x0000_s1037" style="position:absolute;left:0;text-align:left;margin-left:19.7pt;margin-top:21.1pt;width:179.7pt;height:99.55pt;z-index:251670528;visibility:visible;mso-wrap-style:square;mso-width-percent:0;mso-height-percent:0;mso-wrap-distance-left:9pt;mso-wrap-distance-top:0;mso-wrap-distance-right:9pt;mso-wrap-distance-bottom:0;mso-position-horizontal:absolute;mso-position-horizontal-relative:text;mso-position-vertical:absolute;mso-position-vertical-relative:text;mso-width-percent:0;mso-height-percent:0;mso-width-relative:margin;mso-height-relative:margin;v-text-anchor:middle" o:gfxdata="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" fillcolor="black [3200]" strokecolor="black [480]" strokeweight="1pt">
+                <v:textbox>
+                  <w:txbxContent>
+                    <w:p>
+                      <w:pPr>
+                        <w:spacing w:after="0"/>
+                        <w:rPr>
+                          <w:rFonts w:asciiTheme="majorBidi" w:hAnsiTheme="majorBidi" w:cstheme="majorBidi"/>
+                          <w:b/>
+                          <w:bCs/>
+                          <w:i/>
+                          <w:iCs/>
+                          <w:sz w:val="28"/>
+                          <w:szCs w:val="28"/>
+                        </w:rPr>
+                      </w:pPr>
+                      <w:r>
+                        <w:rPr>
+                          <w:rFonts w:asciiTheme="majorBidi" w:hAnsiTheme="majorBidi" w:cstheme="majorBidi"/>
+                          <w:b/>
+                          <w:bCs/>
+                          <w:i/>
+                          <w:iCs/>
+                          <w:sz w:val="28"/>
+                          <w:szCs w:val="28"/>
+                        </w:rPr>
+                        <w:t>- name: Render prod config</w:t>
+                      </w:r>
+                    </w:p>
+                    <w:p>
+                      <w:pPr>
+                        <w:spacing w:after="0"/>
+                        <w:rPr>
+                          <w:rFonts w:asciiTheme="majorBidi" w:hAnsiTheme="majorBidi" w:cstheme="majorBidi"/>
+                          <w:b/>
+                          <w:bCs/>
+                          <w:i/>
+                          <w:iCs/>
+                          <w:sz w:val="28"/>
+                          <w:szCs w:val="28"/>
+                        </w:rPr>
+                      </w:pPr>
+                      <w:r>
+                        <w:rPr>
+                          <w:rFonts w:asciiTheme="majorBidi" w:hAnsiTheme="majorBidi" w:cstheme="majorBidi"/>
+                          <w:b/>
+                          <w:bCs/>
+                          <w:i/>
+                          <w:iCs/>
+                          <w:sz w:val="28"/>
+                          <w:szCs w:val="28"/>
+                        </w:rPr>
+                        <w:t xml:space="preserve">  </w:t>
+                      </w:r>
+                      <w:proofErr w:type="spellStart"/>
+                      <w:proofErr w:type="gramStart"/>
+                      <w:r>
+                        <w:rPr>
+                          <w:rFonts w:asciiTheme="majorBidi" w:hAnsiTheme="majorBidi" w:cstheme="majorBidi"/>
+                          <w:b/>
+                          <w:bCs/>
+                          <w:i/>
+                          <w:iCs/>
+                          <w:sz w:val="28"/>
+                          <w:szCs w:val="28"/>
+                        </w:rPr>
+                        <w:t>ansible.builtin</w:t>
+                      </w:r>
+                      <w:proofErr w:type="gramEnd"/>
+                      <w:r>
+                        <w:rPr>
+                          <w:rFonts w:asciiTheme="majorBidi" w:hAnsiTheme="majorBidi" w:cstheme="majorBidi"/>
+                          <w:b/>
+                          <w:bCs/>
+                          <w:i/>
+                          <w:iCs/>
+                          <w:sz w:val="28"/>
+                          <w:szCs w:val="28"/>
+                        </w:rPr>
+                        <w:t>.template</w:t>
+                      </w:r>
+                      <w:proofErr w:type="spellEnd"/>
+                      <w:r>
+                        <w:rPr>
+                          <w:rFonts w:asciiTheme="majorBidi" w:hAnsiTheme="majorBidi" w:cstheme="majorBidi"/>
+                          <w:b/>
+                          <w:bCs/>
+                          <w:i/>
+                          <w:iCs/>
+                          <w:sz w:val="28"/>
+                          <w:szCs w:val="28"/>
+                        </w:rPr>
+                        <w:t>:</w:t>
+                      </w:r>
+                    </w:p>
+                    <w:p>
+                      <w:pPr>
+                        <w:spacing w:after="0"/>
+                        <w:rPr>
+                          <w:rFonts w:asciiTheme="majorBidi" w:hAnsiTheme="majorBidi" w:cstheme="majorBidi"/>
+                          <w:b/>
+                          <w:bCs/>
+                          <w:i/>
+                          <w:iCs/>
+                          <w:sz w:val="28"/>
+                          <w:szCs w:val="28"/>
+                        </w:rPr>
+                      </w:pPr>
+                      <w:r>
+                        <w:rPr>
+                          <w:rFonts w:asciiTheme="majorBidi" w:hAnsiTheme="majorBidi" w:cstheme="majorBidi"/>
+                          <w:b/>
+                          <w:bCs/>
+                          <w:i/>
+                          <w:iCs/>
+                          <w:sz w:val="28"/>
+                          <w:szCs w:val="28"/>
+                        </w:rPr>
+                        <w:t xml:space="preserve">    </w:t>
+                      </w:r>
+                      <w:proofErr w:type="spellStart"/>
+                      <w:r>
+                        <w:rPr>
+                          <w:rFonts w:asciiTheme="majorBidi" w:hAnsiTheme="majorBidi" w:cstheme="majorBidi"/>
+                          <w:b/>
+                          <w:bCs/>
+                          <w:i/>
+                          <w:iCs/>
+                          <w:sz w:val="28"/>
+                          <w:szCs w:val="28"/>
+                        </w:rPr>
+                        <w:t>src</w:t>
+                      </w:r>
+                      <w:proofErr w:type="spellEnd"/>
+                      <w:r>
+                        <w:rPr>
+                          <w:rFonts w:asciiTheme="majorBidi" w:hAnsiTheme="majorBidi" w:cstheme="majorBidi"/>
+                          <w:b/>
+                          <w:bCs/>
+                          <w:i/>
+                          <w:iCs/>
+                          <w:sz w:val="28"/>
+                          <w:szCs w:val="28"/>
+                        </w:rPr>
+                        <w:t>: prod.</w:t>
+                      </w:r>
+                      <w:proofErr w:type="gramStart"/>
+                      <w:r>
+                        <w:rPr>
+                          <w:rFonts w:asciiTheme="majorBidi" w:hAnsiTheme="majorBidi" w:cstheme="majorBidi"/>
+                          <w:b/>
+                          <w:bCs/>
+                          <w:i/>
+                          <w:iCs/>
+                          <w:sz w:val="28"/>
+                          <w:szCs w:val="28"/>
+                        </w:rPr>
+                        <w:t>conf.j</w:t>
+                      </w:r>
+                      <w:proofErr w:type="gramEnd"/>
+                      <w:r>
+                        <w:rPr>
+                          <w:rFonts w:asciiTheme="majorBidi" w:hAnsiTheme="majorBidi" w:cstheme="majorBidi"/>
+                          <w:b/>
+                          <w:bCs/>
+                          <w:i/>
+                          <w:iCs/>
+                          <w:sz w:val="28"/>
+                          <w:szCs w:val="28"/>
+                        </w:rPr>
+                        <w:t>2</w:t>
+                      </w:r>
+                    </w:p>
+                    <w:p>
+                      <w:pPr>
+                        <w:spacing w:after="0"/>
+                        <w:rPr>
+                          <w:rFonts w:asciiTheme="majorBidi" w:hAnsiTheme="majorBidi" w:cstheme="majorBidi"/>
+                          <w:b/>
+                          <w:bCs/>
+                          <w:i/>
+                          <w:iCs/>
+                          <w:sz w:val="28"/>
+                          <w:szCs w:val="28"/>
+                        </w:rPr>
+                      </w:pPr>
+                      <w:r>
+                        <w:rPr>
+                          <w:rFonts w:asciiTheme="majorBidi" w:hAnsiTheme="majorBidi" w:cstheme="majorBidi"/>
+                          <w:b/>
+                          <w:bCs/>
+                          <w:i/>
+                          <w:iCs/>
+                          <w:sz w:val="28"/>
+                          <w:szCs w:val="28"/>
+                        </w:rPr>
+                        <w:t xml:space="preserve">    </w:t>
+                      </w:r>
+                      <w:proofErr w:type="spellStart"/>
+                      <w:r>
+                        <w:rPr>
+                          <w:rFonts w:asciiTheme="majorBidi" w:hAnsiTheme="majorBidi" w:cstheme="majorBidi"/>
+                          <w:b/>
+                          <w:bCs/>
+                          <w:i/>
+                          <w:iCs/>
+                          <w:sz w:val="28"/>
+                          <w:szCs w:val="28"/>
+                        </w:rPr>
+                        <w:t>dest</w:t>
+                      </w:r>
+                      <w:proofErr w:type="spellEnd"/>
+                      <w:r>
+                        <w:rPr>
+                          <w:rFonts w:asciiTheme="majorBidi" w:hAnsiTheme="majorBidi" w:cstheme="majorBidi"/>
+                          <w:b/>
+                          <w:bCs/>
+                          <w:i/>
+                          <w:iCs/>
+                          <w:sz w:val="28"/>
+                          <w:szCs w:val="28"/>
+                        </w:rPr>
+                        <w:t>: /</w:t>
+                      </w:r>
+                      <w:proofErr w:type="spellStart"/>
+                      <w:r>
+                        <w:rPr>
+                          <w:rFonts w:asciiTheme="majorBidi" w:hAnsiTheme="majorBidi" w:cstheme="majorBidi"/>
+                          <w:b/>
+                          <w:bCs/>
+                          <w:i/>
+                          <w:iCs/>
+                          <w:sz w:val="28"/>
+                          <w:szCs w:val="28"/>
+                        </w:rPr>
+                        <w:t>etc</w:t>
+                      </w:r>
+                      <w:proofErr w:type="spellEnd"/>
+                      <w:r>
+                        <w:rPr>
+                          <w:rFonts w:asciiTheme="majorBidi" w:hAnsiTheme="majorBidi" w:cstheme="majorBidi"/>
+                          <w:b/>
+                          <w:bCs/>
+                          <w:i/>
+                          <w:iCs/>
+                          <w:sz w:val="28"/>
+                          <w:szCs w:val="28"/>
+                        </w:rPr>
+                        <w:t>/</w:t>
+                      </w:r>
+                      <w:proofErr w:type="spellStart"/>
+                      <w:r>
+                        <w:rPr>
+                          <w:rFonts w:asciiTheme="majorBidi" w:hAnsiTheme="majorBidi" w:cstheme="majorBidi"/>
+                          <w:b/>
+                          <w:bCs/>
+                          <w:i/>
+                          <w:iCs/>
+                          <w:sz w:val="28"/>
+                          <w:szCs w:val="28"/>
+                        </w:rPr>
+                        <w:t>myapp</w:t>
+                      </w:r>
+                      <w:proofErr w:type="spellEnd"/>
+                      <w:r>
+                        <w:rPr>
+                          <w:rFonts w:asciiTheme="majorBidi" w:hAnsiTheme="majorBidi" w:cstheme="majorBidi"/>
+                          <w:b/>
+                          <w:bCs/>
+                          <w:i/>
+                          <w:iCs/>
+                          <w:sz w:val="28"/>
+                          <w:szCs w:val="28"/>
+                        </w:rPr>
+                        <w:t>/</w:t>
+                      </w:r>
+                      <w:proofErr w:type="spellStart"/>
+                      <w:r>
+                        <w:rPr>
+                          <w:rFonts w:asciiTheme="majorBidi" w:hAnsiTheme="majorBidi" w:cstheme="majorBidi"/>
+                          <w:b/>
+                          <w:bCs/>
+                          <w:i/>
+                          <w:iCs/>
+                          <w:sz w:val="28"/>
+                          <w:szCs w:val="28"/>
+                        </w:rPr>
+                        <w:t>app.conf</w:t>
+                      </w:r>
+                      <w:proofErr w:type="spellEnd"/>
+                    </w:p>
+                    <w:p>
+                      <w:pPr>
+                        <w:spacing w:after="0"/>
+                        <w:rPr>
+                          <w:rFonts w:asciiTheme="majorBidi" w:hAnsiTheme="majorBidi" w:cstheme="majorBidi"/>
+                          <w:b/>
+                          <w:bCs/>
+                          <w:i/>
+                          <w:iCs/>
+                          <w:sz w:val="28"/>
+                          <w:szCs w:val="28"/>
+                        </w:rPr>
+                      </w:pPr>
+                      <w:r>
+                        <w:rPr>
+                          <w:rFonts w:asciiTheme="majorBidi" w:hAnsiTheme="majorBidi" w:cstheme="majorBidi"/>
+                          <w:b/>
+                          <w:bCs/>
+                          <w:i/>
+                          <w:iCs/>
+                          <w:sz w:val="28"/>
+                          <w:szCs w:val="28"/>
+                        </w:rPr>
+                        <w:t xml:space="preserve">    mode: "0644"</w:t>
+                      </w:r>
+                    </w:p>
+                    <w:p>
+                      <w:pPr>
+                        <w:spacing w:after="0"/>
+                        <w:jc w:val="center"/>
+                        <w:rPr>
+                          <w:b/>
+                          <w:bCs/>
+                          <w:i/>
+                          <w:iCs/>
+                        </w:rPr>
+                      </w:pPr>
+                    </w:p>
+                  </w:txbxContent>
+                </v:textbox>
+              </v:rect>
+            </w:pict>
+          </mc:Fallback>
+        </mc:AlternateContent>
+      </w:r>
+      <w:r>
+        <w:rPr>
+          <w:rFonts w:asciiTheme="majorBidi" w:hAnsiTheme="majorBidi" w:cstheme="majorBidi"/>
+          <w:b/>
+          <w:bCs/>
+          <w:sz w:val="28"/>
+          <w:szCs w:val="28"/>
+        </w:rPr>
+        <w:t>Ansible task</w:t>
+      </w:r>
+    </w:p>
+    <w:p>
+      <w:pPr>
+        <w:rPr>
+          <w:rFonts w:asciiTheme="majorBidi" w:hAnsiTheme="majorBidi" w:cstheme="majorBidi"/>
+          <w:sz w:val="28"/>
+          <w:szCs w:val="28"/>
+        </w:rPr>
+      </w:pPr>
+    </w:p>
+    <w:p>
+      <w:pPr>
+        <w:rPr>
+          <w:rFonts w:asciiTheme="majorBidi" w:hAnsiTheme="majorBidi" w:cstheme="majorBidi"/>
+          <w:sz w:val="28"/>
+          <w:szCs w:val="28"/>
+        </w:rPr>
+      </w:pPr>
+    </w:p>
+    <w:p>
+      <w:pPr>
+        <w:rPr>
+          <w:rFonts w:asciiTheme="majorBidi" w:hAnsiTheme="majorBidi" w:cstheme="majorBidi"/>
+          <w:sz w:val="28"/>
+          <w:szCs w:val="28"/>
+        </w:rPr>
+      </w:pPr>
+    </w:p>
+    <w:p>
+      <w:pPr>
+        <w:rPr>
+          <w:rFonts w:asciiTheme="majorBidi" w:hAnsiTheme="majorBidi" w:cstheme="majorBidi"/>
+          <w:sz w:val="14"/>
+          <w:szCs w:val="14"/>
+        </w:rPr>
+      </w:pPr>
+    </w:p>
+    <w:p>
+      <w:pPr>
+        <w:ind w:left="360"/>
+        <w:rPr>
+          <w:rFonts w:asciiTheme="majorBidi" w:hAnsiTheme="majorBidi" w:cstheme="majorBidi"/>
+          <w:sz w:val="28"/>
+          <w:szCs w:val="28"/>
+        </w:rPr>
+      </w:pPr>
+      <w:r>
+        <w:rPr>
+          <w:rFonts w:asciiTheme="majorBidi" w:hAnsiTheme="majorBidi" w:cstheme="majorBidi"/>
+          <w:b/>
+          <w:bCs/>
+          <w:i/>
+          <w:iCs/>
+          <w:noProof/>
+          <w:sz w:val="28"/>
+          <w:szCs w:val="28"/>
+        </w:rPr>
+        <mc:AlternateContent>
+          <mc:Choice Requires="wps">
+            <w:drawing>
+              <wp:anchor distT="0" distB="0" distL="114300" distR="114300" simplePos="0" relativeHeight="251671552" behindDoc="0" locked="0" layoutInCell="1" allowOverlap="1" wp14:anchorId="31B0BEE8" wp14:editId="52D8D107">
+                <wp:simplePos x="0" y="0"/>
+                <wp:positionH relativeFrom="column">
+                  <wp:posOffset>210710</wp:posOffset>
+                </wp:positionH>
+                <wp:positionV relativeFrom="paragraph">
+                  <wp:posOffset>282409</wp:posOffset>
+                </wp:positionV>
+                <wp:extent cx="2321311" cy="866693"/>
+                <wp:effectExtent l="0" t="0" r="22225" b="10160"/>
+                <wp:wrapNone/>
+                <wp:docPr id="477645540" name="Rectangle 13"/>
+                <wp:cNvGraphicFramePr/>
+                <a:graphic xmlns:a="http://schemas.openxmlformats.org/drawingml/2006/main">
+                  <a:graphicData uri="http://schemas.microsoft.com/office/word/2010/wordprocessingShape">
+                    <wps:wsp>
+                      <wps:cNvSpPr/>
+                      <wps:spPr>
+                        <a:xfrm>
+                          <a:off x="0" y="0"/>
+                          <a:ext cx="2321311" cy="866693"/>
+                        </a:xfrm>
+                        <a:prstGeom prst="rect">
+                          <a:avLst/>
+                        </a:prstGeom>
+                      </wps:spPr>
+                      <wps:style>
+                        <a:lnRef idx="2">
+                          <a:schemeClr val="dk1">
+                            <a:shade val="15000"/>
+                          </a:schemeClr>
+                        </a:lnRef>
+                        <a:fillRef idx="1">
+                          <a:schemeClr val="dk1"/>
+                        </a:fillRef>
+                        <a:effectRef idx="0">
+                          <a:schemeClr val="dk1"/>
+                        </a:effectRef>
+                        <a:fontRef idx="minor">
+                          <a:schemeClr val="lt1"/>
+                        </a:fontRef>
+                      </wps:style>
+                      <wps:txbx>
+                        <w:txbxContent>
+                          <w:p>
+                            <w:pPr>
+                              <w:spacing w:after="120"/>
+                              <w:rPr>
+                                <w:rFonts w:asciiTheme="majorBidi" w:hAnsiTheme="majorBidi" w:cstheme="majorBidi"/>
+                                <w:b/>
+                                <w:bCs/>
+                                <w:i/>
+                                <w:iCs/>
+                                <w:color w:val="808080" w:themeColor="background1" w:themeShade="80"/>
+                                <w:sz w:val="28"/>
+                                <w:szCs w:val="28"/>
+                              </w:rPr>
+                            </w:pPr>
+                            <w:r>
+                              <w:rPr>
+                                <w:rFonts w:asciiTheme="majorBidi" w:hAnsiTheme="majorBidi" w:cstheme="majorBidi"/>
+                                <w:b/>
+                                <w:bCs/>
+                                <w:i/>
+                                <w:iCs/>
+                                <w:color w:val="808080" w:themeColor="background1" w:themeShade="80"/>
+                                <w:sz w:val="28"/>
+                                <w:szCs w:val="28"/>
+                              </w:rPr>
+                              <w:t># Ansible managed</w:t>
+                            </w:r>
+                          </w:p>
+                          <w:p>
+                            <w:pPr>
+                              <w:spacing w:after="0"/>
+                              <w:rPr>
+                                <w:rFonts w:asciiTheme="majorBidi" w:hAnsiTheme="majorBidi" w:cstheme="majorBidi"/>
+                                <w:b/>
+                                <w:bCs/>
+                                <w:i/>
+                                <w:iCs/>
+                                <w:sz w:val="28"/>
+                                <w:szCs w:val="28"/>
+                              </w:rPr>
+                            </w:pPr>
+                            <w:r>
+                              <w:rPr>
+                                <w:rFonts w:asciiTheme="majorBidi" w:hAnsiTheme="majorBidi" w:cstheme="majorBidi"/>
+                                <w:b/>
+                                <w:bCs/>
+                                <w:i/>
+                                <w:iCs/>
+                                <w:sz w:val="28"/>
+                                <w:szCs w:val="28"/>
+                              </w:rPr>
+                              <w:t>APP_NAME=</w:t>
+                            </w:r>
+                            <w:proofErr w:type="spellStart"/>
+                            <w:r>
+                              <w:rPr>
+                                <w:rFonts w:asciiTheme="majorBidi" w:hAnsiTheme="majorBidi" w:cstheme="majorBidi"/>
+                                <w:b/>
+                                <w:bCs/>
+                                <w:i/>
+                                <w:iCs/>
+                                <w:sz w:val="28"/>
+                                <w:szCs w:val="28"/>
+                              </w:rPr>
+                              <w:t>MyApp</w:t>
+                            </w:r>
+                            <w:proofErr w:type="spellEnd"/>
+                            <w:r>
+                              <w:rPr>
+                                <w:rFonts w:asciiTheme="majorBidi" w:hAnsiTheme="majorBidi" w:cstheme="majorBidi"/>
+                                <w:b/>
+                                <w:bCs/>
+                                <w:i/>
+                                <w:iCs/>
+                                <w:sz w:val="28"/>
+                                <w:szCs w:val="28"/>
+                              </w:rPr>
+                              <w:t>-PROD</w:t>
+                            </w:r>
+                          </w:p>
+                          <w:p>
+                            <w:pPr>
+                              <w:jc w:val="both"/>
+                              <w:rPr>
+                                <w:rFonts w:asciiTheme="majorBidi" w:hAnsiTheme="majorBidi" w:cstheme="majorBidi"/>
+                                <w:b/>
+                                <w:bCs/>
+                                <w:i/>
+                                <w:iCs/>
+                                <w:sz w:val="28"/>
+                                <w:szCs w:val="28"/>
+                              </w:rPr>
+                            </w:pPr>
+                            <w:r>
+                              <w:rPr>
+                                <w:rFonts w:asciiTheme="majorBidi" w:hAnsiTheme="majorBidi" w:cstheme="majorBidi"/>
+                                <w:b/>
+                                <w:bCs/>
+                                <w:i/>
+                                <w:iCs/>
+                                <w:sz w:val="28"/>
+                                <w:szCs w:val="28"/>
+                              </w:rPr>
+                              <w:t>APP_PORT=9090</w:t>
+                            </w:r>
+                          </w:p>
+                          <w:p>
+                            <w:pPr>
+                              <w:jc w:val="center"/>
+                              <w:rPr>
+                                <w:b/>
+                                <w:bCs/>
+                                <w:i/>
+                                <w:iCs/>
+                              </w:rPr>
+                            </w:pPr>
+                          </w:p>
+                        </w:txbxContent>
+                      </wps:txbx>
+                      <wps:bodyPr rot="0" spcFirstLastPara="0" vertOverflow="overflow" horzOverflow="overflow" vert="horz" wrap="square" lIns="91440" tIns="45720" rIns="91440" bIns="45720" numCol="1" spcCol="0" rtlCol="0" fromWordArt="0" anchor="ctr" anchorCtr="0" forceAA="0" compatLnSpc="1">
+                        <a:prstTxWarp prst="textNoShape">
+                          <a:avLst/>
+                        </a:prstTxWarp>
+                        <a:noAutofit/>
+                      </wps:bodyPr>
+                    </wps:wsp>
+                  </a:graphicData>
+                </a:graphic>
+                <wp14:sizeRelH relativeFrom="margin">
+                  <wp14:pctWidth>0</wp14:pctWidth>
+                </wp14:sizeRelH>
+                <wp14:sizeRelV relativeFrom="margin">
+                  <wp14:pctHeight>0</wp14:pctHeight>
+                </wp14:sizeRelV>
+              </wp:anchor>
+            </w:drawing>
+          </mc:Choice>
+          <mc:Fallback>
+            <w:pict>
+              <v:rect w14:anchorId="31B0BEE8" id="Rectangle 13" o:spid="_x0000_s1038" style="position:absolute;left:0;text-align:left;margin-left:16.6pt;margin-top:22.25pt;width:182.8pt;height:68.25pt;z-index:251671552;visibility:visible;mso-wrap-style:square;mso-width-percent:0;mso-height-percent:0;mso-wrap-distance-left:9pt;mso-wrap-distance-top:0;mso-wrap-distance-right:9pt;mso-wrap-distance-bottom:0;mso-position-horizontal:absolute;mso-position-horizontal-relative:text;mso-position-vertical:absolute;mso-position-vertical-relative:text;mso-width-percent:0;mso-height-percent:0;mso-width-relative:margin;mso-height-relative:margin;v-text-anchor:middle" o:gfxdata="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" fillcolor="black [3200]" strokecolor="black [480]" strokeweight="1pt">
+                <v:textbox>
+                  <w:txbxContent>
+                    <w:p>
+                      <w:pPr>
+                        <w:spacing w:after="120"/>
+                        <w:rPr>
+                          <w:rFonts w:asciiTheme="majorBidi" w:hAnsiTheme="majorBidi" w:cstheme="majorBidi"/>
+                          <w:b/>
+                          <w:bCs/>
+                          <w:i/>
+                          <w:iCs/>
+                          <w:color w:val="808080" w:themeColor="background1" w:themeShade="80"/>
+                          <w:sz w:val="28"/>
+                          <w:szCs w:val="28"/>
+                        </w:rPr>
+                      </w:pPr>
+                      <w:r>
+                        <w:rPr>
+                          <w:rFonts w:asciiTheme="majorBidi" w:hAnsiTheme="majorBidi" w:cstheme="majorBidi"/>
+                          <w:b/>
+                          <w:bCs/>
+                          <w:i/>
+                          <w:iCs/>
+                          <w:color w:val="808080" w:themeColor="background1" w:themeShade="80"/>
+                          <w:sz w:val="28"/>
+                          <w:szCs w:val="28"/>
+                        </w:rPr>
+                        <w:t># Ansible managed</w:t>
+                      </w:r>
+                    </w:p>
+                    <w:p>
+                      <w:pPr>
+                        <w:spacing w:after="0"/>
+                        <w:rPr>
+                          <w:rFonts w:asciiTheme="majorBidi" w:hAnsiTheme="majorBidi" w:cstheme="majorBidi"/>
+                          <w:b/>
+                          <w:bCs/>
+                          <w:i/>
+                          <w:iCs/>
+                          <w:sz w:val="28"/>
+                          <w:szCs w:val="28"/>
+                        </w:rPr>
+                      </w:pPr>
+                      <w:r>
+                        <w:rPr>
+                          <w:rFonts w:asciiTheme="majorBidi" w:hAnsiTheme="majorBidi" w:cstheme="majorBidi"/>
+                          <w:b/>
+                          <w:bCs/>
+                          <w:i/>
+                          <w:iCs/>
+                          <w:sz w:val="28"/>
+                          <w:szCs w:val="28"/>
+                        </w:rPr>
+                        <w:t>APP_NAME=</w:t>
+                      </w:r>
+                      <w:proofErr w:type="spellStart"/>
+                      <w:r>
+                        <w:rPr>
+                          <w:rFonts w:asciiTheme="majorBidi" w:hAnsiTheme="majorBidi" w:cstheme="majorBidi"/>
+                          <w:b/>
+                          <w:bCs/>
+                          <w:i/>
+                          <w:iCs/>
+                          <w:sz w:val="28"/>
+                          <w:szCs w:val="28"/>
+                        </w:rPr>
+                        <w:t>MyApp</w:t>
+                      </w:r>
+                      <w:proofErr w:type="spellEnd"/>
+                      <w:r>
+                        <w:rPr>
+                          <w:rFonts w:asciiTheme="majorBidi" w:hAnsiTheme="majorBidi" w:cstheme="majorBidi"/>
+                          <w:b/>
+                          <w:bCs/>
+                          <w:i/>
+                          <w:iCs/>
+                          <w:sz w:val="28"/>
+                          <w:szCs w:val="28"/>
+                        </w:rPr>
+                        <w:t>-PROD</w:t>
+                      </w:r>
+                    </w:p>
+                    <w:p>
+                      <w:pPr>
+                        <w:jc w:val="both"/>
+                        <w:rPr>
+                          <w:rFonts w:asciiTheme="majorBidi" w:hAnsiTheme="majorBidi" w:cstheme="majorBidi"/>
+                          <w:b/>
+                          <w:bCs/>
+                          <w:i/>
+                          <w:iCs/>
+                          <w:sz w:val="28"/>
+                          <w:szCs w:val="28"/>
+                        </w:rPr>
+                      </w:pPr>
+                      <w:r>
+                        <w:rPr>
+                          <w:rFonts w:asciiTheme="majorBidi" w:hAnsiTheme="majorBidi" w:cstheme="majorBidi"/>
+                          <w:b/>
+                          <w:bCs/>
+                          <w:i/>
+                          <w:iCs/>
+                          <w:sz w:val="28"/>
+                          <w:szCs w:val="28"/>
+                        </w:rPr>
+                        <w:t>APP_PORT=9090</w:t>
+                      </w:r>
+                    </w:p>
+                    <w:p>
+                      <w:pPr>
+                        <w:jc w:val="center"/>
+                        <w:rPr>
+                          <w:b/>
+                          <w:bCs/>
+                          <w:i/>
+                          <w:iCs/>
+                        </w:rPr>
+                      </w:pPr>
+                    </w:p>
+                  </w:txbxContent>
+                </v:textbox>
+              </v:rect>
+            </w:pict>
+          </mc:Fallback>
+        </mc:AlternateContent>
+      </w:r>
+      <w:r>
+        <w:rPr>
+          <w:rFonts w:asciiTheme="majorBidi" w:hAnsiTheme="majorBidi" w:cstheme="majorBidi"/>
+          <w:b/>
+          <w:bCs/>
+          <w:i/>
+          <w:iCs/>
+          <w:sz w:val="28"/>
+          <w:szCs w:val="28"/>
+        </w:rPr>
+        <w:t>/</w:t>
+      </w:r>
+      <w:proofErr w:type="spellStart"/>
+      <w:r>
+        <w:rPr>
+          <w:rFonts w:asciiTheme="majorBidi" w:hAnsiTheme="majorBidi" w:cstheme="majorBidi"/>
+          <w:b/>
+          <w:bCs/>
+          <w:i/>
+          <w:iCs/>
+          <w:sz w:val="28"/>
+          <w:szCs w:val="28"/>
+        </w:rPr>
+        <w:t>etc</w:t>
+      </w:r>
+      <w:proofErr w:type="spellEnd"/>
+      <w:r>
+        <w:rPr>
+          <w:rFonts w:asciiTheme="majorBidi" w:hAnsiTheme="majorBidi" w:cstheme="majorBidi"/>
+          <w:b/>
+          <w:bCs/>
+          <w:i/>
+          <w:iCs/>
+          <w:sz w:val="28"/>
+          <w:szCs w:val="28"/>
+        </w:rPr>
+        <w:t>/</w:t>
+      </w:r>
+      <w:proofErr w:type="spellStart"/>
+      <w:r>
+        <w:rPr>
+          <w:rFonts w:asciiTheme="majorBidi" w:hAnsiTheme="majorBidi" w:cstheme="majorBidi"/>
+          <w:b/>
+          <w:bCs/>
+          <w:i/>
+          <w:iCs/>
+          <w:sz w:val="28"/>
+          <w:szCs w:val="28"/>
+        </w:rPr>
+        <w:t>myapp</w:t>
+      </w:r>
+      <w:proofErr w:type="spellEnd"/>
+      <w:r>
+        <w:rPr>
+          <w:rFonts w:asciiTheme="majorBidi" w:hAnsiTheme="majorBidi" w:cstheme="majorBidi"/>
+          <w:b/>
+          <w:bCs/>
+          <w:i/>
+          <w:iCs/>
+          <w:sz w:val="28"/>
+          <w:szCs w:val="28"/>
+        </w:rPr>
+        <w:t>/</w:t>
+      </w:r>
+      <w:proofErr w:type="spellStart"/>
+      <w:r>
+        <w:rPr>
+          <w:rFonts w:asciiTheme="majorBidi" w:hAnsiTheme="majorBidi" w:cstheme="majorBidi"/>
+          <w:b/>
+          <w:bCs/>
+          <w:i/>
+          <w:iCs/>
+          <w:sz w:val="28"/>
+          <w:szCs w:val="28"/>
+        </w:rPr>
+        <w:t>app.conf</w:t>
+      </w:r>
+      <w:proofErr w:type="spellEnd"/>
+      <w:r>
+        <w:rPr>
+          <w:rFonts w:asciiTheme="majorBidi" w:hAnsiTheme="majorBidi" w:cstheme="majorBidi"/>
+          <w:sz w:val="28"/>
+          <w:szCs w:val="28"/>
+        </w:rPr>
+        <w:t xml:space="preserve"> will be:</w:t>
+      </w:r>
+    </w:p>
+    <w:p>
+      <w:pPr>
+        <w:jc w:val="both"/>
+        <w:rPr>
+          <w:rFonts w:asciiTheme="majorBidi" w:hAnsiTheme="majorBidi" w:cstheme="majorBidi"/>
+          <w:sz w:val="28"/>
+          <w:szCs w:val="28"/>
+        </w:rPr>
+      </w:pPr>
+    </w:p>
+    <w:p>
+      <w:pPr>
+        <w:jc w:val="both"/>
+        <w:rPr>
+          <w:rFonts w:asciiTheme="majorBidi" w:hAnsiTheme="majorBidi" w:cstheme="majorBidi"/>
+          <w:sz w:val="28"/>
+          <w:szCs w:val="28"/>
+        </w:rPr>
+      </w:pPr>
+    </w:p>
+    <w:p>
+      <w:pPr>
+        <w:jc w:val="both"/>
+        <w:rPr>
+          <w:rFonts w:asciiTheme="majorBidi" w:hAnsiTheme="majorBidi" w:cstheme="majorBidi"/>
+          <w:sz w:val="14"/>
+          <w:szCs w:val="14"/>
+        </w:rPr>
+      </w:pPr>
+    </w:p>
+    <w:p>
+      <w:pPr>
+        <w:spacing w:after="80"/>
+        <w:rPr>
+          <w:rFonts w:asciiTheme="majorBidi" w:hAnsiTheme="majorBidi" w:cstheme="majorBidi"/>
+          <w:b/>
+          <w:bCs/>
+          <w:sz w:val="32"/>
+          <w:szCs w:val="32"/>
+        </w:rPr>
+      </w:pPr>
+      <w:r>
+        <w:rPr>
+          <w:rFonts w:asciiTheme="majorBidi" w:hAnsiTheme="majorBidi" w:cstheme="majorBidi"/>
+          <w:b/>
+          <w:bCs/>
+          <w:sz w:val="32"/>
+          <w:szCs w:val="32"/>
+        </w:rPr>
+        <w:t>Handling Undefined Variables Safely</w:t>
+      </w:r>
+      <w:r>
+        <w:rPr>
+          <w:rFonts w:asciiTheme="majorBidi" w:hAnsiTheme="majorBidi" w:cstheme="majorBidi"/>
+          <w:b/>
+          <w:bCs/>
+          <w:sz w:val="32"/>
+          <w:szCs w:val="32"/>
+        </w:rPr>
+        <w:t>:</w:t>
+      </w:r>
+    </w:p>
+    <w:p>
+      <w:pPr>
+        <w:spacing w:after="60"/>
+        <w:rPr>
+          <w:rFonts w:asciiTheme="majorBidi" w:hAnsiTheme="majorBidi" w:cstheme="majorBidi"/>
+          <w:sz w:val="28"/>
+          <w:szCs w:val="28"/>
+        </w:rPr>
+      </w:pPr>
+      <w:r>
+        <w:rPr>
+          <w:rFonts w:asciiTheme="majorBidi" w:hAnsiTheme="majorBidi" w:cstheme="majorBidi"/>
+          <w:sz w:val="28"/>
+          <w:szCs w:val="28"/>
+        </w:rPr>
+        <w:t>A playbook that crashes because a variable is missing is “Junior level.” A senior playbook provides defaults or fails gracefully.</w:t>
+      </w:r>
+    </w:p>
+    <w:p>
+      <w:pPr>
+        <w:pStyle w:val="ListParagraph"/>
+        <w:numPr>
+          <w:ilvl w:val="0"/>
+          <w:numId w:val="8"/>
+        </w:numPr>
+        <w:ind w:left="360"/>
+        <w:rPr>
+          <w:rFonts w:asciiTheme="majorBidi" w:hAnsiTheme="majorBidi" w:cstheme="majorBidi"/>
+          <w:sz w:val="28"/>
+          <w:szCs w:val="28"/>
+        </w:rPr>
+      </w:pPr>
+      <w:r>
+        <w:rPr>
+          <w:rFonts w:asciiTheme="majorBidi" w:hAnsiTheme="majorBidi" w:cstheme="majorBidi"/>
+          <w:b/>
+          <w:bCs/>
+          <w:sz w:val="28"/>
+          <w:szCs w:val="28"/>
+        </w:rPr>
+        <w:t xml:space="preserve">The </w:t>
+      </w:r>
+      <w:r>
+        <w:rPr>
+          <w:rFonts w:asciiTheme="majorBidi" w:hAnsiTheme="majorBidi" w:cstheme="majorBidi"/>
+          <w:b/>
+          <w:bCs/>
+          <w:i/>
+          <w:iCs/>
+          <w:sz w:val="28"/>
+          <w:szCs w:val="28"/>
+        </w:rPr>
+        <w:t>default</w:t>
+      </w:r>
+      <w:r>
+        <w:rPr>
+          <w:rFonts w:asciiTheme="majorBidi" w:hAnsiTheme="majorBidi" w:cstheme="majorBidi"/>
+          <w:b/>
+          <w:bCs/>
+          <w:sz w:val="28"/>
+          <w:szCs w:val="28"/>
+        </w:rPr>
+        <w:t xml:space="preserve"> filter</w:t>
+      </w:r>
+      <w:r>
+        <w:rPr>
+          <w:rFonts w:asciiTheme="majorBidi" w:hAnsiTheme="majorBidi" w:cstheme="majorBidi"/>
+          <w:sz w:val="28"/>
+          <w:szCs w:val="28"/>
+        </w:rPr>
+        <w:t xml:space="preserve"> </w:t>
+      </w:r>
+      <w:r>
+        <w:rPr>
+          <w:rFonts w:asciiTheme="majorBidi" w:hAnsiTheme="majorBidi" w:cstheme="majorBidi"/>
+          <w:sz w:val="28"/>
+          <w:szCs w:val="28"/>
+        </w:rPr>
+        <w:t xml:space="preserve">→ </w:t>
+      </w:r>
+      <w:proofErr w:type="gramStart"/>
+      <w:r>
+        <w:rPr>
+          <w:rFonts w:asciiTheme="majorBidi" w:hAnsiTheme="majorBidi" w:cstheme="majorBidi"/>
+          <w:b/>
+          <w:bCs/>
+          <w:i/>
+          <w:iCs/>
+          <w:sz w:val="28"/>
+          <w:szCs w:val="28"/>
+        </w:rPr>
+        <w:t>{{ port</w:t>
+      </w:r>
+      <w:proofErr w:type="gramEnd"/>
+      <w:r>
+        <w:rPr>
+          <w:rFonts w:asciiTheme="majorBidi" w:hAnsiTheme="majorBidi" w:cstheme="majorBidi"/>
+          <w:b/>
+          <w:bCs/>
+          <w:i/>
+          <w:iCs/>
+          <w:sz w:val="28"/>
+          <w:szCs w:val="28"/>
+        </w:rPr>
+        <w:t xml:space="preserve"> | </w:t>
+      </w:r>
+      <w:proofErr w:type="gramStart"/>
+      <w:r>
+        <w:rPr>
+          <w:rFonts w:asciiTheme="majorBidi" w:hAnsiTheme="majorBidi" w:cstheme="majorBidi"/>
+          <w:b/>
+          <w:bCs/>
+          <w:i/>
+          <w:iCs/>
+          <w:sz w:val="28"/>
+          <w:szCs w:val="28"/>
+        </w:rPr>
+        <w:t>default(</w:t>
+      </w:r>
+      <w:proofErr w:type="gramEnd"/>
+      <w:r>
+        <w:rPr>
+          <w:rFonts w:asciiTheme="majorBidi" w:hAnsiTheme="majorBidi" w:cstheme="majorBidi"/>
+          <w:b/>
+          <w:bCs/>
+          <w:i/>
+          <w:iCs/>
+          <w:sz w:val="28"/>
+          <w:szCs w:val="28"/>
+        </w:rPr>
+        <w:t>80</w:t>
+      </w:r>
+      <w:proofErr w:type="gramStart"/>
+      <w:r>
+        <w:rPr>
+          <w:rFonts w:asciiTheme="majorBidi" w:hAnsiTheme="majorBidi" w:cstheme="majorBidi"/>
+          <w:b/>
+          <w:bCs/>
+          <w:i/>
+          <w:iCs/>
+          <w:sz w:val="28"/>
+          <w:szCs w:val="28"/>
+        </w:rPr>
+        <w:t>) }</w:t>
+      </w:r>
+      <w:proofErr w:type="gramEnd"/>
+      <w:r>
+        <w:rPr>
+          <w:rFonts w:asciiTheme="majorBidi" w:hAnsiTheme="majorBidi" w:cstheme="majorBidi"/>
+          <w:b/>
+          <w:bCs/>
+          <w:i/>
+          <w:iCs/>
+          <w:sz w:val="28"/>
+          <w:szCs w:val="28"/>
+        </w:rPr>
+        <w:t>}</w:t>
+      </w:r>
+    </w:p>
+    <w:p>
+      <w:pPr>
+        <w:pStyle w:val="ListParagraph"/>
+        <w:numPr>
+          <w:ilvl w:val="0"/>
+          <w:numId w:val="8"/>
+        </w:numPr>
+        <w:spacing w:after="100"/>
+        <w:ind w:left="360"/>
+        <w:jc w:val="both"/>
+        <w:rPr>
+          <w:rFonts w:asciiTheme="majorBidi" w:hAnsiTheme="majorBidi" w:cstheme="majorBidi"/>
+          <w:sz w:val="28"/>
+          <w:szCs w:val="28"/>
+        </w:rPr>
+      </w:pPr>
+      <w:r>
+        <w:rPr>
+          <w:rFonts w:asciiTheme="majorBidi" w:hAnsiTheme="majorBidi" w:cstheme="majorBidi"/>
+          <w:b/>
+          <w:bCs/>
+          <w:i/>
+          <w:iCs/>
+          <w:sz w:val="28"/>
+          <w:szCs w:val="28"/>
+        </w:rPr>
+        <w:t>Mandatory</w:t>
+      </w:r>
+      <w:r>
+        <w:rPr>
+          <w:rFonts w:asciiTheme="majorBidi" w:hAnsiTheme="majorBidi" w:cstheme="majorBidi"/>
+          <w:b/>
+          <w:bCs/>
+          <w:sz w:val="28"/>
+          <w:szCs w:val="28"/>
+        </w:rPr>
+        <w:t xml:space="preserve"> check</w:t>
+      </w:r>
+      <w:r>
+        <w:rPr>
+          <w:rFonts w:asciiTheme="majorBidi" w:hAnsiTheme="majorBidi" w:cstheme="majorBidi"/>
+          <w:sz w:val="28"/>
+          <w:szCs w:val="28"/>
+        </w:rPr>
+        <w:t xml:space="preserve"> </w:t>
+      </w:r>
+      <w:r>
+        <w:rPr>
+          <w:rFonts w:asciiTheme="majorBidi" w:hAnsiTheme="majorBidi" w:cstheme="majorBidi"/>
+          <w:sz w:val="28"/>
+          <w:szCs w:val="28"/>
+        </w:rPr>
+        <w:t xml:space="preserve">→ </w:t>
+      </w:r>
+      <w:proofErr w:type="gramStart"/>
+      <w:r>
+        <w:rPr>
+          <w:rFonts w:asciiTheme="majorBidi" w:hAnsiTheme="majorBidi" w:cstheme="majorBidi"/>
+          <w:b/>
+          <w:bCs/>
+          <w:i/>
+          <w:iCs/>
+          <w:sz w:val="28"/>
+          <w:szCs w:val="28"/>
+        </w:rPr>
+        <w:t>{{ port</w:t>
+      </w:r>
+      <w:proofErr w:type="gramEnd"/>
+      <w:r>
+        <w:rPr>
+          <w:rFonts w:asciiTheme="majorBidi" w:hAnsiTheme="majorBidi" w:cstheme="majorBidi"/>
+          <w:b/>
+          <w:bCs/>
+          <w:i/>
+          <w:iCs/>
+          <w:sz w:val="28"/>
+          <w:szCs w:val="28"/>
+        </w:rPr>
+        <w:t xml:space="preserve"> | </w:t>
+      </w:r>
+      <w:proofErr w:type="gramStart"/>
+      <w:r>
+        <w:rPr>
+          <w:rFonts w:asciiTheme="majorBidi" w:hAnsiTheme="majorBidi" w:cstheme="majorBidi"/>
+          <w:b/>
+          <w:bCs/>
+          <w:i/>
+          <w:iCs/>
+          <w:sz w:val="28"/>
+          <w:szCs w:val="28"/>
+        </w:rPr>
+        <w:t>mandatory }</w:t>
+      </w:r>
+      <w:proofErr w:type="gramEnd"/>
+      <w:r>
+        <w:rPr>
+          <w:rFonts w:asciiTheme="majorBidi" w:hAnsiTheme="majorBidi" w:cstheme="majorBidi"/>
+          <w:b/>
+          <w:bCs/>
+          <w:i/>
+          <w:iCs/>
+          <w:sz w:val="28"/>
+          <w:szCs w:val="28"/>
+        </w:rPr>
+        <w:t>}</w:t>
+      </w:r>
+      <w:r>
+        <w:rPr>
+          <w:rFonts w:asciiTheme="majorBidi" w:hAnsiTheme="majorBidi" w:cstheme="majorBidi"/>
+          <w:sz w:val="28"/>
+          <w:szCs w:val="28"/>
+        </w:rPr>
+        <w:t xml:space="preserve"> (This stops execution with a clear error message).</w:t>
+      </w:r>
+    </w:p>
+    <w:p>
+      <w:pPr>
+        <w:spacing w:after="80"/>
+        <w:rPr>
+          <w:rFonts w:asciiTheme="majorBidi" w:hAnsiTheme="majorBidi" w:cstheme="majorBidi"/>
+          <w:b/>
+          <w:bCs/>
+          <w:sz w:val="32"/>
+          <w:szCs w:val="32"/>
+        </w:rPr>
+      </w:pPr>
+      <w:r>
+        <w:rPr>
+          <w:rFonts w:asciiTheme="majorBidi" w:hAnsiTheme="majorBidi" w:cstheme="majorBidi"/>
+          <w:b/>
+          <w:bCs/>
+          <w:sz w:val="32"/>
+          <w:szCs w:val="32"/>
+        </w:rPr>
+        <w:t>Variable Scope and “Lookups”</w:t>
+      </w:r>
+    </w:p>
+    <w:p>
+      <w:pPr>
+        <w:rPr>
+          <w:rFonts w:asciiTheme="majorBidi" w:hAnsiTheme="majorBidi" w:cstheme="majorBidi"/>
+          <w:sz w:val="28"/>
+          <w:szCs w:val="28"/>
+        </w:rPr>
+      </w:pPr>
+      <w:r>
+        <w:rPr>
+          <w:rFonts w:asciiTheme="majorBidi" w:hAnsiTheme="majorBidi" w:cstheme="majorBidi"/>
+          <w:sz w:val="28"/>
+          <w:szCs w:val="28"/>
+        </w:rPr>
+        <w:t xml:space="preserve">Seniors know how to reach outside the current host. The most powerful tool here is the </w:t>
+      </w:r>
+      <w:r>
+        <w:rPr>
+          <w:rFonts w:asciiTheme="majorBidi" w:hAnsiTheme="majorBidi" w:cstheme="majorBidi"/>
+          <w:b/>
+          <w:bCs/>
+          <w:i/>
+          <w:iCs/>
+          <w:sz w:val="28"/>
+          <w:szCs w:val="28"/>
+        </w:rPr>
+        <w:t>lookup</w:t>
+      </w:r>
+      <w:r>
+        <w:rPr>
+          <w:rFonts w:asciiTheme="majorBidi" w:hAnsiTheme="majorBidi" w:cstheme="majorBidi"/>
+          <w:sz w:val="28"/>
+          <w:szCs w:val="28"/>
+        </w:rPr>
+        <w:t xml:space="preserve"> plugin used inside a template.</w:t>
+      </w:r>
+    </w:p>
+    <w:p>
+      <w:pPr>
+        <w:rPr>
+          <w:rFonts w:asciiTheme="majorBidi" w:hAnsiTheme="majorBidi" w:cstheme="majorBidi"/>
+          <w:sz w:val="28"/>
+          <w:szCs w:val="28"/>
+          <w:u w:val="single"/>
+        </w:rPr>
+      </w:pPr>
+      <w:r>
+        <w:rPr>
+          <w:rFonts w:asciiTheme="majorBidi" w:hAnsiTheme="majorBidi" w:cstheme="majorBidi"/>
+          <w:noProof/>
+          <w:sz w:val="28"/>
+          <w:szCs w:val="28"/>
+          <w:u w:val="single"/>
+        </w:rPr>
+        <mc:AlternateContent>
+          <mc:Choice Requires="wps">
+            <w:drawing>
+              <wp:anchor distT="0" distB="0" distL="114300" distR="114300" simplePos="0" relativeHeight="251672576" behindDoc="0" locked="0" layoutInCell="1" allowOverlap="1" wp14:anchorId="25D5BA6A" wp14:editId="60B77101">
+                <wp:simplePos x="0" y="0"/>
+                <wp:positionH relativeFrom="margin">
+                  <wp:align>left</wp:align>
+                </wp:positionH>
+                <wp:positionV relativeFrom="paragraph">
+                  <wp:posOffset>295165</wp:posOffset>
+                </wp:positionV>
+                <wp:extent cx="5756744" cy="628153"/>
+                <wp:effectExtent l="0" t="0" r="15875" b="19685"/>
+                <wp:wrapNone/>
+                <wp:docPr id="1562166610" name="Rectangle 14"/>
+                <wp:cNvGraphicFramePr/>
+                <a:graphic xmlns:a="http://schemas.openxmlformats.org/drawingml/2006/main">
+                  <a:graphicData uri="http://schemas.microsoft.com/office/word/2010/wordprocessingShape">
+                    <wps:wsp>
+                      <wps:cNvSpPr/>
+                      <wps:spPr>
+                        <a:xfrm>
+                          <a:off x="0" y="0"/>
+                          <a:ext cx="5756744" cy="628153"/>
+                        </a:xfrm>
+                        <a:prstGeom prst="rect">
+                          <a:avLst/>
+                        </a:prstGeom>
+                      </wps:spPr>
+                      <wps:style>
+                        <a:lnRef idx="2">
+                          <a:schemeClr val="dk1">
+                            <a:shade val="15000"/>
+                          </a:schemeClr>
+                        </a:lnRef>
+                        <a:fillRef idx="1">
+                          <a:schemeClr val="dk1"/>
+                        </a:fillRef>
+                        <a:effectRef idx="0">
+                          <a:schemeClr val="dk1"/>
+                        </a:effectRef>
+                        <a:fontRef idx="minor">
+                          <a:schemeClr val="lt1"/>
+                        </a:fontRef>
+                      </wps:style>
+                      <wps:txbx>
+                        <w:txbxContent>
+                          <w:p>
+                            <w:pPr>
+                              <w:spacing w:after="60"/>
+                              <w:rPr>
+                                <w:rFonts w:asciiTheme="majorBidi" w:hAnsiTheme="majorBidi" w:cstheme="majorBidi"/>
+                                <w:b/>
+                                <w:bCs/>
+                                <w:i/>
+                                <w:iCs/>
+                                <w:color w:val="808080" w:themeColor="background1" w:themeShade="80"/>
+                                <w:sz w:val="28"/>
+                                <w:szCs w:val="28"/>
+                              </w:rPr>
+                            </w:pPr>
+                            <w:r>
+                              <w:rPr>
+                                <w:rFonts w:asciiTheme="majorBidi" w:hAnsiTheme="majorBidi" w:cstheme="majorBidi"/>
+                                <w:b/>
+                                <w:bCs/>
+                                <w:i/>
+                                <w:iCs/>
+                                <w:color w:val="808080" w:themeColor="background1" w:themeShade="80"/>
+                                <w:sz w:val="28"/>
+                                <w:szCs w:val="28"/>
+                              </w:rPr>
+                              <w:t># Insert the public key of the admin, which is stored on the Ansible machine</w:t>
+                            </w:r>
+                          </w:p>
+                          <w:p>
+                            <w:pPr>
+                              <w:jc w:val="both"/>
+                              <w:rPr>
+                                <w:rFonts w:asciiTheme="majorBidi" w:hAnsiTheme="majorBidi" w:cstheme="majorBidi"/>
+                                <w:b/>
+                                <w:bCs/>
+                                <w:i/>
+                                <w:iCs/>
+                                <w:sz w:val="28"/>
+                                <w:szCs w:val="28"/>
+                              </w:rPr>
+                            </w:pPr>
+                            <w:proofErr w:type="spellStart"/>
+                            <w:r>
+                              <w:rPr>
+                                <w:rFonts w:asciiTheme="majorBidi" w:hAnsiTheme="majorBidi" w:cstheme="majorBidi"/>
+                                <w:b/>
+                                <w:bCs/>
+                                <w:i/>
+                                <w:iCs/>
+                                <w:sz w:val="28"/>
+                                <w:szCs w:val="28"/>
+                              </w:rPr>
+                              <w:t>ssh_key</w:t>
+                            </w:r>
+                            <w:proofErr w:type="spellEnd"/>
+                            <w:r>
+                              <w:rPr>
+                                <w:rFonts w:asciiTheme="majorBidi" w:hAnsiTheme="majorBidi" w:cstheme="majorBidi"/>
+                                <w:b/>
+                                <w:bCs/>
+                                <w:i/>
+                                <w:iCs/>
+                                <w:sz w:val="28"/>
+                                <w:szCs w:val="28"/>
+                              </w:rPr>
+                              <w:t xml:space="preserve">: </w:t>
+                            </w:r>
+                            <w:proofErr w:type="gramStart"/>
+                            <w:r>
+                              <w:rPr>
+                                <w:rFonts w:asciiTheme="majorBidi" w:hAnsiTheme="majorBidi" w:cstheme="majorBidi"/>
+                                <w:b/>
+                                <w:bCs/>
+                                <w:i/>
+                                <w:iCs/>
+                                <w:sz w:val="28"/>
+                                <w:szCs w:val="28"/>
+                              </w:rPr>
+                              <w:t>{{ lookup</w:t>
+                            </w:r>
+                            <w:proofErr w:type="gramEnd"/>
+                            <w:r>
+                              <w:rPr>
+                                <w:rFonts w:asciiTheme="majorBidi" w:hAnsiTheme="majorBidi" w:cstheme="majorBidi"/>
+                                <w:b/>
+                                <w:bCs/>
+                                <w:i/>
+                                <w:iCs/>
+                                <w:sz w:val="28"/>
+                                <w:szCs w:val="28"/>
+                              </w:rPr>
+                              <w:t>('file', '/home/admin/.ssh/id_rsa.pub'</w:t>
+                            </w:r>
+                            <w:proofErr w:type="gramStart"/>
+                            <w:r>
+                              <w:rPr>
+                                <w:rFonts w:asciiTheme="majorBidi" w:hAnsiTheme="majorBidi" w:cstheme="majorBidi"/>
+                                <w:b/>
+                                <w:bCs/>
+                                <w:i/>
+                                <w:iCs/>
+                                <w:sz w:val="28"/>
+                                <w:szCs w:val="28"/>
+                              </w:rPr>
+                              <w:t>) }</w:t>
+                            </w:r>
+                            <w:proofErr w:type="gramEnd"/>
+                            <w:r>
+                              <w:rPr>
+                                <w:rFonts w:asciiTheme="majorBidi" w:hAnsiTheme="majorBidi" w:cstheme="majorBidi"/>
+                                <w:b/>
+                                <w:bCs/>
+                                <w:i/>
+                                <w:iCs/>
+                                <w:sz w:val="28"/>
+                                <w:szCs w:val="28"/>
+                              </w:rPr>
+                              <w:t>}</w:t>
+                            </w:r>
+                          </w:p>
+                          <w:p>
+                            <w:pPr>
+                              <w:jc w:val="center"/>
+                            </w:pPr>
+                          </w:p>
+                        </w:txbxContent>
+                      </wps:txbx>
+                      <wps:bodyPr rot="0" spcFirstLastPara="0" vertOverflow="overflow" horzOverflow="overflow" vert="horz" wrap="square" lIns="91440" tIns="45720" rIns="91440" bIns="45720" numCol="1" spcCol="0" rtlCol="0" fromWordArt="0" anchor="ctr" anchorCtr="0" forceAA="0" compatLnSpc="1">
+                        <a:prstTxWarp prst="textNoShape">
+                          <a:avLst/>
+                        </a:prstTxWarp>
+                        <a:noAutofit/>
+                      </wps:bodyPr>
+                    </wps:wsp>
+                  </a:graphicData>
+                </a:graphic>
+                <wp14:sizeRelH relativeFrom="margin">
+                  <wp14:pctWidth>0</wp14:pctWidth>
+                </wp14:sizeRelH>
+                <wp14:sizeRelV relativeFrom="margin">
+                  <wp14:pctHeight>0</wp14:pctHeight>
+                </wp14:sizeRelV>
+              </wp:anchor>
+            </w:drawing>
+          </mc:Choice>
+          <mc:Fallback>
+            <w:pict>
+              <v:rect w14:anchorId="25D5BA6A" id="Rectangle 14" o:spid="_x0000_s1039" style="position:absolute;margin-left:0;margin-top:23.25pt;width:453.3pt;height:49.45pt;z-index:251672576;visibility:visible;mso-wrap-style:square;mso-width-percent:0;mso-height-percent:0;mso-wrap-distance-left:9pt;mso-wrap-distance-top:0;mso-wrap-distance-right:9pt;mso-wrap-distance-bottom:0;mso-position-horizontal:left;mso-position-horizontal-relative:margin;mso-position-vertical:absolute;mso-position-vertical-relative:text;mso-width-percent:0;mso-height-percent:0;mso-width-relative:margin;mso-height-relative:margin;v-text-anchor:middle" o:gfxdata="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" fillcolor="black [3200]" strokecolor="black [480]" strokeweight="1pt">
+                <v:textbox>
+                  <w:txbxContent>
+                    <w:p>
+                      <w:pPr>
+                        <w:spacing w:after="60"/>
+                        <w:rPr>
+                          <w:rFonts w:asciiTheme="majorBidi" w:hAnsiTheme="majorBidi" w:cstheme="majorBidi"/>
+                          <w:b/>
+                          <w:bCs/>
+                          <w:i/>
+                          <w:iCs/>
+                          <w:color w:val="808080" w:themeColor="background1" w:themeShade="80"/>
+                          <w:sz w:val="28"/>
+                          <w:szCs w:val="28"/>
+                        </w:rPr>
+                      </w:pPr>
+                      <w:r>
+                        <w:rPr>
+                          <w:rFonts w:asciiTheme="majorBidi" w:hAnsiTheme="majorBidi" w:cstheme="majorBidi"/>
+                          <w:b/>
+                          <w:bCs/>
+                          <w:i/>
+                          <w:iCs/>
+                          <w:color w:val="808080" w:themeColor="background1" w:themeShade="80"/>
+                          <w:sz w:val="28"/>
+                          <w:szCs w:val="28"/>
+                        </w:rPr>
+                        <w:t># Insert the public key of the admin, which is stored on the Ansible machine</w:t>
+                      </w:r>
+                    </w:p>
+                    <w:p>
+                      <w:pPr>
+                        <w:jc w:val="both"/>
+                        <w:rPr>
+                          <w:rFonts w:asciiTheme="majorBidi" w:hAnsiTheme="majorBidi" w:cstheme="majorBidi"/>
+                          <w:b/>
+                          <w:bCs/>
+                          <w:i/>
+                          <w:iCs/>
+                          <w:sz w:val="28"/>
+                          <w:szCs w:val="28"/>
+                        </w:rPr>
+                      </w:pPr>
+                      <w:proofErr w:type="spellStart"/>
+                      <w:r>
+                        <w:rPr>
+                          <w:rFonts w:asciiTheme="majorBidi" w:hAnsiTheme="majorBidi" w:cstheme="majorBidi"/>
+                          <w:b/>
+                          <w:bCs/>
+                          <w:i/>
+                          <w:iCs/>
+                          <w:sz w:val="28"/>
+                          <w:szCs w:val="28"/>
+                        </w:rPr>
+                        <w:t>ssh_key</w:t>
+                      </w:r>
+                      <w:proofErr w:type="spellEnd"/>
+                      <w:r>
+                        <w:rPr>
+                          <w:rFonts w:asciiTheme="majorBidi" w:hAnsiTheme="majorBidi" w:cstheme="majorBidi"/>
+                          <w:b/>
+                          <w:bCs/>
+                          <w:i/>
+                          <w:iCs/>
+                          <w:sz w:val="28"/>
+                          <w:szCs w:val="28"/>
+                        </w:rPr>
+                        <w:t xml:space="preserve">: </w:t>
+                      </w:r>
+                      <w:proofErr w:type="gramStart"/>
+                      <w:r>
+                        <w:rPr>
+                          <w:rFonts w:asciiTheme="majorBidi" w:hAnsiTheme="majorBidi" w:cstheme="majorBidi"/>
+                          <w:b/>
+                          <w:bCs/>
+                          <w:i/>
+                          <w:iCs/>
+                          <w:sz w:val="28"/>
+                          <w:szCs w:val="28"/>
+                        </w:rPr>
+                        <w:t>{{ lookup</w:t>
+                      </w:r>
+                      <w:proofErr w:type="gramEnd"/>
+                      <w:r>
+                        <w:rPr>
+                          <w:rFonts w:asciiTheme="majorBidi" w:hAnsiTheme="majorBidi" w:cstheme="majorBidi"/>
+                          <w:b/>
+                          <w:bCs/>
+                          <w:i/>
+                          <w:iCs/>
+                          <w:sz w:val="28"/>
+                          <w:szCs w:val="28"/>
+                        </w:rPr>
+                        <w:t>('file', '/home/admin/.ssh/id_rsa.pub'</w:t>
+                      </w:r>
+                      <w:proofErr w:type="gramStart"/>
+                      <w:r>
+                        <w:rPr>
+                          <w:rFonts w:asciiTheme="majorBidi" w:hAnsiTheme="majorBidi" w:cstheme="majorBidi"/>
+                          <w:b/>
+                          <w:bCs/>
+                          <w:i/>
+                          <w:iCs/>
+                          <w:sz w:val="28"/>
+                          <w:szCs w:val="28"/>
+                        </w:rPr>
+                        <w:t>) }</w:t>
+                      </w:r>
+                      <w:proofErr w:type="gramEnd"/>
+                      <w:r>
+                        <w:rPr>
+                          <w:rFonts w:asciiTheme="majorBidi" w:hAnsiTheme="majorBidi" w:cstheme="majorBidi"/>
+                          <w:b/>
+                          <w:bCs/>
+                          <w:i/>
+                          <w:iCs/>
+                          <w:sz w:val="28"/>
+                          <w:szCs w:val="28"/>
+                        </w:rPr>
+                        <w:t>}</w:t>
+                      </w:r>
+                    </w:p>
+                    <w:p>
+                      <w:pPr>
+                        <w:jc w:val="center"/>
+                      </w:pPr>
+                    </w:p>
+                  </w:txbxContent>
+                </v:textbox>
+                <w10:wrap anchorx="margin"/>
+              </v:rect>
+            </w:pict>
+          </mc:Fallback>
+        </mc:AlternateContent>
+      </w:r>
+      <w:r>
+        <w:rPr>
+          <w:rFonts w:asciiTheme="majorBidi" w:hAnsiTheme="majorBidi" w:cstheme="majorBidi"/>
+          <w:sz w:val="28"/>
+          <w:szCs w:val="28"/>
+          <w:u w:val="single"/>
+        </w:rPr>
+        <w:t>Example: Reading a file from the Control Node into a template:</w:t>
+      </w:r>
+    </w:p>
+    <w:p>
+      <w:pPr>
+        <w:jc w:val="both"/>
+        <w:rPr>
+          <w:rFonts w:asciiTheme="majorBidi" w:hAnsiTheme="majorBidi" w:cstheme="majorBidi"/>
+          <w:sz w:val="28"/>
+          <w:szCs w:val="28"/>
+        </w:rPr>
+      </w:pPr>
+    </w:p>
+    <w:p>
+      <w:pPr>
+        <w:jc w:val="both"/>
+        <w:rPr>
+          <w:rFonts w:asciiTheme="majorBidi" w:hAnsiTheme="majorBidi" w:cstheme="majorBidi"/>
+          <w:sz w:val="28"/>
+          <w:szCs w:val="28"/>
+        </w:rPr>
+      </w:pPr>
+    </w:p>
+    <w:p>
+      <w:pPr>
+        <w:jc w:val="both"/>
+        <w:rPr>
+          <w:rFonts w:asciiTheme="majorBidi" w:hAnsiTheme="majorBidi" w:cstheme="majorBidi"/>
+          <w:sz w:val="28"/>
+          <w:szCs w:val="28"/>
+        </w:rPr>
+      </w:pPr>
+    </w:p>
+    <w:p>
+      <w:pPr>
+        <w:jc w:val="both"/>
+        <w:rPr>
+          <w:rFonts w:asciiTheme="majorBidi" w:hAnsiTheme="majorBidi" w:cstheme="majorBidi"/>
+          <w:sz w:val="28"/>
+          <w:szCs w:val="28"/>
+        </w:rPr>
+      </w:pPr>
+    </w:p>
+    <w:p>
+      <w:pPr>
+        <w:jc w:val="both"/>
+        <w:rPr>
+          <w:rFonts w:asciiTheme="majorBidi" w:hAnsiTheme="majorBidi" w:cstheme="majorBidi"/>
+          <w:sz w:val="28"/>
+          <w:szCs w:val="28"/>
+        </w:rPr>
+      </w:pPr>
+    </w:p>
+    <w:p>
+      <w:pPr>
+        <w:jc w:val="both"/>
+        <w:rPr>
+          <w:rFonts w:asciiTheme="majorBidi" w:hAnsiTheme="majorBidi" w:cstheme="majorBidi"/>
+          <w:sz w:val="28"/>
+          <w:szCs w:val="28"/>
+        </w:rPr>
+      </w:pPr>
+    </w:p>
+    <w:p>
+      <w:pPr>
+        <w:jc w:val="both"/>
+        <w:rPr>
+          <w:rFonts w:asciiTheme="majorBidi" w:hAnsiTheme="majorBidi" w:cstheme="majorBidi"/>
+          <w:sz w:val="28"/>
+          <w:szCs w:val="28"/>
+        </w:rPr>
+      </w:pPr>
+    </w:p>
+    <w:p>
+      <w:pPr>
+        <w:jc w:val="both"/>
+        <w:rPr>
+          <w:rFonts w:asciiTheme="majorBidi" w:hAnsiTheme="majorBidi" w:cstheme="majorBidi"/>
+          <w:sz w:val="28"/>
+          <w:szCs w:val="28"/>
+        </w:rPr>
+      </w:pPr>
     </w:p>
     <w:sectPr>
       <w:pgSz w:w="12240" w:h="15840"/>
@@ -4997,9 +13047,9 @@
 <file path=word/numbering.xml><?xml version="1.0" encoding="utf-8"?>
 <w:numbering xmlns:wpc="http://schemas.microsoft.com/office/word/2010/wordprocessingCanvas" xmlns:cx="http://schemas.microsoft.com/office/drawing/2014/chartex" xmlns:cx1="http://schemas.microsoft.com/office/drawing/2015/9/8/chartex" xmlns:cx2="http://schemas.microsoft.com/office/drawing/2015/10/21/chartex" xmlns:cx3="http://schemas.microsoft.com/office/drawing/2016/5/9/chartex" xmlns:cx4="http://schemas.microsoft.com/office/drawing/2016/5/10/chartex" xmlns:cx5="http://schemas.microsoft.com/office/drawing/2016/5/11/chartex" xmlns:cx6="http://schemas.microsoft.com/office/drawing/2016/5/12/chartex" xmlns:cx7="http://schemas.microsoft.com/office/drawing/2016/5/13/chartex" xmlns:cx8="http://schemas.microsoft.com/office/drawing/2016/5/14/chartex" xmlns:mc="http://schemas.openxmlformats.org/markup-compatibility/2006" xmlns:aink="http://schemas.microsoft.com/office/drawing/2016/ink" xmlns:am3d="http://schemas.microsoft.com/office/drawing/2017/model3d" xmlns:o="urn:schemas-microsoft-com:office:office" xmlns:oel="http://schemas.microsoft.com/office/2019/extlst" xmlns:r="http://schemas.openxmlformats.org/officeDocument/2006/relationships" xmlns:m="http://schemas.openxmlformats.org/officeDocument/2006/math" xmlns:v="urn:schemas-microsoft-com:vml" xmlns:wp14="http://schemas.microsoft.com/office/word/2010/wordprocessingDrawing" xmlns:wp="http://schemas.openxmlformats.org/drawingml/2006/wordprocessingDrawing" xmlns:w10="urn:schemas-microsoft-com:office:word" xmlns:w="http://schemas.openxmlformats.org/wordprocessingml/2006/main" xmlns:w14="http://schemas.microsoft.com/office/word/2010/wordml" xmlns:w15="http://schemas.microsoft.com/office/word/2012/wordml" xmlns:w16cex="http://schemas.microsoft.com/office/word/2018/wordml/cex" xmlns:w16cid="http://schemas.microsoft.com/office/word/2016/wordml/cid" xmlns:w16="http://schemas.microsoft.com/office/word/2018/wordml" xmlns:w16du="http://schemas.microsoft.com/office/word/2023/wordml/word16du" xmlns:w16sdtdh="http://schemas.microsoft.com/office/word/2020/wordml/sdtdatahash" xmlns:w16sdtfl="http://schemas.microsoft.com/office/word/2024/wordml/sdtformatlock" xmlns:w16se="http://schemas.microsoft.com/office/word/2015/wordml/symex" xmlns:wpg="http://schemas.microsoft.com/office/word/2010/wordprocessingGroup" xmlns:wpi="http://schemas.microsoft.com/office/word/2010/wordprocessingInk" xmlns:wne="http://schemas.microsoft.com/office/word/2006/wordml" xmlns:wps="http://schemas.microsoft.com/office/word/2010/wordprocessingShape" mc:Ignorable="w14 w15 w16se w16cid w16 w16cex w16sdtdh w16sdtfl w16du wp14">
   <w:abstractNum w:abstractNumId="0" w15:restartNumberingAfterBreak="0">
-    <w:nsid w:val="4CE249B6"/>
+    <w:nsid w:val="301A165C"/>
     <w:multiLevelType w:val="hybridMultilevel"/>
-    <w:tmpl w:val="06B82962"/>
+    <w:tmpl w:val="EECEFBFA"/>
     <w:lvl w:ilvl="0" w:tplc="04090001">
       <w:start w:val="1"/>
       <w:numFmt w:val="bullet"/>
@@ -5110,9 +13160,9 @@
     </w:lvl>
   </w:abstractNum>
   <w:abstractNum w:abstractNumId="1" w15:restartNumberingAfterBreak="0">
-    <w:nsid w:val="63160342"/>
+    <w:nsid w:val="3EEC286E"/>
     <w:multiLevelType w:val="hybridMultilevel"/>
-    <w:tmpl w:val="0962471A"/>
+    <w:tmpl w:val="FE7A583E"/>
     <w:lvl w:ilvl="0" w:tplc="04090001">
       <w:start w:val="1"/>
       <w:numFmt w:val="bullet"/>
@@ -5222,11 +13272,707 @@
       </w:rPr>
     </w:lvl>
   </w:abstractNum>
+  <w:abstractNum w:abstractNumId="2" w15:restartNumberingAfterBreak="0">
+    <w:nsid w:val="448D1A55"/>
+    <w:multiLevelType w:val="hybridMultilevel"/>
+    <w:tmpl w:val="C700EB66"/>
+    <w:lvl w:ilvl="0" w:tplc="04090003">
+      <w:start w:val="1"/>
+      <w:numFmt w:val="bullet"/>
+      <w:lvlText w:val="o"/>
+      <w:lvlJc w:val="left"/>
+      <w:pPr>
+        <w:ind w:left="720" w:hanging="360"/>
+      </w:pPr>
+      <w:rPr>
+        <w:rFonts w:ascii="Courier New" w:hAnsi="Courier New" w:cs="Courier New" w:hint="default"/>
+      </w:rPr>
+    </w:lvl>
+    <w:lvl w:ilvl="1" w:tplc="04090003" w:tentative="1">
+      <w:start w:val="1"/>
+      <w:numFmt w:val="bullet"/>
+      <w:lvlText w:val="o"/>
+      <w:lvlJc w:val="left"/>
+      <w:pPr>
+        <w:ind w:left="1440" w:hanging="360"/>
+      </w:pPr>
+      <w:rPr>
+        <w:rFonts w:ascii="Courier New" w:hAnsi="Courier New" w:cs="Courier New" w:hint="default"/>
+      </w:rPr>
+    </w:lvl>
+    <w:lvl w:ilvl="2" w:tplc="04090005" w:tentative="1">
+      <w:start w:val="1"/>
+      <w:numFmt w:val="bullet"/>
+      <w:lvlText w:val=""/>
+      <w:lvlJc w:val="left"/>
+      <w:pPr>
+        <w:ind w:left="2160" w:hanging="360"/>
+      </w:pPr>
+      <w:rPr>
+        <w:rFonts w:ascii="Wingdings" w:hAnsi="Wingdings" w:hint="default"/>
+      </w:rPr>
+    </w:lvl>
+    <w:lvl w:ilvl="3" w:tplc="04090001" w:tentative="1">
+      <w:start w:val="1"/>
+      <w:numFmt w:val="bullet"/>
+      <w:lvlText w:val=""/>
+      <w:lvlJc w:val="left"/>
+      <w:pPr>
+        <w:ind w:left="2880" w:hanging="360"/>
+      </w:pPr>
+      <w:rPr>
+        <w:rFonts w:ascii="Symbol" w:hAnsi="Symbol" w:hint="default"/>
+      </w:rPr>
+    </w:lvl>
+    <w:lvl w:ilvl="4" w:tplc="04090003" w:tentative="1">
+      <w:start w:val="1"/>
+      <w:numFmt w:val="bullet"/>
+      <w:lvlText w:val="o"/>
+      <w:lvlJc w:val="left"/>
+      <w:pPr>
+        <w:ind w:left="3600" w:hanging="360"/>
+      </w:pPr>
+      <w:rPr>
+        <w:rFonts w:ascii="Courier New" w:hAnsi="Courier New" w:cs="Courier New" w:hint="default"/>
+      </w:rPr>
+    </w:lvl>
+    <w:lvl w:ilvl="5" w:tplc="04090005" w:tentative="1">
+      <w:start w:val="1"/>
+      <w:numFmt w:val="bullet"/>
+      <w:lvlText w:val=""/>
+      <w:lvlJc w:val="left"/>
+      <w:pPr>
+        <w:ind w:left="4320" w:hanging="360"/>
+      </w:pPr>
+      <w:rPr>
+        <w:rFonts w:ascii="Wingdings" w:hAnsi="Wingdings" w:hint="default"/>
+      </w:rPr>
+    </w:lvl>
+    <w:lvl w:ilvl="6" w:tplc="04090001" w:tentative="1">
+      <w:start w:val="1"/>
+      <w:numFmt w:val="bullet"/>
+      <w:lvlText w:val=""/>
+      <w:lvlJc w:val="left"/>
+      <w:pPr>
+        <w:ind w:left="5040" w:hanging="360"/>
+      </w:pPr>
+      <w:rPr>
+        <w:rFonts w:ascii="Symbol" w:hAnsi="Symbol" w:hint="default"/>
+      </w:rPr>
+    </w:lvl>
+    <w:lvl w:ilvl="7" w:tplc="04090003" w:tentative="1">
+      <w:start w:val="1"/>
+      <w:numFmt w:val="bullet"/>
+      <w:lvlText w:val="o"/>
+      <w:lvlJc w:val="left"/>
+      <w:pPr>
+        <w:ind w:left="5760" w:hanging="360"/>
+      </w:pPr>
+      <w:rPr>
+        <w:rFonts w:ascii="Courier New" w:hAnsi="Courier New" w:cs="Courier New" w:hint="default"/>
+      </w:rPr>
+    </w:lvl>
+    <w:lvl w:ilvl="8" w:tplc="04090005" w:tentative="1">
+      <w:start w:val="1"/>
+      <w:numFmt w:val="bullet"/>
+      <w:lvlText w:val=""/>
+      <w:lvlJc w:val="left"/>
+      <w:pPr>
+        <w:ind w:left="6480" w:hanging="360"/>
+      </w:pPr>
+      <w:rPr>
+        <w:rFonts w:ascii="Wingdings" w:hAnsi="Wingdings" w:hint="default"/>
+      </w:rPr>
+    </w:lvl>
+  </w:abstractNum>
+  <w:abstractNum w:abstractNumId="3" w15:restartNumberingAfterBreak="0">
+    <w:nsid w:val="4CE249B6"/>
+    <w:multiLevelType w:val="hybridMultilevel"/>
+    <w:tmpl w:val="06B82962"/>
+    <w:lvl w:ilvl="0" w:tplc="04090001">
+      <w:start w:val="1"/>
+      <w:numFmt w:val="bullet"/>
+      <w:lvlText w:val=""/>
+      <w:lvlJc w:val="left"/>
+      <w:pPr>
+        <w:ind w:left="720" w:hanging="360"/>
+      </w:pPr>
+      <w:rPr>
+        <w:rFonts w:ascii="Symbol" w:hAnsi="Symbol" w:hint="default"/>
+      </w:rPr>
+    </w:lvl>
+    <w:lvl w:ilvl="1" w:tplc="04090003" w:tentative="1">
+      <w:start w:val="1"/>
+      <w:numFmt w:val="bullet"/>
+      <w:lvlText w:val="o"/>
+      <w:lvlJc w:val="left"/>
+      <w:pPr>
+        <w:ind w:left="1440" w:hanging="360"/>
+      </w:pPr>
+      <w:rPr>
+        <w:rFonts w:ascii="Courier New" w:hAnsi="Courier New" w:cs="Courier New" w:hint="default"/>
+      </w:rPr>
+    </w:lvl>
+    <w:lvl w:ilvl="2" w:tplc="04090005" w:tentative="1">
+      <w:start w:val="1"/>
+      <w:numFmt w:val="bullet"/>
+      <w:lvlText w:val=""/>
+      <w:lvlJc w:val="left"/>
+      <w:pPr>
+        <w:ind w:left="2160" w:hanging="360"/>
+      </w:pPr>
+      <w:rPr>
+        <w:rFonts w:ascii="Wingdings" w:hAnsi="Wingdings" w:hint="default"/>
+      </w:rPr>
+    </w:lvl>
+    <w:lvl w:ilvl="3" w:tplc="04090001" w:tentative="1">
+      <w:start w:val="1"/>
+      <w:numFmt w:val="bullet"/>
+      <w:lvlText w:val=""/>
+      <w:lvlJc w:val="left"/>
+      <w:pPr>
+        <w:ind w:left="2880" w:hanging="360"/>
+      </w:pPr>
+      <w:rPr>
+        <w:rFonts w:ascii="Symbol" w:hAnsi="Symbol" w:hint="default"/>
+      </w:rPr>
+    </w:lvl>
+    <w:lvl w:ilvl="4" w:tplc="04090003" w:tentative="1">
+      <w:start w:val="1"/>
+      <w:numFmt w:val="bullet"/>
+      <w:lvlText w:val="o"/>
+      <w:lvlJc w:val="left"/>
+      <w:pPr>
+        <w:ind w:left="3600" w:hanging="360"/>
+      </w:pPr>
+      <w:rPr>
+        <w:rFonts w:ascii="Courier New" w:hAnsi="Courier New" w:cs="Courier New" w:hint="default"/>
+      </w:rPr>
+    </w:lvl>
+    <w:lvl w:ilvl="5" w:tplc="04090005" w:tentative="1">
+      <w:start w:val="1"/>
+      <w:numFmt w:val="bullet"/>
+      <w:lvlText w:val=""/>
+      <w:lvlJc w:val="left"/>
+      <w:pPr>
+        <w:ind w:left="4320" w:hanging="360"/>
+      </w:pPr>
+      <w:rPr>
+        <w:rFonts w:ascii="Wingdings" w:hAnsi="Wingdings" w:hint="default"/>
+      </w:rPr>
+    </w:lvl>
+    <w:lvl w:ilvl="6" w:tplc="04090001" w:tentative="1">
+      <w:start w:val="1"/>
+      <w:numFmt w:val="bullet"/>
+      <w:lvlText w:val=""/>
+      <w:lvlJc w:val="left"/>
+      <w:pPr>
+        <w:ind w:left="5040" w:hanging="360"/>
+      </w:pPr>
+      <w:rPr>
+        <w:rFonts w:ascii="Symbol" w:hAnsi="Symbol" w:hint="default"/>
+      </w:rPr>
+    </w:lvl>
+    <w:lvl w:ilvl="7" w:tplc="04090003" w:tentative="1">
+      <w:start w:val="1"/>
+      <w:numFmt w:val="bullet"/>
+      <w:lvlText w:val="o"/>
+      <w:lvlJc w:val="left"/>
+      <w:pPr>
+        <w:ind w:left="5760" w:hanging="360"/>
+      </w:pPr>
+      <w:rPr>
+        <w:rFonts w:ascii="Courier New" w:hAnsi="Courier New" w:cs="Courier New" w:hint="default"/>
+      </w:rPr>
+    </w:lvl>
+    <w:lvl w:ilvl="8" w:tplc="04090005" w:tentative="1">
+      <w:start w:val="1"/>
+      <w:numFmt w:val="bullet"/>
+      <w:lvlText w:val=""/>
+      <w:lvlJc w:val="left"/>
+      <w:pPr>
+        <w:ind w:left="6480" w:hanging="360"/>
+      </w:pPr>
+      <w:rPr>
+        <w:rFonts w:ascii="Wingdings" w:hAnsi="Wingdings" w:hint="default"/>
+      </w:rPr>
+    </w:lvl>
+  </w:abstractNum>
+  <w:abstractNum w:abstractNumId="4" w15:restartNumberingAfterBreak="0">
+    <w:nsid w:val="63160342"/>
+    <w:multiLevelType w:val="hybridMultilevel"/>
+    <w:tmpl w:val="0962471A"/>
+    <w:lvl w:ilvl="0" w:tplc="04090001">
+      <w:start w:val="1"/>
+      <w:numFmt w:val="bullet"/>
+      <w:lvlText w:val=""/>
+      <w:lvlJc w:val="left"/>
+      <w:pPr>
+        <w:ind w:left="720" w:hanging="360"/>
+      </w:pPr>
+      <w:rPr>
+        <w:rFonts w:ascii="Symbol" w:hAnsi="Symbol" w:hint="default"/>
+      </w:rPr>
+    </w:lvl>
+    <w:lvl w:ilvl="1" w:tplc="04090003" w:tentative="1">
+      <w:start w:val="1"/>
+      <w:numFmt w:val="bullet"/>
+      <w:lvlText w:val="o"/>
+      <w:lvlJc w:val="left"/>
+      <w:pPr>
+        <w:ind w:left="1440" w:hanging="360"/>
+      </w:pPr>
+      <w:rPr>
+        <w:rFonts w:ascii="Courier New" w:hAnsi="Courier New" w:cs="Courier New" w:hint="default"/>
+      </w:rPr>
+    </w:lvl>
+    <w:lvl w:ilvl="2" w:tplc="04090005" w:tentative="1">
+      <w:start w:val="1"/>
+      <w:numFmt w:val="bullet"/>
+      <w:lvlText w:val=""/>
+      <w:lvlJc w:val="left"/>
+      <w:pPr>
+        <w:ind w:left="2160" w:hanging="360"/>
+      </w:pPr>
+      <w:rPr>
+        <w:rFonts w:ascii="Wingdings" w:hAnsi="Wingdings" w:hint="default"/>
+      </w:rPr>
+    </w:lvl>
+    <w:lvl w:ilvl="3" w:tplc="04090001" w:tentative="1">
+      <w:start w:val="1"/>
+      <w:numFmt w:val="bullet"/>
+      <w:lvlText w:val=""/>
+      <w:lvlJc w:val="left"/>
+      <w:pPr>
+        <w:ind w:left="2880" w:hanging="360"/>
+      </w:pPr>
+      <w:rPr>
+        <w:rFonts w:ascii="Symbol" w:hAnsi="Symbol" w:hint="default"/>
+      </w:rPr>
+    </w:lvl>
+    <w:lvl w:ilvl="4" w:tplc="04090003" w:tentative="1">
+      <w:start w:val="1"/>
+      <w:numFmt w:val="bullet"/>
+      <w:lvlText w:val="o"/>
+      <w:lvlJc w:val="left"/>
+      <w:pPr>
+        <w:ind w:left="3600" w:hanging="360"/>
+      </w:pPr>
+      <w:rPr>
+        <w:rFonts w:ascii="Courier New" w:hAnsi="Courier New" w:cs="Courier New" w:hint="default"/>
+      </w:rPr>
+    </w:lvl>
+    <w:lvl w:ilvl="5" w:tplc="04090005" w:tentative="1">
+      <w:start w:val="1"/>
+      <w:numFmt w:val="bullet"/>
+      <w:lvlText w:val=""/>
+      <w:lvlJc w:val="left"/>
+      <w:pPr>
+        <w:ind w:left="4320" w:hanging="360"/>
+      </w:pPr>
+      <w:rPr>
+        <w:rFonts w:ascii="Wingdings" w:hAnsi="Wingdings" w:hint="default"/>
+      </w:rPr>
+    </w:lvl>
+    <w:lvl w:ilvl="6" w:tplc="04090001" w:tentative="1">
+      <w:start w:val="1"/>
+      <w:numFmt w:val="bullet"/>
+      <w:lvlText w:val=""/>
+      <w:lvlJc w:val="left"/>
+      <w:pPr>
+        <w:ind w:left="5040" w:hanging="360"/>
+      </w:pPr>
+      <w:rPr>
+        <w:rFonts w:ascii="Symbol" w:hAnsi="Symbol" w:hint="default"/>
+      </w:rPr>
+    </w:lvl>
+    <w:lvl w:ilvl="7" w:tplc="04090003" w:tentative="1">
+      <w:start w:val="1"/>
+      <w:numFmt w:val="bullet"/>
+      <w:lvlText w:val="o"/>
+      <w:lvlJc w:val="left"/>
+      <w:pPr>
+        <w:ind w:left="5760" w:hanging="360"/>
+      </w:pPr>
+      <w:rPr>
+        <w:rFonts w:ascii="Courier New" w:hAnsi="Courier New" w:cs="Courier New" w:hint="default"/>
+      </w:rPr>
+    </w:lvl>
+    <w:lvl w:ilvl="8" w:tplc="04090005" w:tentative="1">
+      <w:start w:val="1"/>
+      <w:numFmt w:val="bullet"/>
+      <w:lvlText w:val=""/>
+      <w:lvlJc w:val="left"/>
+      <w:pPr>
+        <w:ind w:left="6480" w:hanging="360"/>
+      </w:pPr>
+      <w:rPr>
+        <w:rFonts w:ascii="Wingdings" w:hAnsi="Wingdings" w:hint="default"/>
+      </w:rPr>
+    </w:lvl>
+  </w:abstractNum>
+  <w:abstractNum w:abstractNumId="5" w15:restartNumberingAfterBreak="0">
+    <w:nsid w:val="6B514856"/>
+    <w:multiLevelType w:val="hybridMultilevel"/>
+    <w:tmpl w:val="5F4C501A"/>
+    <w:lvl w:ilvl="0" w:tplc="04090001">
+      <w:start w:val="1"/>
+      <w:numFmt w:val="bullet"/>
+      <w:lvlText w:val=""/>
+      <w:lvlJc w:val="left"/>
+      <w:pPr>
+        <w:ind w:left="720" w:hanging="360"/>
+      </w:pPr>
+      <w:rPr>
+        <w:rFonts w:ascii="Symbol" w:hAnsi="Symbol" w:hint="default"/>
+      </w:rPr>
+    </w:lvl>
+    <w:lvl w:ilvl="1" w:tplc="FFFFFFFF" w:tentative="1">
+      <w:start w:val="1"/>
+      <w:numFmt w:val="bullet"/>
+      <w:lvlText w:val="o"/>
+      <w:lvlJc w:val="left"/>
+      <w:pPr>
+        <w:ind w:left="1440" w:hanging="360"/>
+      </w:pPr>
+      <w:rPr>
+        <w:rFonts w:ascii="Courier New" w:hAnsi="Courier New" w:cs="Courier New" w:hint="default"/>
+      </w:rPr>
+    </w:lvl>
+    <w:lvl w:ilvl="2" w:tplc="FFFFFFFF" w:tentative="1">
+      <w:start w:val="1"/>
+      <w:numFmt w:val="bullet"/>
+      <w:lvlText w:val=""/>
+      <w:lvlJc w:val="left"/>
+      <w:pPr>
+        <w:ind w:left="2160" w:hanging="360"/>
+      </w:pPr>
+      <w:rPr>
+        <w:rFonts w:ascii="Wingdings" w:hAnsi="Wingdings" w:hint="default"/>
+      </w:rPr>
+    </w:lvl>
+    <w:lvl w:ilvl="3" w:tplc="FFFFFFFF" w:tentative="1">
+      <w:start w:val="1"/>
+      <w:numFmt w:val="bullet"/>
+      <w:lvlText w:val=""/>
+      <w:lvlJc w:val="left"/>
+      <w:pPr>
+        <w:ind w:left="2880" w:hanging="360"/>
+      </w:pPr>
+      <w:rPr>
+        <w:rFonts w:ascii="Symbol" w:hAnsi="Symbol" w:hint="default"/>
+      </w:rPr>
+    </w:lvl>
+    <w:lvl w:ilvl="4" w:tplc="FFFFFFFF" w:tentative="1">
+      <w:start w:val="1"/>
+      <w:numFmt w:val="bullet"/>
+      <w:lvlText w:val="o"/>
+      <w:lvlJc w:val="left"/>
+      <w:pPr>
+        <w:ind w:left="3600" w:hanging="360"/>
+      </w:pPr>
+      <w:rPr>
+        <w:rFonts w:ascii="Courier New" w:hAnsi="Courier New" w:cs="Courier New" w:hint="default"/>
+      </w:rPr>
+    </w:lvl>
+    <w:lvl w:ilvl="5" w:tplc="FFFFFFFF" w:tentative="1">
+      <w:start w:val="1"/>
+      <w:numFmt w:val="bullet"/>
+      <w:lvlText w:val=""/>
+      <w:lvlJc w:val="left"/>
+      <w:pPr>
+        <w:ind w:left="4320" w:hanging="360"/>
+      </w:pPr>
+      <w:rPr>
+        <w:rFonts w:ascii="Wingdings" w:hAnsi="Wingdings" w:hint="default"/>
+      </w:rPr>
+    </w:lvl>
+    <w:lvl w:ilvl="6" w:tplc="FFFFFFFF" w:tentative="1">
+      <w:start w:val="1"/>
+      <w:numFmt w:val="bullet"/>
+      <w:lvlText w:val=""/>
+      <w:lvlJc w:val="left"/>
+      <w:pPr>
+        <w:ind w:left="5040" w:hanging="360"/>
+      </w:pPr>
+      <w:rPr>
+        <w:rFonts w:ascii="Symbol" w:hAnsi="Symbol" w:hint="default"/>
+      </w:rPr>
+    </w:lvl>
+    <w:lvl w:ilvl="7" w:tplc="FFFFFFFF" w:tentative="1">
+      <w:start w:val="1"/>
+      <w:numFmt w:val="bullet"/>
+      <w:lvlText w:val="o"/>
+      <w:lvlJc w:val="left"/>
+      <w:pPr>
+        <w:ind w:left="5760" w:hanging="360"/>
+      </w:pPr>
+      <w:rPr>
+        <w:rFonts w:ascii="Courier New" w:hAnsi="Courier New" w:cs="Courier New" w:hint="default"/>
+      </w:rPr>
+    </w:lvl>
+    <w:lvl w:ilvl="8" w:tplc="FFFFFFFF" w:tentative="1">
+      <w:start w:val="1"/>
+      <w:numFmt w:val="bullet"/>
+      <w:lvlText w:val=""/>
+      <w:lvlJc w:val="left"/>
+      <w:pPr>
+        <w:ind w:left="6480" w:hanging="360"/>
+      </w:pPr>
+      <w:rPr>
+        <w:rFonts w:ascii="Wingdings" w:hAnsi="Wingdings" w:hint="default"/>
+      </w:rPr>
+    </w:lvl>
+  </w:abstractNum>
+  <w:abstractNum w:abstractNumId="6" w15:restartNumberingAfterBreak="0">
+    <w:nsid w:val="7D6C5DEE"/>
+    <w:multiLevelType w:val="hybridMultilevel"/>
+    <w:tmpl w:val="6688FD36"/>
+    <w:lvl w:ilvl="0" w:tplc="04090001">
+      <w:start w:val="1"/>
+      <w:numFmt w:val="bullet"/>
+      <w:lvlText w:val=""/>
+      <w:lvlJc w:val="left"/>
+      <w:pPr>
+        <w:ind w:left="720" w:hanging="360"/>
+      </w:pPr>
+      <w:rPr>
+        <w:rFonts w:ascii="Symbol" w:hAnsi="Symbol" w:hint="default"/>
+      </w:rPr>
+    </w:lvl>
+    <w:lvl w:ilvl="1" w:tplc="04090003" w:tentative="1">
+      <w:start w:val="1"/>
+      <w:numFmt w:val="bullet"/>
+      <w:lvlText w:val="o"/>
+      <w:lvlJc w:val="left"/>
+      <w:pPr>
+        <w:ind w:left="1440" w:hanging="360"/>
+      </w:pPr>
+      <w:rPr>
+        <w:rFonts w:ascii="Courier New" w:hAnsi="Courier New" w:cs="Courier New" w:hint="default"/>
+      </w:rPr>
+    </w:lvl>
+    <w:lvl w:ilvl="2" w:tplc="04090005" w:tentative="1">
+      <w:start w:val="1"/>
+      <w:numFmt w:val="bullet"/>
+      <w:lvlText w:val=""/>
+      <w:lvlJc w:val="left"/>
+      <w:pPr>
+        <w:ind w:left="2160" w:hanging="360"/>
+      </w:pPr>
+      <w:rPr>
+        <w:rFonts w:ascii="Wingdings" w:hAnsi="Wingdings" w:hint="default"/>
+      </w:rPr>
+    </w:lvl>
+    <w:lvl w:ilvl="3" w:tplc="04090001" w:tentative="1">
+      <w:start w:val="1"/>
+      <w:numFmt w:val="bullet"/>
+      <w:lvlText w:val=""/>
+      <w:lvlJc w:val="left"/>
+      <w:pPr>
+        <w:ind w:left="2880" w:hanging="360"/>
+      </w:pPr>
+      <w:rPr>
+        <w:rFonts w:ascii="Symbol" w:hAnsi="Symbol" w:hint="default"/>
+      </w:rPr>
+    </w:lvl>
+    <w:lvl w:ilvl="4" w:tplc="04090003" w:tentative="1">
+      <w:start w:val="1"/>
+      <w:numFmt w:val="bullet"/>
+      <w:lvlText w:val="o"/>
+      <w:lvlJc w:val="left"/>
+      <w:pPr>
+        <w:ind w:left="3600" w:hanging="360"/>
+      </w:pPr>
+      <w:rPr>
+        <w:rFonts w:ascii="Courier New" w:hAnsi="Courier New" w:cs="Courier New" w:hint="default"/>
+      </w:rPr>
+    </w:lvl>
+    <w:lvl w:ilvl="5" w:tplc="04090005" w:tentative="1">
+      <w:start w:val="1"/>
+      <w:numFmt w:val="bullet"/>
+      <w:lvlText w:val=""/>
+      <w:lvlJc w:val="left"/>
+      <w:pPr>
+        <w:ind w:left="4320" w:hanging="360"/>
+      </w:pPr>
+      <w:rPr>
+        <w:rFonts w:ascii="Wingdings" w:hAnsi="Wingdings" w:hint="default"/>
+      </w:rPr>
+    </w:lvl>
+    <w:lvl w:ilvl="6" w:tplc="04090001" w:tentative="1">
+      <w:start w:val="1"/>
+      <w:numFmt w:val="bullet"/>
+      <w:lvlText w:val=""/>
+      <w:lvlJc w:val="left"/>
+      <w:pPr>
+        <w:ind w:left="5040" w:hanging="360"/>
+      </w:pPr>
+      <w:rPr>
+        <w:rFonts w:ascii="Symbol" w:hAnsi="Symbol" w:hint="default"/>
+      </w:rPr>
+    </w:lvl>
+    <w:lvl w:ilvl="7" w:tplc="04090003" w:tentative="1">
+      <w:start w:val="1"/>
+      <w:numFmt w:val="bullet"/>
+      <w:lvlText w:val="o"/>
+      <w:lvlJc w:val="left"/>
+      <w:pPr>
+        <w:ind w:left="5760" w:hanging="360"/>
+      </w:pPr>
+      <w:rPr>
+        <w:rFonts w:ascii="Courier New" w:hAnsi="Courier New" w:cs="Courier New" w:hint="default"/>
+      </w:rPr>
+    </w:lvl>
+    <w:lvl w:ilvl="8" w:tplc="04090005" w:tentative="1">
+      <w:start w:val="1"/>
+      <w:numFmt w:val="bullet"/>
+      <w:lvlText w:val=""/>
+      <w:lvlJc w:val="left"/>
+      <w:pPr>
+        <w:ind w:left="6480" w:hanging="360"/>
+      </w:pPr>
+      <w:rPr>
+        <w:rFonts w:ascii="Wingdings" w:hAnsi="Wingdings" w:hint="default"/>
+      </w:rPr>
+    </w:lvl>
+  </w:abstractNum>
+  <w:abstractNum w:abstractNumId="7" w15:restartNumberingAfterBreak="0">
+    <w:nsid w:val="7D6E464A"/>
+    <w:multiLevelType w:val="hybridMultilevel"/>
+    <w:tmpl w:val="B5A4E74A"/>
+    <w:lvl w:ilvl="0" w:tplc="04090003">
+      <w:start w:val="1"/>
+      <w:numFmt w:val="bullet"/>
+      <w:lvlText w:val="o"/>
+      <w:lvlJc w:val="left"/>
+      <w:pPr>
+        <w:ind w:left="720" w:hanging="360"/>
+      </w:pPr>
+      <w:rPr>
+        <w:rFonts w:ascii="Courier New" w:hAnsi="Courier New" w:cs="Courier New" w:hint="default"/>
+      </w:rPr>
+    </w:lvl>
+    <w:lvl w:ilvl="1" w:tplc="04090003" w:tentative="1">
+      <w:start w:val="1"/>
+      <w:numFmt w:val="bullet"/>
+      <w:lvlText w:val="o"/>
+      <w:lvlJc w:val="left"/>
+      <w:pPr>
+        <w:ind w:left="1440" w:hanging="360"/>
+      </w:pPr>
+      <w:rPr>
+        <w:rFonts w:ascii="Courier New" w:hAnsi="Courier New" w:cs="Courier New" w:hint="default"/>
+      </w:rPr>
+    </w:lvl>
+    <w:lvl w:ilvl="2" w:tplc="04090005" w:tentative="1">
+      <w:start w:val="1"/>
+      <w:numFmt w:val="bullet"/>
+      <w:lvlText w:val=""/>
+      <w:lvlJc w:val="left"/>
+      <w:pPr>
+        <w:ind w:left="2160" w:hanging="360"/>
+      </w:pPr>
+      <w:rPr>
+        <w:rFonts w:ascii="Wingdings" w:hAnsi="Wingdings" w:hint="default"/>
+      </w:rPr>
+    </w:lvl>
+    <w:lvl w:ilvl="3" w:tplc="04090001" w:tentative="1">
+      <w:start w:val="1"/>
+      <w:numFmt w:val="bullet"/>
+      <w:lvlText w:val=""/>
+      <w:lvlJc w:val="left"/>
+      <w:pPr>
+        <w:ind w:left="2880" w:hanging="360"/>
+      </w:pPr>
+      <w:rPr>
+        <w:rFonts w:ascii="Symbol" w:hAnsi="Symbol" w:hint="default"/>
+      </w:rPr>
+    </w:lvl>
+    <w:lvl w:ilvl="4" w:tplc="04090003" w:tentative="1">
+      <w:start w:val="1"/>
+      <w:numFmt w:val="bullet"/>
+      <w:lvlText w:val="o"/>
+      <w:lvlJc w:val="left"/>
+      <w:pPr>
+        <w:ind w:left="3600" w:hanging="360"/>
+      </w:pPr>
+      <w:rPr>
+        <w:rFonts w:ascii="Courier New" w:hAnsi="Courier New" w:cs="Courier New" w:hint="default"/>
+      </w:rPr>
+    </w:lvl>
+    <w:lvl w:ilvl="5" w:tplc="04090005" w:tentative="1">
+      <w:start w:val="1"/>
+      <w:numFmt w:val="bullet"/>
+      <w:lvlText w:val=""/>
+      <w:lvlJc w:val="left"/>
+      <w:pPr>
+        <w:ind w:left="4320" w:hanging="360"/>
+      </w:pPr>
+      <w:rPr>
+        <w:rFonts w:ascii="Wingdings" w:hAnsi="Wingdings" w:hint="default"/>
+      </w:rPr>
+    </w:lvl>
+    <w:lvl w:ilvl="6" w:tplc="04090001" w:tentative="1">
+      <w:start w:val="1"/>
+      <w:numFmt w:val="bullet"/>
+      <w:lvlText w:val=""/>
+      <w:lvlJc w:val="left"/>
+      <w:pPr>
+        <w:ind w:left="5040" w:hanging="360"/>
+      </w:pPr>
+      <w:rPr>
+        <w:rFonts w:ascii="Symbol" w:hAnsi="Symbol" w:hint="default"/>
+      </w:rPr>
+    </w:lvl>
+    <w:lvl w:ilvl="7" w:tplc="04090003" w:tentative="1">
+      <w:start w:val="1"/>
+      <w:numFmt w:val="bullet"/>
+      <w:lvlText w:val="o"/>
+      <w:lvlJc w:val="left"/>
+      <w:pPr>
+        <w:ind w:left="5760" w:hanging="360"/>
+      </w:pPr>
+      <w:rPr>
+        <w:rFonts w:ascii="Courier New" w:hAnsi="Courier New" w:cs="Courier New" w:hint="default"/>
+      </w:rPr>
+    </w:lvl>
+    <w:lvl w:ilvl="8" w:tplc="04090005" w:tentative="1">
+      <w:start w:val="1"/>
+      <w:numFmt w:val="bullet"/>
+      <w:lvlText w:val=""/>
+      <w:lvlJc w:val="left"/>
+      <w:pPr>
+        <w:ind w:left="6480" w:hanging="360"/>
+      </w:pPr>
+      <w:rPr>
+        <w:rFonts w:ascii="Wingdings" w:hAnsi="Wingdings" w:hint="default"/>
+      </w:rPr>
+    </w:lvl>
+  </w:abstractNum>
   <w:num w:numId="1" w16cid:durableId="1747341436">
+    <w:abstractNumId w:val="4"/>
+  </w:num>
+  <w:num w:numId="2" w16cid:durableId="505291422">
+    <w:abstractNumId w:val="3"/>
+  </w:num>
+  <w:num w:numId="3" w16cid:durableId="1899584312">
+    <w:abstractNumId w:val="0"/>
+  </w:num>
+  <w:num w:numId="4" w16cid:durableId="1768110647">
+    <w:abstractNumId w:val="6"/>
+  </w:num>
+  <w:num w:numId="5" w16cid:durableId="1133869725">
     <w:abstractNumId w:val="1"/>
   </w:num>
-  <w:num w:numId="2" w16cid:durableId="505291422">
-    <w:abstractNumId w:val="0"/>
+  <w:num w:numId="6" w16cid:durableId="1840079441">
+    <w:abstractNumId w:val="7"/>
+  </w:num>
+  <w:num w:numId="7" w16cid:durableId="552665612">
+    <w:abstractNumId w:val="2"/>
+  </w:num>
+  <w:num w:numId="8" w16cid:durableId="1113478540">
+    <w:abstractNumId w:val="5"/>
   </w:num>
 </w:numbering>
 </file>
@@ -6444,4 +15190,16 @@
     </a:ext>
   </a:extLst>
 </a:theme>
+</file>
+
+<file path=customXml/item1.xml><?xml version="1.0" encoding="utf-8"?>
+<b:Sources xmlns:b="http://schemas.openxmlformats.org/officeDocument/2006/bibliography" xmlns="http://schemas.openxmlformats.org/officeDocument/2006/bibliography" SelectedStyle="\APASixthEditionOfficeOnline.xsl" StyleName="APA" Version="6"/>
+</file>
+
+<file path=customXml/itemProps1.xml><?xml version="1.0" encoding="utf-8"?>
+<ds:datastoreItem xmlns:ds="http://schemas.openxmlformats.org/officeDocument/2006/customXml" ds:itemID="{C799E677-082B-4510-8111-0B2E2B012B0A}">
+  <ds:schemaRefs>
+    <ds:schemaRef ds:uri="http://schemas.openxmlformats.org/officeDocument/2006/bibliography"/>
+  </ds:schemaRefs>
+</ds:datastoreItem>
 </file>
--- a/Ansible/12-templates.docx
+++ b/Ansible/12-templates.docx
@@ -979,16 +979,40 @@
           <w:sz w:val="28"/>
           <w:szCs w:val="28"/>
         </w:rPr>
-        <w:t>in .j</w:t>
+        <w:t xml:space="preserve">in </w:t>
+      </w:r>
+      <w:r>
+        <w:rPr>
+          <w:rFonts w:asciiTheme="majorBidi" w:hAnsiTheme="majorBidi" w:cstheme="majorBidi"/>
+          <w:b/>
+          <w:bCs/>
+          <w:i/>
+          <w:iCs/>
+          <w:sz w:val="28"/>
+          <w:szCs w:val="28"/>
+        </w:rPr>
+        <w:t>.j</w:t>
       </w:r>
       <w:proofErr w:type="gramEnd"/>
       <w:r>
         <w:rPr>
           <w:rFonts w:asciiTheme="majorBidi" w:hAnsiTheme="majorBidi" w:cstheme="majorBidi"/>
-          <w:sz w:val="28"/>
-          <w:szCs w:val="28"/>
-        </w:rPr>
-        <w:t>2 to indicate they are Jinja2 templates.</w:t>
+          <w:b/>
+          <w:bCs/>
+          <w:i/>
+          <w:iCs/>
+          <w:sz w:val="28"/>
+          <w:szCs w:val="28"/>
+        </w:rPr>
+        <w:t>2</w:t>
+      </w:r>
+      <w:r>
+        <w:rPr>
+          <w:rFonts w:asciiTheme="majorBidi" w:hAnsiTheme="majorBidi" w:cstheme="majorBidi"/>
+          <w:sz w:val="28"/>
+          <w:szCs w:val="28"/>
+        </w:rPr>
+        <w:t xml:space="preserve"> to indicate they are Jinja2 templates.</w:t>
       </w:r>
     </w:p>
     <w:p>
@@ -5963,17 +5987,7 @@
           <w:sz w:val="36"/>
           <w:szCs w:val="36"/>
         </w:rPr>
-        <w:t>Complex Data Filtering inside Templates</w:t>
-      </w:r>
-      <w:r>
-        <w:rPr>
-          <w:rFonts w:asciiTheme="majorBidi" w:hAnsiTheme="majorBidi" w:cstheme="majorBidi"/>
-          <w:b/>
-          <w:bCs/>
-          <w:sz w:val="36"/>
-          <w:szCs w:val="36"/>
-        </w:rPr>
-        <w:t>:</w:t>
+        <w:t>Complex Data Filtering inside Templates:</w:t>
       </w:r>
     </w:p>
     <w:p>
@@ -12562,6 +12576,7 @@
     </w:p>
     <w:p>
       <w:pPr>
+        <w:spacing w:after="80"/>
         <w:rPr>
           <w:rFonts w:asciiTheme="majorBidi" w:hAnsiTheme="majorBidi" w:cstheme="majorBidi"/>
           <w:sz w:val="28"/>

--- a/Ansible/12-templates.docx
+++ b/Ansible/12-templates.docx
@@ -8139,6 +8139,7 @@
     <w:p>
       <w:pPr>
         <w:spacing w:after="80"/>
+        <w:jc w:val="both"/>
         <w:rPr>
           <w:rFonts w:asciiTheme="majorBidi" w:hAnsiTheme="majorBidi" w:cstheme="majorBidi"/>
           <w:b/>
@@ -8195,6 +8196,7 @@
     <w:p>
       <w:pPr>
         <w:spacing w:after="60"/>
+        <w:jc w:val="both"/>
         <w:rPr>
           <w:rFonts w:asciiTheme="majorBidi" w:hAnsiTheme="majorBidi" w:cstheme="majorBidi"/>
           <w:sz w:val="28"/>
@@ -8218,6 +8220,7 @@
           <w:numId w:val="5"/>
         </w:numPr>
         <w:ind w:left="360"/>
+        <w:jc w:val="both"/>
         <w:rPr>
           <w:rFonts w:asciiTheme="majorBidi" w:hAnsiTheme="majorBidi" w:cstheme="majorBidi"/>
           <w:sz w:val="28"/>
@@ -8769,6 +8772,7 @@
     <w:p>
       <w:pPr>
         <w:ind w:left="360"/>
+        <w:jc w:val="both"/>
         <w:rPr>
           <w:rFonts w:asciiTheme="majorBidi" w:hAnsiTheme="majorBidi" w:cstheme="majorBidi"/>
           <w:b/>
@@ -9936,6 +9940,7 @@
     </w:p>
     <w:p>
       <w:pPr>
+        <w:jc w:val="both"/>
         <w:rPr>
           <w:rFonts w:asciiTheme="majorBidi" w:hAnsiTheme="majorBidi" w:cstheme="majorBidi"/>
           <w:sz w:val="28"/>
@@ -9945,6 +9950,7 @@
     </w:p>
     <w:p>
       <w:pPr>
+        <w:jc w:val="both"/>
         <w:rPr>
           <w:rFonts w:asciiTheme="majorBidi" w:hAnsiTheme="majorBidi" w:cstheme="majorBidi"/>
           <w:sz w:val="28"/>
@@ -9954,6 +9960,7 @@
     </w:p>
     <w:p>
       <w:pPr>
+        <w:jc w:val="both"/>
         <w:rPr>
           <w:rFonts w:asciiTheme="majorBidi" w:hAnsiTheme="majorBidi" w:cstheme="majorBidi"/>
           <w:sz w:val="28"/>
@@ -9963,6 +9970,7 @@
     </w:p>
     <w:p>
       <w:pPr>
+        <w:jc w:val="both"/>
         <w:rPr>
           <w:rFonts w:asciiTheme="majorBidi" w:hAnsiTheme="majorBidi" w:cstheme="majorBidi"/>
           <w:sz w:val="28"/>
@@ -9972,6 +9980,7 @@
     </w:p>
     <w:p>
       <w:pPr>
+        <w:jc w:val="both"/>
         <w:rPr>
           <w:rFonts w:asciiTheme="majorBidi" w:hAnsiTheme="majorBidi" w:cstheme="majorBidi"/>
           <w:sz w:val="16"/>
@@ -9983,6 +9992,7 @@
       <w:pPr>
         <w:spacing w:after="60"/>
         <w:ind w:left="360"/>
+        <w:jc w:val="both"/>
         <w:rPr>
           <w:rFonts w:asciiTheme="majorBidi" w:hAnsiTheme="majorBidi" w:cstheme="majorBidi"/>
           <w:b/>
@@ -10009,6 +10019,7 @@
           <w:ilvl w:val="0"/>
           <w:numId w:val="6"/>
         </w:numPr>
+        <w:jc w:val="both"/>
         <w:rPr>
           <w:rFonts w:asciiTheme="majorBidi" w:hAnsiTheme="majorBidi" w:cstheme="majorBidi"/>
           <w:sz w:val="28"/>
@@ -10076,6 +10087,7 @@
           <w:numId w:val="6"/>
         </w:numPr>
         <w:spacing w:after="120"/>
+        <w:jc w:val="both"/>
         <w:rPr>
           <w:rFonts w:asciiTheme="majorBidi" w:hAnsiTheme="majorBidi" w:cstheme="majorBidi"/>
           <w:sz w:val="28"/>
@@ -10206,6 +10218,7 @@
     <w:p>
       <w:pPr>
         <w:ind w:left="360"/>
+        <w:jc w:val="both"/>
         <w:rPr>
           <w:rFonts w:asciiTheme="majorBidi" w:hAnsiTheme="majorBidi" w:cstheme="majorBidi"/>
           <w:b/>
@@ -10907,6 +10920,7 @@
     </w:p>
     <w:p>
       <w:pPr>
+        <w:jc w:val="both"/>
         <w:rPr>
           <w:rFonts w:asciiTheme="majorBidi" w:hAnsiTheme="majorBidi" w:cstheme="majorBidi"/>
           <w:sz w:val="28"/>
@@ -10916,6 +10930,7 @@
     </w:p>
     <w:p>
       <w:pPr>
+        <w:jc w:val="both"/>
         <w:rPr>
           <w:rFonts w:asciiTheme="majorBidi" w:hAnsiTheme="majorBidi" w:cstheme="majorBidi"/>
           <w:sz w:val="28"/>
@@ -10925,6 +10940,7 @@
     </w:p>
     <w:p>
       <w:pPr>
+        <w:jc w:val="both"/>
         <w:rPr>
           <w:rFonts w:asciiTheme="majorBidi" w:hAnsiTheme="majorBidi" w:cstheme="majorBidi"/>
           <w:sz w:val="28"/>
@@ -10936,6 +10952,7 @@
       <w:pPr>
         <w:spacing w:after="100"/>
         <w:ind w:left="360"/>
+        <w:jc w:val="both"/>
         <w:rPr>
           <w:rFonts w:asciiTheme="majorBidi" w:hAnsiTheme="majorBidi" w:cstheme="majorBidi"/>
           <w:sz w:val="28"/>
@@ -11001,6 +11018,7 @@
     <w:p>
       <w:pPr>
         <w:ind w:left="360"/>
+        <w:jc w:val="both"/>
         <w:rPr>
           <w:rFonts w:asciiTheme="majorBidi" w:hAnsiTheme="majorBidi" w:cstheme="majorBidi"/>
           <w:b/>
@@ -11762,6 +11780,7 @@
     </w:p>
     <w:p>
       <w:pPr>
+        <w:jc w:val="both"/>
         <w:rPr>
           <w:rFonts w:asciiTheme="majorBidi" w:hAnsiTheme="majorBidi" w:cstheme="majorBidi"/>
           <w:sz w:val="28"/>
@@ -11771,6 +11790,7 @@
     </w:p>
     <w:p>
       <w:pPr>
+        <w:jc w:val="both"/>
         <w:rPr>
           <w:rFonts w:asciiTheme="majorBidi" w:hAnsiTheme="majorBidi" w:cstheme="majorBidi"/>
           <w:sz w:val="28"/>
@@ -11780,6 +11800,7 @@
     </w:p>
     <w:p>
       <w:pPr>
+        <w:jc w:val="both"/>
         <w:rPr>
           <w:rFonts w:asciiTheme="majorBidi" w:hAnsiTheme="majorBidi" w:cstheme="majorBidi"/>
           <w:sz w:val="28"/>
@@ -11789,6 +11810,7 @@
     </w:p>
     <w:p>
       <w:pPr>
+        <w:jc w:val="both"/>
         <w:rPr>
           <w:rFonts w:asciiTheme="majorBidi" w:hAnsiTheme="majorBidi" w:cstheme="majorBidi"/>
           <w:sz w:val="14"/>
@@ -11799,6 +11821,7 @@
     <w:p>
       <w:pPr>
         <w:ind w:left="360"/>
+        <w:jc w:val="both"/>
         <w:rPr>
           <w:rFonts w:asciiTheme="majorBidi" w:hAnsiTheme="majorBidi" w:cstheme="majorBidi"/>
           <w:sz w:val="28"/>
@@ -12249,6 +12272,7 @@
     <w:p>
       <w:pPr>
         <w:spacing w:after="80"/>
+        <w:jc w:val="both"/>
         <w:rPr>
           <w:rFonts w:asciiTheme="majorBidi" w:hAnsiTheme="majorBidi" w:cstheme="majorBidi"/>
           <w:b/>
@@ -12281,6 +12305,7 @@
     <w:p>
       <w:pPr>
         <w:spacing w:after="60"/>
+        <w:jc w:val="both"/>
         <w:rPr>
           <w:rFonts w:asciiTheme="majorBidi" w:hAnsiTheme="majorBidi" w:cstheme="majorBidi"/>
           <w:sz w:val="28"/>
@@ -12304,6 +12329,7 @@
           <w:numId w:val="8"/>
         </w:numPr>
         <w:ind w:left="360"/>
+        <w:jc w:val="both"/>
         <w:rPr>
           <w:rFonts w:asciiTheme="majorBidi" w:hAnsiTheme="majorBidi" w:cstheme="majorBidi"/>
           <w:sz w:val="28"/>
@@ -12555,6 +12581,7 @@
     <w:p>
       <w:pPr>
         <w:spacing w:after="80"/>
+        <w:jc w:val="both"/>
         <w:rPr>
           <w:rFonts w:asciiTheme="majorBidi" w:hAnsiTheme="majorBidi" w:cstheme="majorBidi"/>
           <w:b/>
@@ -12577,6 +12604,7 @@
     <w:p>
       <w:pPr>
         <w:spacing w:after="80"/>
+        <w:jc w:val="both"/>
         <w:rPr>
           <w:rFonts w:asciiTheme="majorBidi" w:hAnsiTheme="majorBidi" w:cstheme="majorBidi"/>
           <w:sz w:val="28"/>
@@ -12614,6 +12642,7 @@
     </w:p>
     <w:p>
       <w:pPr>
+        <w:jc w:val="both"/>
         <w:rPr>
           <w:rFonts w:asciiTheme="majorBidi" w:hAnsiTheme="majorBidi" w:cstheme="majorBidi"/>
           <w:sz w:val="28"/>
